--- a/public/documentos/INT-02-plan-de-involucramiento-de-los-interesados.docx
+++ b/public/documentos/INT-02-plan-de-involucramiento-de-los-interesados.docx
@@ -52,7 +52,7 @@
                 <w:noProof/>
               </w:rPr>
               <w:drawing>
-                <wp:inline distT="0" distB="0" distL="0" distR="0" wp14:anchorId="4C415761" wp14:editId="01C2122A">
+                <wp:inline distT="0" distB="0" distL="0" distR="0" wp14:anchorId="361EDCA2" wp14:editId="5902F8FC">
                   <wp:extent cx="990600" cy="990600"/>
                   <wp:effectExtent l="0" t="0" r="0" b="0"/>
                   <wp:docPr id="1" name="Imagen 1"/>
@@ -171,10 +171,10 @@
                 <w:noProof/>
               </w:rPr>
               <w:drawing>
-                <wp:inline distT="0" distB="0" distL="0" distR="0" wp14:anchorId="0D3F7448" wp14:editId="565CA947">
+                <wp:inline distT="0" distB="0" distL="0" distR="0" wp14:anchorId="6216B5FC" wp14:editId="1C50679B">
                   <wp:extent cx="800100" cy="800100"/>
                   <wp:effectExtent l="0" t="0" r="0" b="0"/>
-                  <wp:docPr id="2078715126" name="Imagen 2078715126"/>
+                  <wp:docPr id="1459092103" name="Imagen 1459092103"/>
                   <wp:cNvGraphicFramePr>
                     <a:graphicFrameLocks xmlns:a="http://schemas.openxmlformats.org/drawingml/2006/main" noChangeAspect="1"/>
                   </wp:cNvGraphicFramePr>
@@ -2585,7 +2585,7 @@
     <w:sdt>
       <w:sdtPr>
         <w:alias w:val="Contenido"/>
-        <w:id w:val="-31656024"/>
+        <w:id w:val="-606506556"/>
       </w:sdtPr>
       <w:sdtEndPr/>
       <w:sdtContent>
@@ -2611,7 +2611,7 @@
           <w:r>
             <w:fldChar w:fldCharType="separate"/>
           </w:r>
-          <w:hyperlink w:anchor="_Toc242536729" w:history="1">
+          <w:hyperlink w:anchor="_Toc242538727" w:history="1">
             <w:r>
               <w:rPr>
                 <w:rStyle w:val="Hipervnculo"/>
@@ -2635,7 +2635,7 @@
               <w:rPr>
                 <w:noProof/>
               </w:rPr>
-              <w:instrText xml:space="preserve"> PAGEREF _Toc242536729 \h </w:instrText>
+              <w:instrText xml:space="preserve"> PAGEREF _Toc242538727 \h </w:instrText>
             </w:r>
             <w:r>
               <w:rPr>
@@ -2675,7 +2675,7 @@
               <w14:ligatures w14:val="standardContextual"/>
             </w:rPr>
           </w:pPr>
-          <w:hyperlink w:anchor="_Toc242536730" w:history="1">
+          <w:hyperlink w:anchor="_Toc242538728" w:history="1">
             <w:r>
               <w:rPr>
                 <w:rStyle w:val="Hipervnculo"/>
@@ -2699,7 +2699,7 @@
               <w:rPr>
                 <w:noProof/>
               </w:rPr>
-              <w:instrText xml:space="preserve"> PAGEREF _Toc242536730 \h </w:instrText>
+              <w:instrText xml:space="preserve"> PAGEREF _Toc242538728 \h </w:instrText>
             </w:r>
             <w:r>
               <w:rPr>
@@ -2739,7 +2739,7 @@
               <w14:ligatures w14:val="standardContextual"/>
             </w:rPr>
           </w:pPr>
-          <w:hyperlink w:anchor="_Toc242536731" w:history="1">
+          <w:hyperlink w:anchor="_Toc242538729" w:history="1">
             <w:r>
               <w:rPr>
                 <w:rStyle w:val="Hipervnculo"/>
@@ -2763,7 +2763,7 @@
               <w:rPr>
                 <w:noProof/>
               </w:rPr>
-              <w:instrText xml:space="preserve"> PAGEREF _Toc242536731 \h </w:instrText>
+              <w:instrText xml:space="preserve"> PAGEREF _Toc242538729 \h </w:instrText>
             </w:r>
             <w:r>
               <w:rPr>
@@ -2803,7 +2803,7 @@
               <w14:ligatures w14:val="standardContextual"/>
             </w:rPr>
           </w:pPr>
-          <w:hyperlink w:anchor="_Toc242536732" w:history="1">
+          <w:hyperlink w:anchor="_Toc242538730" w:history="1">
             <w:r>
               <w:rPr>
                 <w:rStyle w:val="Hipervnculo"/>
@@ -2827,7 +2827,7 @@
               <w:rPr>
                 <w:noProof/>
               </w:rPr>
-              <w:instrText xml:space="preserve"> PAGEREF _Toc242536732 \h </w:instrText>
+              <w:instrText xml:space="preserve"> PAGEREF _Toc242538730 \h </w:instrText>
             </w:r>
             <w:r>
               <w:rPr>
@@ -2867,7 +2867,7 @@
               <w14:ligatures w14:val="standardContextual"/>
             </w:rPr>
           </w:pPr>
-          <w:hyperlink w:anchor="_Toc242536733" w:history="1">
+          <w:hyperlink w:anchor="_Toc242538731" w:history="1">
             <w:r>
               <w:rPr>
                 <w:rStyle w:val="Hipervnculo"/>
@@ -2891,7 +2891,7 @@
               <w:rPr>
                 <w:noProof/>
               </w:rPr>
-              <w:instrText xml:space="preserve"> PAGEREF _Toc242536733 \h </w:instrText>
+              <w:instrText xml:space="preserve"> PAGEREF _Toc242538731 \h </w:instrText>
             </w:r>
             <w:r>
               <w:rPr>
@@ -2941,7 +2941,7 @@
       <w:pPr>
         <w:pStyle w:val="Ttulo1"/>
       </w:pPr>
-      <w:bookmarkStart w:id="0" w:name="_Toc242536729"/>
+      <w:bookmarkStart w:id="0" w:name="_Toc242538727"/>
       <w:r>
         <w:lastRenderedPageBreak/>
         <w:t>1. Objetivo</w:t>
@@ -2961,7 +2961,7 @@
       <w:pPr>
         <w:pStyle w:val="Ttulo1"/>
       </w:pPr>
-      <w:bookmarkStart w:id="1" w:name="_Toc242536730"/>
+      <w:bookmarkStart w:id="1" w:name="_Toc242538728"/>
       <w:r>
         <w:t>2. Matriz de evaluación del involucramiento</w:t>
       </w:r>
@@ -6404,7 +6404,7 @@
       <w:pPr>
         <w:pStyle w:val="Ttulo1"/>
       </w:pPr>
-      <w:bookmarkStart w:id="2" w:name="_Toc242536731"/>
+      <w:bookmarkStart w:id="2" w:name="_Toc242538729"/>
       <w:r>
         <w:lastRenderedPageBreak/>
         <w:t>3. Estrategias y acciones por interesado</w:t>
@@ -9031,7 +9031,7 @@
       <w:pPr>
         <w:pStyle w:val="Ttulo1"/>
       </w:pPr>
-      <w:bookmarkStart w:id="3" w:name="_Toc242536732"/>
+      <w:bookmarkStart w:id="3" w:name="_Toc242538730"/>
       <w:r>
         <w:t>4. Expectativas que hay que gestionar</w:t>
       </w:r>
@@ -10100,7 +10100,7 @@
       <w:pPr>
         <w:pStyle w:val="Ttulo1"/>
       </w:pPr>
-      <w:bookmarkStart w:id="4" w:name="_Toc242536733"/>
+      <w:bookmarkStart w:id="4" w:name="_Toc242538731"/>
       <w:r>
         <w:t>5. Reglas para mantener el plan</w:t>
       </w:r>
@@ -10553,10 +10553,10 @@
 <file path=word/numbering.xml><?xml version="1.0" encoding="utf-8"?>
 <w:numbering xmlns:wpc="http://schemas.microsoft.com/office/word/2010/wordprocessingCanvas" xmlns:cx="http://schemas.microsoft.com/office/drawing/2014/chartex" xmlns:cx1="http://schemas.microsoft.com/office/drawing/2015/9/8/chartex" xmlns:cx2="http://schemas.microsoft.com/office/drawing/2015/10/21/chartex" xmlns:cx3="http://schemas.microsoft.com/office/drawing/2016/5/9/chartex" xmlns:cx4="http://schemas.microsoft.com/office/drawing/2016/5/10/chartex" xmlns:cx5="http://schemas.microsoft.com/office/drawing/2016/5/11/chartex" xmlns:cx6="http://schemas.microsoft.com/office/drawing/2016/5/12/chartex" xmlns:cx7="http://schemas.microsoft.com/office/drawing/2016/5/13/chartex" xmlns:cx8="http://schemas.microsoft.com/office/drawing/2016/5/14/chartex" xmlns:mc="http://schemas.openxmlformats.org/markup-compatibility/2006" xmlns:aink="http://schemas.microsoft.com/office/drawing/2016/ink" xmlns:am3d="http://schemas.microsoft.com/office/drawing/2017/model3d" xmlns:o="urn:schemas-microsoft-com:office:office" xmlns:oel="http://schemas.microsoft.com/office/2019/extlst" xmlns:r="http://schemas.openxmlformats.org/officeDocument/2006/relationships" xmlns:m="http://schemas.openxmlformats.org/officeDocument/2006/math" xmlns:v="urn:schemas-microsoft-com:vml" xmlns:wp14="http://schemas.microsoft.com/office/word/2010/wordprocessingDrawing" xmlns:wp="http://schemas.openxmlformats.org/drawingml/2006/wordprocessingDrawing" xmlns:w10="urn:schemas-microsoft-com:office:word" xmlns:w="http://schemas.openxmlformats.org/wordprocessingml/2006/main" xmlns:w14="http://schemas.microsoft.com/office/word/2010/wordml" xmlns:w15="http://schemas.microsoft.com/office/word/2012/wordml" xmlns:w16cex="http://schemas.microsoft.com/office/word/2018/wordml/cex" xmlns:w16cid="http://schemas.microsoft.com/office/word/2016/wordml/cid" xmlns:w16="http://schemas.microsoft.com/office/word/2018/wordml" xmlns:w16du="http://schemas.microsoft.com/office/word/2023/wordml/word16du" xmlns:w16sdtdh="http://schemas.microsoft.com/office/word/2020/wordml/sdtdatahash" xmlns:w16sdtfl="http://schemas.microsoft.com/office/word/2024/wordml/sdtformatlock" xmlns:w16se="http://schemas.microsoft.com/office/word/2015/wordml/symex" xmlns:wpg="http://schemas.microsoft.com/office/word/2010/wordprocessingGroup" xmlns:wpi="http://schemas.microsoft.com/office/word/2010/wordprocessingInk" xmlns:wne="http://schemas.microsoft.com/office/word/2006/wordml" xmlns:wps="http://schemas.microsoft.com/office/word/2010/wordprocessingShape" mc:Ignorable="w14 w15 w16se w16cid w16 w16cex w16sdtdh w16sdtfl w16du wp14">
   <w:abstractNum w:abstractNumId="0" w15:restartNumberingAfterBreak="0">
-    <w:nsid w:val="0D1E64BB"/>
+    <w:nsid w:val="2B4C444B"/>
     <w:multiLevelType w:val="hybridMultilevel"/>
-    <w:tmpl w:val="45E02090"/>
-    <w:lvl w:ilvl="0" w:tplc="9AECB6C4">
+    <w:tmpl w:val="46B29C1A"/>
+    <w:lvl w:ilvl="0" w:tplc="10060F8A">
       <w:start w:val="1"/>
       <w:numFmt w:val="decimal"/>
       <w:lvlText w:val="%1."/>
@@ -10565,52 +10565,52 @@
         <w:ind w:left="560" w:hanging="340"/>
       </w:pPr>
     </w:lvl>
-    <w:lvl w:ilvl="1" w:tplc="F138BBFC">
+    <w:lvl w:ilvl="1" w:tplc="88082542">
       <w:numFmt w:val="decimal"/>
       <w:lvlText w:val=""/>
       <w:lvlJc w:val="left"/>
     </w:lvl>
-    <w:lvl w:ilvl="2" w:tplc="5C5E07B4">
+    <w:lvl w:ilvl="2" w:tplc="C6982FA2">
       <w:numFmt w:val="decimal"/>
       <w:lvlText w:val=""/>
       <w:lvlJc w:val="left"/>
     </w:lvl>
-    <w:lvl w:ilvl="3" w:tplc="FE362108">
+    <w:lvl w:ilvl="3" w:tplc="CEC29916">
       <w:numFmt w:val="decimal"/>
       <w:lvlText w:val=""/>
       <w:lvlJc w:val="left"/>
     </w:lvl>
-    <w:lvl w:ilvl="4" w:tplc="A00A3F88">
+    <w:lvl w:ilvl="4" w:tplc="4D3AF824">
       <w:numFmt w:val="decimal"/>
       <w:lvlText w:val=""/>
       <w:lvlJc w:val="left"/>
     </w:lvl>
-    <w:lvl w:ilvl="5" w:tplc="A3E874BC">
+    <w:lvl w:ilvl="5" w:tplc="2854847A">
       <w:numFmt w:val="decimal"/>
       <w:lvlText w:val=""/>
       <w:lvlJc w:val="left"/>
     </w:lvl>
-    <w:lvl w:ilvl="6" w:tplc="C3A877D2">
+    <w:lvl w:ilvl="6" w:tplc="B48CEF52">
       <w:numFmt w:val="decimal"/>
       <w:lvlText w:val=""/>
       <w:lvlJc w:val="left"/>
     </w:lvl>
-    <w:lvl w:ilvl="7" w:tplc="45206FF2">
+    <w:lvl w:ilvl="7" w:tplc="E32A7F08">
       <w:numFmt w:val="decimal"/>
       <w:lvlText w:val=""/>
       <w:lvlJc w:val="left"/>
     </w:lvl>
-    <w:lvl w:ilvl="8" w:tplc="239C97B4">
+    <w:lvl w:ilvl="8" w:tplc="B2945D82">
       <w:numFmt w:val="decimal"/>
       <w:lvlText w:val=""/>
       <w:lvlJc w:val="left"/>
     </w:lvl>
   </w:abstractNum>
   <w:abstractNum w:abstractNumId="1" w15:restartNumberingAfterBreak="0">
-    <w:nsid w:val="4FE674EE"/>
+    <w:nsid w:val="31165011"/>
     <w:multiLevelType w:val="hybridMultilevel"/>
-    <w:tmpl w:val="214A907A"/>
-    <w:lvl w:ilvl="0" w:tplc="253AA538">
+    <w:tmpl w:val="DC1E08FC"/>
+    <w:lvl w:ilvl="0" w:tplc="0FDCE060">
       <w:start w:val="1"/>
       <w:numFmt w:val="bullet"/>
       <w:lvlText w:val="•"/>
@@ -10619,52 +10619,52 @@
         <w:ind w:left="560" w:hanging="280"/>
       </w:pPr>
     </w:lvl>
-    <w:lvl w:ilvl="1" w:tplc="D5E8A21C">
+    <w:lvl w:ilvl="1" w:tplc="7980A65C">
       <w:numFmt w:val="decimal"/>
       <w:lvlText w:val=""/>
       <w:lvlJc w:val="left"/>
     </w:lvl>
-    <w:lvl w:ilvl="2" w:tplc="8A08DC92">
+    <w:lvl w:ilvl="2" w:tplc="9D1CB7BC">
       <w:numFmt w:val="decimal"/>
       <w:lvlText w:val=""/>
       <w:lvlJc w:val="left"/>
     </w:lvl>
-    <w:lvl w:ilvl="3" w:tplc="770EE93E">
+    <w:lvl w:ilvl="3" w:tplc="2564EF7E">
       <w:numFmt w:val="decimal"/>
       <w:lvlText w:val=""/>
       <w:lvlJc w:val="left"/>
     </w:lvl>
-    <w:lvl w:ilvl="4" w:tplc="A2D8B09E">
+    <w:lvl w:ilvl="4" w:tplc="493AA1DE">
       <w:numFmt w:val="decimal"/>
       <w:lvlText w:val=""/>
       <w:lvlJc w:val="left"/>
     </w:lvl>
-    <w:lvl w:ilvl="5" w:tplc="0CF8F628">
+    <w:lvl w:ilvl="5" w:tplc="2C4E1570">
       <w:numFmt w:val="decimal"/>
       <w:lvlText w:val=""/>
       <w:lvlJc w:val="left"/>
     </w:lvl>
-    <w:lvl w:ilvl="6" w:tplc="06A8BEAA">
+    <w:lvl w:ilvl="6" w:tplc="B856656C">
       <w:numFmt w:val="decimal"/>
       <w:lvlText w:val=""/>
       <w:lvlJc w:val="left"/>
     </w:lvl>
-    <w:lvl w:ilvl="7" w:tplc="1276B63C">
+    <w:lvl w:ilvl="7" w:tplc="7A022404">
       <w:numFmt w:val="decimal"/>
       <w:lvlText w:val=""/>
       <w:lvlJc w:val="left"/>
     </w:lvl>
-    <w:lvl w:ilvl="8" w:tplc="9EC4599E">
+    <w:lvl w:ilvl="8" w:tplc="19E2723E">
       <w:numFmt w:val="decimal"/>
       <w:lvlText w:val=""/>
       <w:lvlJc w:val="left"/>
     </w:lvl>
   </w:abstractNum>
   <w:abstractNum w:abstractNumId="2" w15:restartNumberingAfterBreak="0">
-    <w:nsid w:val="635913BB"/>
+    <w:nsid w:val="4B6476B9"/>
     <w:multiLevelType w:val="hybridMultilevel"/>
-    <w:tmpl w:val="67BC2EB6"/>
-    <w:lvl w:ilvl="0" w:tplc="42E4A6E2">
+    <w:tmpl w:val="ED3EF370"/>
+    <w:lvl w:ilvl="0" w:tplc="DB46C592">
       <w:start w:val="1"/>
       <w:numFmt w:val="bullet"/>
       <w:lvlText w:val="●"/>
@@ -10673,7 +10673,7 @@
         <w:ind w:left="720" w:hanging="360"/>
       </w:pPr>
     </w:lvl>
-    <w:lvl w:ilvl="1" w:tplc="AF502630">
+    <w:lvl w:ilvl="1" w:tplc="18FCD490">
       <w:start w:val="1"/>
       <w:numFmt w:val="bullet"/>
       <w:lvlText w:val="○"/>
@@ -10682,7 +10682,7 @@
         <w:ind w:left="1440" w:hanging="360"/>
       </w:pPr>
     </w:lvl>
-    <w:lvl w:ilvl="2" w:tplc="828EFE68">
+    <w:lvl w:ilvl="2" w:tplc="4566E3A0">
       <w:start w:val="1"/>
       <w:numFmt w:val="bullet"/>
       <w:lvlText w:val="■"/>
@@ -10691,7 +10691,7 @@
         <w:ind w:left="2160" w:hanging="360"/>
       </w:pPr>
     </w:lvl>
-    <w:lvl w:ilvl="3" w:tplc="614ADFAA">
+    <w:lvl w:ilvl="3" w:tplc="202A599E">
       <w:start w:val="1"/>
       <w:numFmt w:val="bullet"/>
       <w:lvlText w:val="●"/>
@@ -10700,7 +10700,7 @@
         <w:ind w:left="2880" w:hanging="360"/>
       </w:pPr>
     </w:lvl>
-    <w:lvl w:ilvl="4" w:tplc="162C1038">
+    <w:lvl w:ilvl="4" w:tplc="5A4215D0">
       <w:start w:val="1"/>
       <w:numFmt w:val="bullet"/>
       <w:lvlText w:val="○"/>
@@ -10709,7 +10709,7 @@
         <w:ind w:left="3600" w:hanging="360"/>
       </w:pPr>
     </w:lvl>
-    <w:lvl w:ilvl="5" w:tplc="858CAFD6">
+    <w:lvl w:ilvl="5" w:tplc="2D1E3198">
       <w:start w:val="1"/>
       <w:numFmt w:val="bullet"/>
       <w:lvlText w:val="■"/>
@@ -10718,7 +10718,7 @@
         <w:ind w:left="4320" w:hanging="360"/>
       </w:pPr>
     </w:lvl>
-    <w:lvl w:ilvl="6" w:tplc="12B2BE3A">
+    <w:lvl w:ilvl="6" w:tplc="20E6765A">
       <w:start w:val="1"/>
       <w:numFmt w:val="bullet"/>
       <w:lvlText w:val="●"/>
@@ -10727,7 +10727,7 @@
         <w:ind w:left="5040" w:hanging="360"/>
       </w:pPr>
     </w:lvl>
-    <w:lvl w:ilvl="7" w:tplc="3B06AA9A">
+    <w:lvl w:ilvl="7" w:tplc="F7C29080">
       <w:start w:val="1"/>
       <w:numFmt w:val="bullet"/>
       <w:lvlText w:val="●"/>
@@ -10736,7 +10736,7 @@
         <w:ind w:left="5760" w:hanging="360"/>
       </w:pPr>
     </w:lvl>
-    <w:lvl w:ilvl="8" w:tplc="7E5867A2">
+    <w:lvl w:ilvl="8" w:tplc="21F4F594">
       <w:start w:val="1"/>
       <w:numFmt w:val="bullet"/>
       <w:lvlText w:val="●"/>
@@ -10746,13 +10746,13 @@
       </w:pPr>
     </w:lvl>
   </w:abstractNum>
-  <w:num w:numId="1" w16cid:durableId="915674847">
+  <w:num w:numId="1" w16cid:durableId="216012408">
     <w:abstractNumId w:val="2"/>
     <w:lvlOverride w:ilvl="0">
       <w:startOverride w:val="1"/>
     </w:lvlOverride>
   </w:num>
-  <w:num w:numId="2" w16cid:durableId="1062800622">
+  <w:num w:numId="2" w16cid:durableId="880821026">
     <w:abstractNumId w:val="1"/>
     <w:lvlOverride w:ilvl="0">
       <w:startOverride w:val="1"/>
@@ -11346,7 +11346,7 @@
     <w:autoRedefine/>
     <w:uiPriority w:val="39"/>
     <w:unhideWhenUsed/>
-    <w:rsid w:val="005D5E59"/>
+    <w:rsid w:val="00645160"/>
     <w:pPr>
       <w:spacing w:after="100"/>
     </w:pPr>

--- a/public/documentos/INT-02-plan-de-involucramiento-de-los-interesados.docx
+++ b/public/documentos/INT-02-plan-de-involucramiento-de-los-interesados.docx
@@ -52,7 +52,7 @@
                 <w:noProof/>
               </w:rPr>
               <w:drawing>
-                <wp:inline distT="0" distB="0" distL="0" distR="0" wp14:anchorId="361EDCA2" wp14:editId="5902F8FC">
+                <wp:inline distT="0" distB="0" distL="0" distR="0" wp14:anchorId="0329DBE2" wp14:editId="77E51556">
                   <wp:extent cx="990600" cy="990600"/>
                   <wp:effectExtent l="0" t="0" r="0" b="0"/>
                   <wp:docPr id="1" name="Imagen 1"/>
@@ -171,10 +171,10 @@
                 <w:noProof/>
               </w:rPr>
               <w:drawing>
-                <wp:inline distT="0" distB="0" distL="0" distR="0" wp14:anchorId="6216B5FC" wp14:editId="1C50679B">
+                <wp:inline distT="0" distB="0" distL="0" distR="0" wp14:anchorId="2A7072D7" wp14:editId="36F2708E">
                   <wp:extent cx="800100" cy="800100"/>
                   <wp:effectExtent l="0" t="0" r="0" b="0"/>
-                  <wp:docPr id="1459092103" name="Imagen 1459092103"/>
+                  <wp:docPr id="1141442409" name="Imagen 1141442409"/>
                   <wp:cNvGraphicFramePr>
                     <a:graphicFrameLocks xmlns:a="http://schemas.openxmlformats.org/drawingml/2006/main" noChangeAspect="1"/>
                   </wp:cNvGraphicFramePr>
@@ -2585,7 +2585,7 @@
     <w:sdt>
       <w:sdtPr>
         <w:alias w:val="Contenido"/>
-        <w:id w:val="-606506556"/>
+        <w:id w:val="1164049248"/>
       </w:sdtPr>
       <w:sdtEndPr/>
       <w:sdtContent>
@@ -2611,7 +2611,7 @@
           <w:r>
             <w:fldChar w:fldCharType="separate"/>
           </w:r>
-          <w:hyperlink w:anchor="_Toc242538727" w:history="1">
+          <w:hyperlink w:anchor="_Toc242540301" w:history="1">
             <w:r>
               <w:rPr>
                 <w:rStyle w:val="Hipervnculo"/>
@@ -2635,7 +2635,7 @@
               <w:rPr>
                 <w:noProof/>
               </w:rPr>
-              <w:instrText xml:space="preserve"> PAGEREF _Toc242538727 \h </w:instrText>
+              <w:instrText xml:space="preserve"> PAGEREF _Toc242540301 \h </w:instrText>
             </w:r>
             <w:r>
               <w:rPr>
@@ -2675,7 +2675,7 @@
               <w14:ligatures w14:val="standardContextual"/>
             </w:rPr>
           </w:pPr>
-          <w:hyperlink w:anchor="_Toc242538728" w:history="1">
+          <w:hyperlink w:anchor="_Toc242540302" w:history="1">
             <w:r>
               <w:rPr>
                 <w:rStyle w:val="Hipervnculo"/>
@@ -2699,7 +2699,7 @@
               <w:rPr>
                 <w:noProof/>
               </w:rPr>
-              <w:instrText xml:space="preserve"> PAGEREF _Toc242538728 \h </w:instrText>
+              <w:instrText xml:space="preserve"> PAGEREF _Toc242540302 \h </w:instrText>
             </w:r>
             <w:r>
               <w:rPr>
@@ -2739,7 +2739,7 @@
               <w14:ligatures w14:val="standardContextual"/>
             </w:rPr>
           </w:pPr>
-          <w:hyperlink w:anchor="_Toc242538729" w:history="1">
+          <w:hyperlink w:anchor="_Toc242540303" w:history="1">
             <w:r>
               <w:rPr>
                 <w:rStyle w:val="Hipervnculo"/>
@@ -2763,7 +2763,7 @@
               <w:rPr>
                 <w:noProof/>
               </w:rPr>
-              <w:instrText xml:space="preserve"> PAGEREF _Toc242538729 \h </w:instrText>
+              <w:instrText xml:space="preserve"> PAGEREF _Toc242540303 \h </w:instrText>
             </w:r>
             <w:r>
               <w:rPr>
@@ -2803,7 +2803,7 @@
               <w14:ligatures w14:val="standardContextual"/>
             </w:rPr>
           </w:pPr>
-          <w:hyperlink w:anchor="_Toc242538730" w:history="1">
+          <w:hyperlink w:anchor="_Toc242540304" w:history="1">
             <w:r>
               <w:rPr>
                 <w:rStyle w:val="Hipervnculo"/>
@@ -2827,7 +2827,7 @@
               <w:rPr>
                 <w:noProof/>
               </w:rPr>
-              <w:instrText xml:space="preserve"> PAGEREF _Toc242538730 \h </w:instrText>
+              <w:instrText xml:space="preserve"> PAGEREF _Toc242540304 \h </w:instrText>
             </w:r>
             <w:r>
               <w:rPr>
@@ -2867,7 +2867,7 @@
               <w14:ligatures w14:val="standardContextual"/>
             </w:rPr>
           </w:pPr>
-          <w:hyperlink w:anchor="_Toc242538731" w:history="1">
+          <w:hyperlink w:anchor="_Toc242540305" w:history="1">
             <w:r>
               <w:rPr>
                 <w:rStyle w:val="Hipervnculo"/>
@@ -2891,7 +2891,7 @@
               <w:rPr>
                 <w:noProof/>
               </w:rPr>
-              <w:instrText xml:space="preserve"> PAGEREF _Toc242538731 \h </w:instrText>
+              <w:instrText xml:space="preserve"> PAGEREF _Toc242540305 \h </w:instrText>
             </w:r>
             <w:r>
               <w:rPr>
@@ -2941,7 +2941,7 @@
       <w:pPr>
         <w:pStyle w:val="Ttulo1"/>
       </w:pPr>
-      <w:bookmarkStart w:id="0" w:name="_Toc242538727"/>
+      <w:bookmarkStart w:id="0" w:name="_Toc242540301"/>
       <w:r>
         <w:lastRenderedPageBreak/>
         <w:t>1. Objetivo</w:t>
@@ -2961,7 +2961,7 @@
       <w:pPr>
         <w:pStyle w:val="Ttulo1"/>
       </w:pPr>
-      <w:bookmarkStart w:id="1" w:name="_Toc242538728"/>
+      <w:bookmarkStart w:id="1" w:name="_Toc242540302"/>
       <w:r>
         <w:t>2. Matriz de evaluación del involucramiento</w:t>
       </w:r>
@@ -6404,7 +6404,7 @@
       <w:pPr>
         <w:pStyle w:val="Ttulo1"/>
       </w:pPr>
-      <w:bookmarkStart w:id="2" w:name="_Toc242538729"/>
+      <w:bookmarkStart w:id="2" w:name="_Toc242540303"/>
       <w:r>
         <w:lastRenderedPageBreak/>
         <w:t>3. Estrategias y acciones por interesado</w:t>
@@ -9031,7 +9031,7 @@
       <w:pPr>
         <w:pStyle w:val="Ttulo1"/>
       </w:pPr>
-      <w:bookmarkStart w:id="3" w:name="_Toc242538730"/>
+      <w:bookmarkStart w:id="3" w:name="_Toc242540304"/>
       <w:r>
         <w:t>4. Expectativas que hay que gestionar</w:t>
       </w:r>
@@ -10100,7 +10100,7 @@
       <w:pPr>
         <w:pStyle w:val="Ttulo1"/>
       </w:pPr>
-      <w:bookmarkStart w:id="4" w:name="_Toc242538731"/>
+      <w:bookmarkStart w:id="4" w:name="_Toc242540305"/>
       <w:r>
         <w:t>5. Reglas para mantener el plan</w:t>
       </w:r>
@@ -10553,118 +10553,10 @@
 <file path=word/numbering.xml><?xml version="1.0" encoding="utf-8"?>
 <w:numbering xmlns:wpc="http://schemas.microsoft.com/office/word/2010/wordprocessingCanvas" xmlns:cx="http://schemas.microsoft.com/office/drawing/2014/chartex" xmlns:cx1="http://schemas.microsoft.com/office/drawing/2015/9/8/chartex" xmlns:cx2="http://schemas.microsoft.com/office/drawing/2015/10/21/chartex" xmlns:cx3="http://schemas.microsoft.com/office/drawing/2016/5/9/chartex" xmlns:cx4="http://schemas.microsoft.com/office/drawing/2016/5/10/chartex" xmlns:cx5="http://schemas.microsoft.com/office/drawing/2016/5/11/chartex" xmlns:cx6="http://schemas.microsoft.com/office/drawing/2016/5/12/chartex" xmlns:cx7="http://schemas.microsoft.com/office/drawing/2016/5/13/chartex" xmlns:cx8="http://schemas.microsoft.com/office/drawing/2016/5/14/chartex" xmlns:mc="http://schemas.openxmlformats.org/markup-compatibility/2006" xmlns:aink="http://schemas.microsoft.com/office/drawing/2016/ink" xmlns:am3d="http://schemas.microsoft.com/office/drawing/2017/model3d" xmlns:o="urn:schemas-microsoft-com:office:office" xmlns:oel="http://schemas.microsoft.com/office/2019/extlst" xmlns:r="http://schemas.openxmlformats.org/officeDocument/2006/relationships" xmlns:m="http://schemas.openxmlformats.org/officeDocument/2006/math" xmlns:v="urn:schemas-microsoft-com:vml" xmlns:wp14="http://schemas.microsoft.com/office/word/2010/wordprocessingDrawing" xmlns:wp="http://schemas.openxmlformats.org/drawingml/2006/wordprocessingDrawing" xmlns:w10="urn:schemas-microsoft-com:office:word" xmlns:w="http://schemas.openxmlformats.org/wordprocessingml/2006/main" xmlns:w14="http://schemas.microsoft.com/office/word/2010/wordml" xmlns:w15="http://schemas.microsoft.com/office/word/2012/wordml" xmlns:w16cex="http://schemas.microsoft.com/office/word/2018/wordml/cex" xmlns:w16cid="http://schemas.microsoft.com/office/word/2016/wordml/cid" xmlns:w16="http://schemas.microsoft.com/office/word/2018/wordml" xmlns:w16du="http://schemas.microsoft.com/office/word/2023/wordml/word16du" xmlns:w16sdtdh="http://schemas.microsoft.com/office/word/2020/wordml/sdtdatahash" xmlns:w16sdtfl="http://schemas.microsoft.com/office/word/2024/wordml/sdtformatlock" xmlns:w16se="http://schemas.microsoft.com/office/word/2015/wordml/symex" xmlns:wpg="http://schemas.microsoft.com/office/word/2010/wordprocessingGroup" xmlns:wpi="http://schemas.microsoft.com/office/word/2010/wordprocessingInk" xmlns:wne="http://schemas.microsoft.com/office/word/2006/wordml" xmlns:wps="http://schemas.microsoft.com/office/word/2010/wordprocessingShape" mc:Ignorable="w14 w15 w16se w16cid w16 w16cex w16sdtdh w16sdtfl w16du wp14">
   <w:abstractNum w:abstractNumId="0" w15:restartNumberingAfterBreak="0">
-    <w:nsid w:val="2B4C444B"/>
+    <w:nsid w:val="42A43DEC"/>
     <w:multiLevelType w:val="hybridMultilevel"/>
-    <w:tmpl w:val="46B29C1A"/>
-    <w:lvl w:ilvl="0" w:tplc="10060F8A">
-      <w:start w:val="1"/>
-      <w:numFmt w:val="decimal"/>
-      <w:lvlText w:val="%1."/>
-      <w:lvlJc w:val="left"/>
-      <w:pPr>
-        <w:ind w:left="560" w:hanging="340"/>
-      </w:pPr>
-    </w:lvl>
-    <w:lvl w:ilvl="1" w:tplc="88082542">
-      <w:numFmt w:val="decimal"/>
-      <w:lvlText w:val=""/>
-      <w:lvlJc w:val="left"/>
-    </w:lvl>
-    <w:lvl w:ilvl="2" w:tplc="C6982FA2">
-      <w:numFmt w:val="decimal"/>
-      <w:lvlText w:val=""/>
-      <w:lvlJc w:val="left"/>
-    </w:lvl>
-    <w:lvl w:ilvl="3" w:tplc="CEC29916">
-      <w:numFmt w:val="decimal"/>
-      <w:lvlText w:val=""/>
-      <w:lvlJc w:val="left"/>
-    </w:lvl>
-    <w:lvl w:ilvl="4" w:tplc="4D3AF824">
-      <w:numFmt w:val="decimal"/>
-      <w:lvlText w:val=""/>
-      <w:lvlJc w:val="left"/>
-    </w:lvl>
-    <w:lvl w:ilvl="5" w:tplc="2854847A">
-      <w:numFmt w:val="decimal"/>
-      <w:lvlText w:val=""/>
-      <w:lvlJc w:val="left"/>
-    </w:lvl>
-    <w:lvl w:ilvl="6" w:tplc="B48CEF52">
-      <w:numFmt w:val="decimal"/>
-      <w:lvlText w:val=""/>
-      <w:lvlJc w:val="left"/>
-    </w:lvl>
-    <w:lvl w:ilvl="7" w:tplc="E32A7F08">
-      <w:numFmt w:val="decimal"/>
-      <w:lvlText w:val=""/>
-      <w:lvlJc w:val="left"/>
-    </w:lvl>
-    <w:lvl w:ilvl="8" w:tplc="B2945D82">
-      <w:numFmt w:val="decimal"/>
-      <w:lvlText w:val=""/>
-      <w:lvlJc w:val="left"/>
-    </w:lvl>
-  </w:abstractNum>
-  <w:abstractNum w:abstractNumId="1" w15:restartNumberingAfterBreak="0">
-    <w:nsid w:val="31165011"/>
-    <w:multiLevelType w:val="hybridMultilevel"/>
-    <w:tmpl w:val="DC1E08FC"/>
-    <w:lvl w:ilvl="0" w:tplc="0FDCE060">
-      <w:start w:val="1"/>
-      <w:numFmt w:val="bullet"/>
-      <w:lvlText w:val="•"/>
-      <w:lvlJc w:val="left"/>
-      <w:pPr>
-        <w:ind w:left="560" w:hanging="280"/>
-      </w:pPr>
-    </w:lvl>
-    <w:lvl w:ilvl="1" w:tplc="7980A65C">
-      <w:numFmt w:val="decimal"/>
-      <w:lvlText w:val=""/>
-      <w:lvlJc w:val="left"/>
-    </w:lvl>
-    <w:lvl w:ilvl="2" w:tplc="9D1CB7BC">
-      <w:numFmt w:val="decimal"/>
-      <w:lvlText w:val=""/>
-      <w:lvlJc w:val="left"/>
-    </w:lvl>
-    <w:lvl w:ilvl="3" w:tplc="2564EF7E">
-      <w:numFmt w:val="decimal"/>
-      <w:lvlText w:val=""/>
-      <w:lvlJc w:val="left"/>
-    </w:lvl>
-    <w:lvl w:ilvl="4" w:tplc="493AA1DE">
-      <w:numFmt w:val="decimal"/>
-      <w:lvlText w:val=""/>
-      <w:lvlJc w:val="left"/>
-    </w:lvl>
-    <w:lvl w:ilvl="5" w:tplc="2C4E1570">
-      <w:numFmt w:val="decimal"/>
-      <w:lvlText w:val=""/>
-      <w:lvlJc w:val="left"/>
-    </w:lvl>
-    <w:lvl w:ilvl="6" w:tplc="B856656C">
-      <w:numFmt w:val="decimal"/>
-      <w:lvlText w:val=""/>
-      <w:lvlJc w:val="left"/>
-    </w:lvl>
-    <w:lvl w:ilvl="7" w:tplc="7A022404">
-      <w:numFmt w:val="decimal"/>
-      <w:lvlText w:val=""/>
-      <w:lvlJc w:val="left"/>
-    </w:lvl>
-    <w:lvl w:ilvl="8" w:tplc="19E2723E">
-      <w:numFmt w:val="decimal"/>
-      <w:lvlText w:val=""/>
-      <w:lvlJc w:val="left"/>
-    </w:lvl>
-  </w:abstractNum>
-  <w:abstractNum w:abstractNumId="2" w15:restartNumberingAfterBreak="0">
-    <w:nsid w:val="4B6476B9"/>
-    <w:multiLevelType w:val="hybridMultilevel"/>
-    <w:tmpl w:val="ED3EF370"/>
-    <w:lvl w:ilvl="0" w:tplc="DB46C592">
+    <w:tmpl w:val="7C009406"/>
+    <w:lvl w:ilvl="0" w:tplc="38F20836">
       <w:start w:val="1"/>
       <w:numFmt w:val="bullet"/>
       <w:lvlText w:val="●"/>
@@ -10673,7 +10565,7 @@
         <w:ind w:left="720" w:hanging="360"/>
       </w:pPr>
     </w:lvl>
-    <w:lvl w:ilvl="1" w:tplc="18FCD490">
+    <w:lvl w:ilvl="1" w:tplc="3B4E9926">
       <w:start w:val="1"/>
       <w:numFmt w:val="bullet"/>
       <w:lvlText w:val="○"/>
@@ -10682,7 +10574,7 @@
         <w:ind w:left="1440" w:hanging="360"/>
       </w:pPr>
     </w:lvl>
-    <w:lvl w:ilvl="2" w:tplc="4566E3A0">
+    <w:lvl w:ilvl="2" w:tplc="B6AA3FF2">
       <w:start w:val="1"/>
       <w:numFmt w:val="bullet"/>
       <w:lvlText w:val="■"/>
@@ -10691,7 +10583,7 @@
         <w:ind w:left="2160" w:hanging="360"/>
       </w:pPr>
     </w:lvl>
-    <w:lvl w:ilvl="3" w:tplc="202A599E">
+    <w:lvl w:ilvl="3" w:tplc="7132ED50">
       <w:start w:val="1"/>
       <w:numFmt w:val="bullet"/>
       <w:lvlText w:val="●"/>
@@ -10700,7 +10592,7 @@
         <w:ind w:left="2880" w:hanging="360"/>
       </w:pPr>
     </w:lvl>
-    <w:lvl w:ilvl="4" w:tplc="5A4215D0">
+    <w:lvl w:ilvl="4" w:tplc="C8E6CA46">
       <w:start w:val="1"/>
       <w:numFmt w:val="bullet"/>
       <w:lvlText w:val="○"/>
@@ -10709,7 +10601,7 @@
         <w:ind w:left="3600" w:hanging="360"/>
       </w:pPr>
     </w:lvl>
-    <w:lvl w:ilvl="5" w:tplc="2D1E3198">
+    <w:lvl w:ilvl="5" w:tplc="9BAA581A">
       <w:start w:val="1"/>
       <w:numFmt w:val="bullet"/>
       <w:lvlText w:val="■"/>
@@ -10718,7 +10610,7 @@
         <w:ind w:left="4320" w:hanging="360"/>
       </w:pPr>
     </w:lvl>
-    <w:lvl w:ilvl="6" w:tplc="20E6765A">
+    <w:lvl w:ilvl="6" w:tplc="6936B716">
       <w:start w:val="1"/>
       <w:numFmt w:val="bullet"/>
       <w:lvlText w:val="●"/>
@@ -10727,7 +10619,7 @@
         <w:ind w:left="5040" w:hanging="360"/>
       </w:pPr>
     </w:lvl>
-    <w:lvl w:ilvl="7" w:tplc="F7C29080">
+    <w:lvl w:ilvl="7" w:tplc="695A23F0">
       <w:start w:val="1"/>
       <w:numFmt w:val="bullet"/>
       <w:lvlText w:val="●"/>
@@ -10736,7 +10628,7 @@
         <w:ind w:left="5760" w:hanging="360"/>
       </w:pPr>
     </w:lvl>
-    <w:lvl w:ilvl="8" w:tplc="21F4F594">
+    <w:lvl w:ilvl="8" w:tplc="0396CFE8">
       <w:start w:val="1"/>
       <w:numFmt w:val="bullet"/>
       <w:lvlText w:val="●"/>
@@ -10746,14 +10638,122 @@
       </w:pPr>
     </w:lvl>
   </w:abstractNum>
-  <w:num w:numId="1" w16cid:durableId="216012408">
-    <w:abstractNumId w:val="2"/>
+  <w:abstractNum w:abstractNumId="1" w15:restartNumberingAfterBreak="0">
+    <w:nsid w:val="43001BC2"/>
+    <w:multiLevelType w:val="hybridMultilevel"/>
+    <w:tmpl w:val="0AACD93A"/>
+    <w:lvl w:ilvl="0" w:tplc="46326A26">
+      <w:start w:val="1"/>
+      <w:numFmt w:val="decimal"/>
+      <w:lvlText w:val="%1."/>
+      <w:lvlJc w:val="left"/>
+      <w:pPr>
+        <w:ind w:left="560" w:hanging="340"/>
+      </w:pPr>
+    </w:lvl>
+    <w:lvl w:ilvl="1" w:tplc="C6D8D9F6">
+      <w:numFmt w:val="decimal"/>
+      <w:lvlText w:val=""/>
+      <w:lvlJc w:val="left"/>
+    </w:lvl>
+    <w:lvl w:ilvl="2" w:tplc="4EA0B2CE">
+      <w:numFmt w:val="decimal"/>
+      <w:lvlText w:val=""/>
+      <w:lvlJc w:val="left"/>
+    </w:lvl>
+    <w:lvl w:ilvl="3" w:tplc="280E0E56">
+      <w:numFmt w:val="decimal"/>
+      <w:lvlText w:val=""/>
+      <w:lvlJc w:val="left"/>
+    </w:lvl>
+    <w:lvl w:ilvl="4" w:tplc="675CCE62">
+      <w:numFmt w:val="decimal"/>
+      <w:lvlText w:val=""/>
+      <w:lvlJc w:val="left"/>
+    </w:lvl>
+    <w:lvl w:ilvl="5" w:tplc="23A621FA">
+      <w:numFmt w:val="decimal"/>
+      <w:lvlText w:val=""/>
+      <w:lvlJc w:val="left"/>
+    </w:lvl>
+    <w:lvl w:ilvl="6" w:tplc="CDCC99EE">
+      <w:numFmt w:val="decimal"/>
+      <w:lvlText w:val=""/>
+      <w:lvlJc w:val="left"/>
+    </w:lvl>
+    <w:lvl w:ilvl="7" w:tplc="ACEA0D20">
+      <w:numFmt w:val="decimal"/>
+      <w:lvlText w:val=""/>
+      <w:lvlJc w:val="left"/>
+    </w:lvl>
+    <w:lvl w:ilvl="8" w:tplc="FF74C080">
+      <w:numFmt w:val="decimal"/>
+      <w:lvlText w:val=""/>
+      <w:lvlJc w:val="left"/>
+    </w:lvl>
+  </w:abstractNum>
+  <w:abstractNum w:abstractNumId="2" w15:restartNumberingAfterBreak="0">
+    <w:nsid w:val="78BF1A46"/>
+    <w:multiLevelType w:val="hybridMultilevel"/>
+    <w:tmpl w:val="6368E316"/>
+    <w:lvl w:ilvl="0" w:tplc="79288DB0">
+      <w:start w:val="1"/>
+      <w:numFmt w:val="bullet"/>
+      <w:lvlText w:val="•"/>
+      <w:lvlJc w:val="left"/>
+      <w:pPr>
+        <w:ind w:left="560" w:hanging="280"/>
+      </w:pPr>
+    </w:lvl>
+    <w:lvl w:ilvl="1" w:tplc="2334E9A8">
+      <w:numFmt w:val="decimal"/>
+      <w:lvlText w:val=""/>
+      <w:lvlJc w:val="left"/>
+    </w:lvl>
+    <w:lvl w:ilvl="2" w:tplc="8C505AE4">
+      <w:numFmt w:val="decimal"/>
+      <w:lvlText w:val=""/>
+      <w:lvlJc w:val="left"/>
+    </w:lvl>
+    <w:lvl w:ilvl="3" w:tplc="59849C1C">
+      <w:numFmt w:val="decimal"/>
+      <w:lvlText w:val=""/>
+      <w:lvlJc w:val="left"/>
+    </w:lvl>
+    <w:lvl w:ilvl="4" w:tplc="72627344">
+      <w:numFmt w:val="decimal"/>
+      <w:lvlText w:val=""/>
+      <w:lvlJc w:val="left"/>
+    </w:lvl>
+    <w:lvl w:ilvl="5" w:tplc="6EE003EE">
+      <w:numFmt w:val="decimal"/>
+      <w:lvlText w:val=""/>
+      <w:lvlJc w:val="left"/>
+    </w:lvl>
+    <w:lvl w:ilvl="6" w:tplc="117E5858">
+      <w:numFmt w:val="decimal"/>
+      <w:lvlText w:val=""/>
+      <w:lvlJc w:val="left"/>
+    </w:lvl>
+    <w:lvl w:ilvl="7" w:tplc="823CA446">
+      <w:numFmt w:val="decimal"/>
+      <w:lvlText w:val=""/>
+      <w:lvlJc w:val="left"/>
+    </w:lvl>
+    <w:lvl w:ilvl="8" w:tplc="793C92C2">
+      <w:numFmt w:val="decimal"/>
+      <w:lvlText w:val=""/>
+      <w:lvlJc w:val="left"/>
+    </w:lvl>
+  </w:abstractNum>
+  <w:num w:numId="1" w16cid:durableId="860898338">
+    <w:abstractNumId w:val="0"/>
     <w:lvlOverride w:ilvl="0">
       <w:startOverride w:val="1"/>
     </w:lvlOverride>
   </w:num>
-  <w:num w:numId="2" w16cid:durableId="880821026">
-    <w:abstractNumId w:val="1"/>
+  <w:num w:numId="2" w16cid:durableId="659847831">
+    <w:abstractNumId w:val="2"/>
     <w:lvlOverride w:ilvl="0">
       <w:startOverride w:val="1"/>
     </w:lvlOverride>
@@ -11346,7 +11346,7 @@
     <w:autoRedefine/>
     <w:uiPriority w:val="39"/>
     <w:unhideWhenUsed/>
-    <w:rsid w:val="00645160"/>
+    <w:rsid w:val="00E12DBD"/>
     <w:pPr>
       <w:spacing w:after="100"/>
     </w:pPr>

--- a/public/documentos/INT-02-plan-de-involucramiento-de-los-interesados.docx
+++ b/public/documentos/INT-02-plan-de-involucramiento-de-los-interesados.docx
@@ -18,7 +18,7 @@
           <w:left w:w="10" w:type="dxa"/>
           <w:right w:w="10" w:type="dxa"/>
         </w:tblCellMar>
-        <w:tblLook w:val="04A0" w:firstRow="1" w:lastRow="0" w:firstColumn="1" w:lastColumn="0" w:noHBand="0" w:noVBand="1"/>
+        <w:tblLook w:val="0000" w:firstRow="0" w:lastRow="0" w:firstColumn="0" w:lastColumn="0" w:noHBand="0" w:noVBand="0"/>
       </w:tblPr>
       <w:tblGrid>
         <w:gridCol w:w="1757"/>
@@ -52,7 +52,7 @@
                 <w:noProof/>
               </w:rPr>
               <w:drawing>
-                <wp:inline distT="0" distB="0" distL="0" distR="0" wp14:anchorId="0329DBE2" wp14:editId="77E51556">
+                <wp:inline distT="0" distB="0" distL="0" distR="0" wp14:anchorId="0E906EA4" wp14:editId="55F1479E">
                   <wp:extent cx="990600" cy="990600"/>
                   <wp:effectExtent l="0" t="0" r="0" b="0"/>
                   <wp:docPr id="1" name="Imagen 1"/>
@@ -171,10 +171,10 @@
                 <w:noProof/>
               </w:rPr>
               <w:drawing>
-                <wp:inline distT="0" distB="0" distL="0" distR="0" wp14:anchorId="2A7072D7" wp14:editId="36F2708E">
+                <wp:inline distT="0" distB="0" distL="0" distR="0" wp14:anchorId="24556186" wp14:editId="7A8B2572">
                   <wp:extent cx="800100" cy="800100"/>
                   <wp:effectExtent l="0" t="0" r="0" b="0"/>
-                  <wp:docPr id="1141442409" name="Imagen 1141442409"/>
+                  <wp:docPr id="693385667" name="Imagen 693385667"/>
                   <wp:cNvGraphicFramePr>
                     <a:graphicFrameLocks xmlns:a="http://schemas.openxmlformats.org/drawingml/2006/main" noChangeAspect="1"/>
                   </wp:cNvGraphicFramePr>
@@ -308,7 +308,7 @@
           <w:left w:w="10" w:type="dxa"/>
           <w:right w:w="10" w:type="dxa"/>
         </w:tblCellMar>
-        <w:tblLook w:val="04A0" w:firstRow="1" w:lastRow="0" w:firstColumn="1" w:lastColumn="0" w:noHBand="0" w:noVBand="1"/>
+        <w:tblLook w:val="0000" w:firstRow="0" w:lastRow="0" w:firstColumn="0" w:lastColumn="0" w:noHBand="0" w:noVBand="0"/>
       </w:tblPr>
       <w:tblGrid>
         <w:gridCol w:w="2636"/>
@@ -786,7 +786,7 @@
           <w:left w:w="10" w:type="dxa"/>
           <w:right w:w="10" w:type="dxa"/>
         </w:tblCellMar>
-        <w:tblLook w:val="04A0" w:firstRow="1" w:lastRow="0" w:firstColumn="1" w:lastColumn="0" w:noHBand="0" w:noVBand="1"/>
+        <w:tblLook w:val="0000" w:firstRow="0" w:lastRow="0" w:firstColumn="0" w:lastColumn="0" w:noHBand="0" w:noVBand="0"/>
       </w:tblPr>
       <w:tblGrid>
         <w:gridCol w:w="4042"/>
@@ -1399,7 +1399,7 @@
           <w:left w:w="10" w:type="dxa"/>
           <w:right w:w="10" w:type="dxa"/>
         </w:tblCellMar>
-        <w:tblLook w:val="04A0" w:firstRow="1" w:lastRow="0" w:firstColumn="1" w:lastColumn="0" w:noHBand="0" w:noVBand="1"/>
+        <w:tblLook w:val="0000" w:firstRow="0" w:lastRow="0" w:firstColumn="0" w:lastColumn="0" w:noHBand="0" w:noVBand="0"/>
       </w:tblPr>
       <w:tblGrid>
         <w:gridCol w:w="2636"/>
@@ -1817,7 +1817,7 @@
           <w:left w:w="10" w:type="dxa"/>
           <w:right w:w="10" w:type="dxa"/>
         </w:tblCellMar>
-        <w:tblLook w:val="04A0" w:firstRow="1" w:lastRow="0" w:firstColumn="1" w:lastColumn="0" w:noHBand="0" w:noVBand="1"/>
+        <w:tblLook w:val="0000" w:firstRow="0" w:lastRow="0" w:firstColumn="0" w:lastColumn="0" w:noHBand="0" w:noVBand="0"/>
       </w:tblPr>
       <w:tblGrid>
         <w:gridCol w:w="1054"/>
@@ -2158,7 +2158,7 @@
           <w:left w:w="10" w:type="dxa"/>
           <w:right w:w="10" w:type="dxa"/>
         </w:tblCellMar>
-        <w:tblLook w:val="04A0" w:firstRow="1" w:lastRow="0" w:firstColumn="1" w:lastColumn="0" w:noHBand="0" w:noVBand="1"/>
+        <w:tblLook w:val="0000" w:firstRow="0" w:lastRow="0" w:firstColumn="0" w:lastColumn="0" w:noHBand="0" w:noVBand="0"/>
       </w:tblPr>
       <w:tblGrid>
         <w:gridCol w:w="2636"/>
@@ -2498,7 +2498,7 @@
           <w:left w:w="10" w:type="dxa"/>
           <w:right w:w="10" w:type="dxa"/>
         </w:tblCellMar>
-        <w:tblLook w:val="04A0" w:firstRow="1" w:lastRow="0" w:firstColumn="1" w:lastColumn="0" w:noHBand="0" w:noVBand="1"/>
+        <w:tblLook w:val="0000" w:firstRow="0" w:lastRow="0" w:firstColumn="0" w:lastColumn="0" w:noHBand="0" w:noVBand="0"/>
       </w:tblPr>
       <w:tblGrid>
         <w:gridCol w:w="8787"/>
@@ -2585,7 +2585,7 @@
     <w:sdt>
       <w:sdtPr>
         <w:alias w:val="Contenido"/>
-        <w:id w:val="1164049248"/>
+        <w:id w:val="1079488381"/>
       </w:sdtPr>
       <w:sdtEndPr/>
       <w:sdtContent>
@@ -2611,7 +2611,7 @@
           <w:r>
             <w:fldChar w:fldCharType="separate"/>
           </w:r>
-          <w:hyperlink w:anchor="_Toc242540301" w:history="1">
+          <w:hyperlink w:anchor="_Toc242543381" w:history="1">
             <w:r>
               <w:rPr>
                 <w:rStyle w:val="Hipervnculo"/>
@@ -2635,7 +2635,7 @@
               <w:rPr>
                 <w:noProof/>
               </w:rPr>
-              <w:instrText xml:space="preserve"> PAGEREF _Toc242540301 \h </w:instrText>
+              <w:instrText xml:space="preserve"> PAGEREF _Toc242543381 \h </w:instrText>
             </w:r>
             <w:r>
               <w:rPr>
@@ -2675,7 +2675,7 @@
               <w14:ligatures w14:val="standardContextual"/>
             </w:rPr>
           </w:pPr>
-          <w:hyperlink w:anchor="_Toc242540302" w:history="1">
+          <w:hyperlink w:anchor="_Toc242543382" w:history="1">
             <w:r>
               <w:rPr>
                 <w:rStyle w:val="Hipervnculo"/>
@@ -2699,7 +2699,7 @@
               <w:rPr>
                 <w:noProof/>
               </w:rPr>
-              <w:instrText xml:space="preserve"> PAGEREF _Toc242540302 \h </w:instrText>
+              <w:instrText xml:space="preserve"> PAGEREF _Toc242543382 \h </w:instrText>
             </w:r>
             <w:r>
               <w:rPr>
@@ -2739,7 +2739,7 @@
               <w14:ligatures w14:val="standardContextual"/>
             </w:rPr>
           </w:pPr>
-          <w:hyperlink w:anchor="_Toc242540303" w:history="1">
+          <w:hyperlink w:anchor="_Toc242543383" w:history="1">
             <w:r>
               <w:rPr>
                 <w:rStyle w:val="Hipervnculo"/>
@@ -2763,7 +2763,7 @@
               <w:rPr>
                 <w:noProof/>
               </w:rPr>
-              <w:instrText xml:space="preserve"> PAGEREF _Toc242540303 \h </w:instrText>
+              <w:instrText xml:space="preserve"> PAGEREF _Toc242543383 \h </w:instrText>
             </w:r>
             <w:r>
               <w:rPr>
@@ -2803,7 +2803,7 @@
               <w14:ligatures w14:val="standardContextual"/>
             </w:rPr>
           </w:pPr>
-          <w:hyperlink w:anchor="_Toc242540304" w:history="1">
+          <w:hyperlink w:anchor="_Toc242543384" w:history="1">
             <w:r>
               <w:rPr>
                 <w:rStyle w:val="Hipervnculo"/>
@@ -2827,7 +2827,7 @@
               <w:rPr>
                 <w:noProof/>
               </w:rPr>
-              <w:instrText xml:space="preserve"> PAGEREF _Toc242540304 \h </w:instrText>
+              <w:instrText xml:space="preserve"> PAGEREF _Toc242543384 \h </w:instrText>
             </w:r>
             <w:r>
               <w:rPr>
@@ -2867,7 +2867,7 @@
               <w14:ligatures w14:val="standardContextual"/>
             </w:rPr>
           </w:pPr>
-          <w:hyperlink w:anchor="_Toc242540305" w:history="1">
+          <w:hyperlink w:anchor="_Toc242543385" w:history="1">
             <w:r>
               <w:rPr>
                 <w:rStyle w:val="Hipervnculo"/>
@@ -2891,7 +2891,7 @@
               <w:rPr>
                 <w:noProof/>
               </w:rPr>
-              <w:instrText xml:space="preserve"> PAGEREF _Toc242540305 \h </w:instrText>
+              <w:instrText xml:space="preserve"> PAGEREF _Toc242543385 \h </w:instrText>
             </w:r>
             <w:r>
               <w:rPr>
@@ -2941,7 +2941,7 @@
       <w:pPr>
         <w:pStyle w:val="Ttulo1"/>
       </w:pPr>
-      <w:bookmarkStart w:id="0" w:name="_Toc242540301"/>
+      <w:bookmarkStart w:id="0" w:name="_Toc242543381"/>
       <w:r>
         <w:lastRenderedPageBreak/>
         <w:t>1. Objetivo</w:t>
@@ -2961,7 +2961,7 @@
       <w:pPr>
         <w:pStyle w:val="Ttulo1"/>
       </w:pPr>
-      <w:bookmarkStart w:id="1" w:name="_Toc242540302"/>
+      <w:bookmarkStart w:id="1" w:name="_Toc242543382"/>
       <w:r>
         <w:t>2. Matriz de evaluación del involucramiento</w:t>
       </w:r>
@@ -3009,7 +3009,7 @@
           <w:left w:w="10" w:type="dxa"/>
           <w:right w:w="10" w:type="dxa"/>
         </w:tblCellMar>
-        <w:tblLook w:val="04A0" w:firstRow="1" w:lastRow="0" w:firstColumn="1" w:lastColumn="0" w:noHBand="0" w:noVBand="1"/>
+        <w:tblLook w:val="0000" w:firstRow="0" w:lastRow="0" w:firstColumn="0" w:lastColumn="0" w:noHBand="0" w:noVBand="0"/>
       </w:tblPr>
       <w:tblGrid>
         <w:gridCol w:w="3075"/>
@@ -6404,7 +6404,7 @@
       <w:pPr>
         <w:pStyle w:val="Ttulo1"/>
       </w:pPr>
-      <w:bookmarkStart w:id="2" w:name="_Toc242540303"/>
+      <w:bookmarkStart w:id="2" w:name="_Toc242543383"/>
       <w:r>
         <w:lastRenderedPageBreak/>
         <w:t>3. Estrategias y acciones por interesado</w:t>
@@ -6453,7 +6453,7 @@
           <w:left w:w="10" w:type="dxa"/>
           <w:right w:w="10" w:type="dxa"/>
         </w:tblCellMar>
-        <w:tblLook w:val="04A0" w:firstRow="1" w:lastRow="0" w:firstColumn="1" w:lastColumn="0" w:noHBand="0" w:noVBand="1"/>
+        <w:tblLook w:val="0000" w:firstRow="0" w:lastRow="0" w:firstColumn="0" w:lastColumn="0" w:noHBand="0" w:noVBand="0"/>
       </w:tblPr>
       <w:tblGrid>
         <w:gridCol w:w="1933"/>
@@ -9031,7 +9031,7 @@
       <w:pPr>
         <w:pStyle w:val="Ttulo1"/>
       </w:pPr>
-      <w:bookmarkStart w:id="3" w:name="_Toc242540304"/>
+      <w:bookmarkStart w:id="3" w:name="_Toc242543384"/>
       <w:r>
         <w:t>4. Expectativas que hay que gestionar</w:t>
       </w:r>
@@ -9079,7 +9079,7 @@
           <w:left w:w="10" w:type="dxa"/>
           <w:right w:w="10" w:type="dxa"/>
         </w:tblCellMar>
-        <w:tblLook w:val="04A0" w:firstRow="1" w:lastRow="0" w:firstColumn="1" w:lastColumn="0" w:noHBand="0" w:noVBand="1"/>
+        <w:tblLook w:val="0000" w:firstRow="0" w:lastRow="0" w:firstColumn="0" w:lastColumn="0" w:noHBand="0" w:noVBand="0"/>
       </w:tblPr>
       <w:tblGrid>
         <w:gridCol w:w="2284"/>
@@ -10100,7 +10100,7 @@
       <w:pPr>
         <w:pStyle w:val="Ttulo1"/>
       </w:pPr>
-      <w:bookmarkStart w:id="4" w:name="_Toc242540305"/>
+      <w:bookmarkStart w:id="4" w:name="_Toc242543385"/>
       <w:r>
         <w:t>5. Reglas para mantener el plan</w:t>
       </w:r>
@@ -10553,10 +10553,118 @@
 <file path=word/numbering.xml><?xml version="1.0" encoding="utf-8"?>
 <w:numbering xmlns:wpc="http://schemas.microsoft.com/office/word/2010/wordprocessingCanvas" xmlns:cx="http://schemas.microsoft.com/office/drawing/2014/chartex" xmlns:cx1="http://schemas.microsoft.com/office/drawing/2015/9/8/chartex" xmlns:cx2="http://schemas.microsoft.com/office/drawing/2015/10/21/chartex" xmlns:cx3="http://schemas.microsoft.com/office/drawing/2016/5/9/chartex" xmlns:cx4="http://schemas.microsoft.com/office/drawing/2016/5/10/chartex" xmlns:cx5="http://schemas.microsoft.com/office/drawing/2016/5/11/chartex" xmlns:cx6="http://schemas.microsoft.com/office/drawing/2016/5/12/chartex" xmlns:cx7="http://schemas.microsoft.com/office/drawing/2016/5/13/chartex" xmlns:cx8="http://schemas.microsoft.com/office/drawing/2016/5/14/chartex" xmlns:mc="http://schemas.openxmlformats.org/markup-compatibility/2006" xmlns:aink="http://schemas.microsoft.com/office/drawing/2016/ink" xmlns:am3d="http://schemas.microsoft.com/office/drawing/2017/model3d" xmlns:o="urn:schemas-microsoft-com:office:office" xmlns:oel="http://schemas.microsoft.com/office/2019/extlst" xmlns:r="http://schemas.openxmlformats.org/officeDocument/2006/relationships" xmlns:m="http://schemas.openxmlformats.org/officeDocument/2006/math" xmlns:v="urn:schemas-microsoft-com:vml" xmlns:wp14="http://schemas.microsoft.com/office/word/2010/wordprocessingDrawing" xmlns:wp="http://schemas.openxmlformats.org/drawingml/2006/wordprocessingDrawing" xmlns:w10="urn:schemas-microsoft-com:office:word" xmlns:w="http://schemas.openxmlformats.org/wordprocessingml/2006/main" xmlns:w14="http://schemas.microsoft.com/office/word/2010/wordml" xmlns:w15="http://schemas.microsoft.com/office/word/2012/wordml" xmlns:w16cex="http://schemas.microsoft.com/office/word/2018/wordml/cex" xmlns:w16cid="http://schemas.microsoft.com/office/word/2016/wordml/cid" xmlns:w16="http://schemas.microsoft.com/office/word/2018/wordml" xmlns:w16du="http://schemas.microsoft.com/office/word/2023/wordml/word16du" xmlns:w16sdtdh="http://schemas.microsoft.com/office/word/2020/wordml/sdtdatahash" xmlns:w16sdtfl="http://schemas.microsoft.com/office/word/2024/wordml/sdtformatlock" xmlns:w16se="http://schemas.microsoft.com/office/word/2015/wordml/symex" xmlns:wpg="http://schemas.microsoft.com/office/word/2010/wordprocessingGroup" xmlns:wpi="http://schemas.microsoft.com/office/word/2010/wordprocessingInk" xmlns:wne="http://schemas.microsoft.com/office/word/2006/wordml" xmlns:wps="http://schemas.microsoft.com/office/word/2010/wordprocessingShape" mc:Ignorable="w14 w15 w16se w16cid w16 w16cex w16sdtdh w16sdtfl w16du wp14">
   <w:abstractNum w:abstractNumId="0" w15:restartNumberingAfterBreak="0">
-    <w:nsid w:val="42A43DEC"/>
+    <w:nsid w:val="24242A74"/>
     <w:multiLevelType w:val="hybridMultilevel"/>
-    <w:tmpl w:val="7C009406"/>
-    <w:lvl w:ilvl="0" w:tplc="38F20836">
+    <w:tmpl w:val="C2E8C1B8"/>
+    <w:lvl w:ilvl="0" w:tplc="22CC3E50">
+      <w:start w:val="1"/>
+      <w:numFmt w:val="bullet"/>
+      <w:lvlText w:val="•"/>
+      <w:lvlJc w:val="left"/>
+      <w:pPr>
+        <w:ind w:left="560" w:hanging="280"/>
+      </w:pPr>
+    </w:lvl>
+    <w:lvl w:ilvl="1" w:tplc="E5826584">
+      <w:numFmt w:val="decimal"/>
+      <w:lvlText w:val=""/>
+      <w:lvlJc w:val="left"/>
+    </w:lvl>
+    <w:lvl w:ilvl="2" w:tplc="FEA0CF32">
+      <w:numFmt w:val="decimal"/>
+      <w:lvlText w:val=""/>
+      <w:lvlJc w:val="left"/>
+    </w:lvl>
+    <w:lvl w:ilvl="3" w:tplc="3B96429A">
+      <w:numFmt w:val="decimal"/>
+      <w:lvlText w:val=""/>
+      <w:lvlJc w:val="left"/>
+    </w:lvl>
+    <w:lvl w:ilvl="4" w:tplc="7682FC14">
+      <w:numFmt w:val="decimal"/>
+      <w:lvlText w:val=""/>
+      <w:lvlJc w:val="left"/>
+    </w:lvl>
+    <w:lvl w:ilvl="5" w:tplc="1E668E98">
+      <w:numFmt w:val="decimal"/>
+      <w:lvlText w:val=""/>
+      <w:lvlJc w:val="left"/>
+    </w:lvl>
+    <w:lvl w:ilvl="6" w:tplc="0898225A">
+      <w:numFmt w:val="decimal"/>
+      <w:lvlText w:val=""/>
+      <w:lvlJc w:val="left"/>
+    </w:lvl>
+    <w:lvl w:ilvl="7" w:tplc="2F425C0A">
+      <w:numFmt w:val="decimal"/>
+      <w:lvlText w:val=""/>
+      <w:lvlJc w:val="left"/>
+    </w:lvl>
+    <w:lvl w:ilvl="8" w:tplc="7384039A">
+      <w:numFmt w:val="decimal"/>
+      <w:lvlText w:val=""/>
+      <w:lvlJc w:val="left"/>
+    </w:lvl>
+  </w:abstractNum>
+  <w:abstractNum w:abstractNumId="1" w15:restartNumberingAfterBreak="0">
+    <w:nsid w:val="3F876868"/>
+    <w:multiLevelType w:val="hybridMultilevel"/>
+    <w:tmpl w:val="4140B2A2"/>
+    <w:lvl w:ilvl="0" w:tplc="62385A7E">
+      <w:start w:val="1"/>
+      <w:numFmt w:val="decimal"/>
+      <w:lvlText w:val="%1."/>
+      <w:lvlJc w:val="left"/>
+      <w:pPr>
+        <w:ind w:left="560" w:hanging="340"/>
+      </w:pPr>
+    </w:lvl>
+    <w:lvl w:ilvl="1" w:tplc="F864D7E8">
+      <w:numFmt w:val="decimal"/>
+      <w:lvlText w:val=""/>
+      <w:lvlJc w:val="left"/>
+    </w:lvl>
+    <w:lvl w:ilvl="2" w:tplc="56E86F40">
+      <w:numFmt w:val="decimal"/>
+      <w:lvlText w:val=""/>
+      <w:lvlJc w:val="left"/>
+    </w:lvl>
+    <w:lvl w:ilvl="3" w:tplc="69B26B52">
+      <w:numFmt w:val="decimal"/>
+      <w:lvlText w:val=""/>
+      <w:lvlJc w:val="left"/>
+    </w:lvl>
+    <w:lvl w:ilvl="4" w:tplc="C6C64FF6">
+      <w:numFmt w:val="decimal"/>
+      <w:lvlText w:val=""/>
+      <w:lvlJc w:val="left"/>
+    </w:lvl>
+    <w:lvl w:ilvl="5" w:tplc="F0AEC540">
+      <w:numFmt w:val="decimal"/>
+      <w:lvlText w:val=""/>
+      <w:lvlJc w:val="left"/>
+    </w:lvl>
+    <w:lvl w:ilvl="6" w:tplc="CFA47A80">
+      <w:numFmt w:val="decimal"/>
+      <w:lvlText w:val=""/>
+      <w:lvlJc w:val="left"/>
+    </w:lvl>
+    <w:lvl w:ilvl="7" w:tplc="F9ACD730">
+      <w:numFmt w:val="decimal"/>
+      <w:lvlText w:val=""/>
+      <w:lvlJc w:val="left"/>
+    </w:lvl>
+    <w:lvl w:ilvl="8" w:tplc="DB54B584">
+      <w:numFmt w:val="decimal"/>
+      <w:lvlText w:val=""/>
+      <w:lvlJc w:val="left"/>
+    </w:lvl>
+  </w:abstractNum>
+  <w:abstractNum w:abstractNumId="2" w15:restartNumberingAfterBreak="0">
+    <w:nsid w:val="7A90337C"/>
+    <w:multiLevelType w:val="hybridMultilevel"/>
+    <w:tmpl w:val="B888D4CA"/>
+    <w:lvl w:ilvl="0" w:tplc="CB5ACFFC">
       <w:start w:val="1"/>
       <w:numFmt w:val="bullet"/>
       <w:lvlText w:val="●"/>
@@ -10565,7 +10673,7 @@
         <w:ind w:left="720" w:hanging="360"/>
       </w:pPr>
     </w:lvl>
-    <w:lvl w:ilvl="1" w:tplc="3B4E9926">
+    <w:lvl w:ilvl="1" w:tplc="A7A86424">
       <w:start w:val="1"/>
       <w:numFmt w:val="bullet"/>
       <w:lvlText w:val="○"/>
@@ -10574,7 +10682,7 @@
         <w:ind w:left="1440" w:hanging="360"/>
       </w:pPr>
     </w:lvl>
-    <w:lvl w:ilvl="2" w:tplc="B6AA3FF2">
+    <w:lvl w:ilvl="2" w:tplc="32D4370A">
       <w:start w:val="1"/>
       <w:numFmt w:val="bullet"/>
       <w:lvlText w:val="■"/>
@@ -10583,7 +10691,7 @@
         <w:ind w:left="2160" w:hanging="360"/>
       </w:pPr>
     </w:lvl>
-    <w:lvl w:ilvl="3" w:tplc="7132ED50">
+    <w:lvl w:ilvl="3" w:tplc="DC2AE660">
       <w:start w:val="1"/>
       <w:numFmt w:val="bullet"/>
       <w:lvlText w:val="●"/>
@@ -10592,7 +10700,7 @@
         <w:ind w:left="2880" w:hanging="360"/>
       </w:pPr>
     </w:lvl>
-    <w:lvl w:ilvl="4" w:tplc="C8E6CA46">
+    <w:lvl w:ilvl="4" w:tplc="A0601FC6">
       <w:start w:val="1"/>
       <w:numFmt w:val="bullet"/>
       <w:lvlText w:val="○"/>
@@ -10601,7 +10709,7 @@
         <w:ind w:left="3600" w:hanging="360"/>
       </w:pPr>
     </w:lvl>
-    <w:lvl w:ilvl="5" w:tplc="9BAA581A">
+    <w:lvl w:ilvl="5" w:tplc="764EF564">
       <w:start w:val="1"/>
       <w:numFmt w:val="bullet"/>
       <w:lvlText w:val="■"/>
@@ -10610,7 +10718,7 @@
         <w:ind w:left="4320" w:hanging="360"/>
       </w:pPr>
     </w:lvl>
-    <w:lvl w:ilvl="6" w:tplc="6936B716">
+    <w:lvl w:ilvl="6" w:tplc="8860435A">
       <w:start w:val="1"/>
       <w:numFmt w:val="bullet"/>
       <w:lvlText w:val="●"/>
@@ -10619,7 +10727,7 @@
         <w:ind w:left="5040" w:hanging="360"/>
       </w:pPr>
     </w:lvl>
-    <w:lvl w:ilvl="7" w:tplc="695A23F0">
+    <w:lvl w:ilvl="7" w:tplc="6980F548">
       <w:start w:val="1"/>
       <w:numFmt w:val="bullet"/>
       <w:lvlText w:val="●"/>
@@ -10628,7 +10736,7 @@
         <w:ind w:left="5760" w:hanging="360"/>
       </w:pPr>
     </w:lvl>
-    <w:lvl w:ilvl="8" w:tplc="0396CFE8">
+    <w:lvl w:ilvl="8" w:tplc="6A9413E8">
       <w:start w:val="1"/>
       <w:numFmt w:val="bullet"/>
       <w:lvlText w:val="●"/>
@@ -10638,122 +10746,14 @@
       </w:pPr>
     </w:lvl>
   </w:abstractNum>
-  <w:abstractNum w:abstractNumId="1" w15:restartNumberingAfterBreak="0">
-    <w:nsid w:val="43001BC2"/>
-    <w:multiLevelType w:val="hybridMultilevel"/>
-    <w:tmpl w:val="0AACD93A"/>
-    <w:lvl w:ilvl="0" w:tplc="46326A26">
-      <w:start w:val="1"/>
-      <w:numFmt w:val="decimal"/>
-      <w:lvlText w:val="%1."/>
-      <w:lvlJc w:val="left"/>
-      <w:pPr>
-        <w:ind w:left="560" w:hanging="340"/>
-      </w:pPr>
-    </w:lvl>
-    <w:lvl w:ilvl="1" w:tplc="C6D8D9F6">
-      <w:numFmt w:val="decimal"/>
-      <w:lvlText w:val=""/>
-      <w:lvlJc w:val="left"/>
-    </w:lvl>
-    <w:lvl w:ilvl="2" w:tplc="4EA0B2CE">
-      <w:numFmt w:val="decimal"/>
-      <w:lvlText w:val=""/>
-      <w:lvlJc w:val="left"/>
-    </w:lvl>
-    <w:lvl w:ilvl="3" w:tplc="280E0E56">
-      <w:numFmt w:val="decimal"/>
-      <w:lvlText w:val=""/>
-      <w:lvlJc w:val="left"/>
-    </w:lvl>
-    <w:lvl w:ilvl="4" w:tplc="675CCE62">
-      <w:numFmt w:val="decimal"/>
-      <w:lvlText w:val=""/>
-      <w:lvlJc w:val="left"/>
-    </w:lvl>
-    <w:lvl w:ilvl="5" w:tplc="23A621FA">
-      <w:numFmt w:val="decimal"/>
-      <w:lvlText w:val=""/>
-      <w:lvlJc w:val="left"/>
-    </w:lvl>
-    <w:lvl w:ilvl="6" w:tplc="CDCC99EE">
-      <w:numFmt w:val="decimal"/>
-      <w:lvlText w:val=""/>
-      <w:lvlJc w:val="left"/>
-    </w:lvl>
-    <w:lvl w:ilvl="7" w:tplc="ACEA0D20">
-      <w:numFmt w:val="decimal"/>
-      <w:lvlText w:val=""/>
-      <w:lvlJc w:val="left"/>
-    </w:lvl>
-    <w:lvl w:ilvl="8" w:tplc="FF74C080">
-      <w:numFmt w:val="decimal"/>
-      <w:lvlText w:val=""/>
-      <w:lvlJc w:val="left"/>
-    </w:lvl>
-  </w:abstractNum>
-  <w:abstractNum w:abstractNumId="2" w15:restartNumberingAfterBreak="0">
-    <w:nsid w:val="78BF1A46"/>
-    <w:multiLevelType w:val="hybridMultilevel"/>
-    <w:tmpl w:val="6368E316"/>
-    <w:lvl w:ilvl="0" w:tplc="79288DB0">
-      <w:start w:val="1"/>
-      <w:numFmt w:val="bullet"/>
-      <w:lvlText w:val="•"/>
-      <w:lvlJc w:val="left"/>
-      <w:pPr>
-        <w:ind w:left="560" w:hanging="280"/>
-      </w:pPr>
-    </w:lvl>
-    <w:lvl w:ilvl="1" w:tplc="2334E9A8">
-      <w:numFmt w:val="decimal"/>
-      <w:lvlText w:val=""/>
-      <w:lvlJc w:val="left"/>
-    </w:lvl>
-    <w:lvl w:ilvl="2" w:tplc="8C505AE4">
-      <w:numFmt w:val="decimal"/>
-      <w:lvlText w:val=""/>
-      <w:lvlJc w:val="left"/>
-    </w:lvl>
-    <w:lvl w:ilvl="3" w:tplc="59849C1C">
-      <w:numFmt w:val="decimal"/>
-      <w:lvlText w:val=""/>
-      <w:lvlJc w:val="left"/>
-    </w:lvl>
-    <w:lvl w:ilvl="4" w:tplc="72627344">
-      <w:numFmt w:val="decimal"/>
-      <w:lvlText w:val=""/>
-      <w:lvlJc w:val="left"/>
-    </w:lvl>
-    <w:lvl w:ilvl="5" w:tplc="6EE003EE">
-      <w:numFmt w:val="decimal"/>
-      <w:lvlText w:val=""/>
-      <w:lvlJc w:val="left"/>
-    </w:lvl>
-    <w:lvl w:ilvl="6" w:tplc="117E5858">
-      <w:numFmt w:val="decimal"/>
-      <w:lvlText w:val=""/>
-      <w:lvlJc w:val="left"/>
-    </w:lvl>
-    <w:lvl w:ilvl="7" w:tplc="823CA446">
-      <w:numFmt w:val="decimal"/>
-      <w:lvlText w:val=""/>
-      <w:lvlJc w:val="left"/>
-    </w:lvl>
-    <w:lvl w:ilvl="8" w:tplc="793C92C2">
-      <w:numFmt w:val="decimal"/>
-      <w:lvlText w:val=""/>
-      <w:lvlJc w:val="left"/>
-    </w:lvl>
-  </w:abstractNum>
-  <w:num w:numId="1" w16cid:durableId="860898338">
-    <w:abstractNumId w:val="0"/>
+  <w:num w:numId="1" w16cid:durableId="1622690145">
+    <w:abstractNumId w:val="2"/>
     <w:lvlOverride w:ilvl="0">
       <w:startOverride w:val="1"/>
     </w:lvlOverride>
   </w:num>
-  <w:num w:numId="2" w16cid:durableId="659847831">
-    <w:abstractNumId w:val="2"/>
+  <w:num w:numId="2" w16cid:durableId="1184590450">
+    <w:abstractNumId w:val="0"/>
     <w:lvlOverride w:ilvl="0">
       <w:startOverride w:val="1"/>
     </w:lvlOverride>
@@ -11346,7 +11346,7 @@
     <w:autoRedefine/>
     <w:uiPriority w:val="39"/>
     <w:unhideWhenUsed/>
-    <w:rsid w:val="00E12DBD"/>
+    <w:rsid w:val="0013406D"/>
     <w:pPr>
       <w:spacing w:after="100"/>
     </w:pPr>

--- a/public/documentos/INT-02-plan-de-involucramiento-de-los-interesados.docx
+++ b/public/documentos/INT-02-plan-de-involucramiento-de-los-interesados.docx
@@ -52,7 +52,7 @@
                 <w:noProof/>
               </w:rPr>
               <w:drawing>
-                <wp:inline distT="0" distB="0" distL="0" distR="0" wp14:anchorId="0E906EA4" wp14:editId="55F1479E">
+                <wp:inline distT="0" distB="0" distL="0" distR="0" wp14:anchorId="423E20C0" wp14:editId="647B4941">
                   <wp:extent cx="990600" cy="990600"/>
                   <wp:effectExtent l="0" t="0" r="0" b="0"/>
                   <wp:docPr id="1" name="Imagen 1"/>
@@ -171,10 +171,10 @@
                 <w:noProof/>
               </w:rPr>
               <w:drawing>
-                <wp:inline distT="0" distB="0" distL="0" distR="0" wp14:anchorId="24556186" wp14:editId="7A8B2572">
+                <wp:inline distT="0" distB="0" distL="0" distR="0" wp14:anchorId="68B624D8" wp14:editId="2EB05154">
                   <wp:extent cx="800100" cy="800100"/>
                   <wp:effectExtent l="0" t="0" r="0" b="0"/>
-                  <wp:docPr id="693385667" name="Imagen 693385667"/>
+                  <wp:docPr id="779437061" name="Imagen 779437061"/>
                   <wp:cNvGraphicFramePr>
                     <a:graphicFrameLocks xmlns:a="http://schemas.openxmlformats.org/drawingml/2006/main" noChangeAspect="1"/>
                   </wp:cNvGraphicFramePr>
@@ -2585,7 +2585,7 @@
     <w:sdt>
       <w:sdtPr>
         <w:alias w:val="Contenido"/>
-        <w:id w:val="1079488381"/>
+        <w:id w:val="2020739550"/>
       </w:sdtPr>
       <w:sdtEndPr/>
       <w:sdtContent>
@@ -2611,7 +2611,7 @@
           <w:r>
             <w:fldChar w:fldCharType="separate"/>
           </w:r>
-          <w:hyperlink w:anchor="_Toc242543381" w:history="1">
+          <w:hyperlink w:anchor="_Toc242545409" w:history="1">
             <w:r>
               <w:rPr>
                 <w:rStyle w:val="Hipervnculo"/>
@@ -2635,7 +2635,7 @@
               <w:rPr>
                 <w:noProof/>
               </w:rPr>
-              <w:instrText xml:space="preserve"> PAGEREF _Toc242543381 \h </w:instrText>
+              <w:instrText xml:space="preserve"> PAGEREF _Toc242545409 \h </w:instrText>
             </w:r>
             <w:r>
               <w:rPr>
@@ -2675,7 +2675,7 @@
               <w14:ligatures w14:val="standardContextual"/>
             </w:rPr>
           </w:pPr>
-          <w:hyperlink w:anchor="_Toc242543382" w:history="1">
+          <w:hyperlink w:anchor="_Toc242545410" w:history="1">
             <w:r>
               <w:rPr>
                 <w:rStyle w:val="Hipervnculo"/>
@@ -2699,7 +2699,7 @@
               <w:rPr>
                 <w:noProof/>
               </w:rPr>
-              <w:instrText xml:space="preserve"> PAGEREF _Toc242543382 \h </w:instrText>
+              <w:instrText xml:space="preserve"> PAGEREF _Toc242545410 \h </w:instrText>
             </w:r>
             <w:r>
               <w:rPr>
@@ -2739,7 +2739,7 @@
               <w14:ligatures w14:val="standardContextual"/>
             </w:rPr>
           </w:pPr>
-          <w:hyperlink w:anchor="_Toc242543383" w:history="1">
+          <w:hyperlink w:anchor="_Toc242545411" w:history="1">
             <w:r>
               <w:rPr>
                 <w:rStyle w:val="Hipervnculo"/>
@@ -2763,7 +2763,7 @@
               <w:rPr>
                 <w:noProof/>
               </w:rPr>
-              <w:instrText xml:space="preserve"> PAGEREF _Toc242543383 \h </w:instrText>
+              <w:instrText xml:space="preserve"> PAGEREF _Toc242545411 \h </w:instrText>
             </w:r>
             <w:r>
               <w:rPr>
@@ -2803,7 +2803,7 @@
               <w14:ligatures w14:val="standardContextual"/>
             </w:rPr>
           </w:pPr>
-          <w:hyperlink w:anchor="_Toc242543384" w:history="1">
+          <w:hyperlink w:anchor="_Toc242545412" w:history="1">
             <w:r>
               <w:rPr>
                 <w:rStyle w:val="Hipervnculo"/>
@@ -2827,7 +2827,7 @@
               <w:rPr>
                 <w:noProof/>
               </w:rPr>
-              <w:instrText xml:space="preserve"> PAGEREF _Toc242543384 \h </w:instrText>
+              <w:instrText xml:space="preserve"> PAGEREF _Toc242545412 \h </w:instrText>
             </w:r>
             <w:r>
               <w:rPr>
@@ -2867,7 +2867,7 @@
               <w14:ligatures w14:val="standardContextual"/>
             </w:rPr>
           </w:pPr>
-          <w:hyperlink w:anchor="_Toc242543385" w:history="1">
+          <w:hyperlink w:anchor="_Toc242545413" w:history="1">
             <w:r>
               <w:rPr>
                 <w:rStyle w:val="Hipervnculo"/>
@@ -2891,7 +2891,7 @@
               <w:rPr>
                 <w:noProof/>
               </w:rPr>
-              <w:instrText xml:space="preserve"> PAGEREF _Toc242543385 \h </w:instrText>
+              <w:instrText xml:space="preserve"> PAGEREF _Toc242545413 \h </w:instrText>
             </w:r>
             <w:r>
               <w:rPr>
@@ -2941,7 +2941,7 @@
       <w:pPr>
         <w:pStyle w:val="Ttulo1"/>
       </w:pPr>
-      <w:bookmarkStart w:id="0" w:name="_Toc242543381"/>
+      <w:bookmarkStart w:id="0" w:name="_Toc242545409"/>
       <w:r>
         <w:lastRenderedPageBreak/>
         <w:t>1. Objetivo</w:t>
@@ -2961,7 +2961,7 @@
       <w:pPr>
         <w:pStyle w:val="Ttulo1"/>
       </w:pPr>
-      <w:bookmarkStart w:id="1" w:name="_Toc242543382"/>
+      <w:bookmarkStart w:id="1" w:name="_Toc242545410"/>
       <w:r>
         <w:t>2. Matriz de evaluación del involucramiento</w:t>
       </w:r>
@@ -6404,7 +6404,7 @@
       <w:pPr>
         <w:pStyle w:val="Ttulo1"/>
       </w:pPr>
-      <w:bookmarkStart w:id="2" w:name="_Toc242543383"/>
+      <w:bookmarkStart w:id="2" w:name="_Toc242545411"/>
       <w:r>
         <w:lastRenderedPageBreak/>
         <w:t>3. Estrategias y acciones por interesado</w:t>
@@ -9031,7 +9031,7 @@
       <w:pPr>
         <w:pStyle w:val="Ttulo1"/>
       </w:pPr>
-      <w:bookmarkStart w:id="3" w:name="_Toc242543384"/>
+      <w:bookmarkStart w:id="3" w:name="_Toc242545412"/>
       <w:r>
         <w:t>4. Expectativas que hay que gestionar</w:t>
       </w:r>
@@ -10100,7 +10100,7 @@
       <w:pPr>
         <w:pStyle w:val="Ttulo1"/>
       </w:pPr>
-      <w:bookmarkStart w:id="4" w:name="_Toc242543385"/>
+      <w:bookmarkStart w:id="4" w:name="_Toc242545413"/>
       <w:r>
         <w:t>5. Reglas para mantener el plan</w:t>
       </w:r>
@@ -10553,118 +10553,10 @@
 <file path=word/numbering.xml><?xml version="1.0" encoding="utf-8"?>
 <w:numbering xmlns:wpc="http://schemas.microsoft.com/office/word/2010/wordprocessingCanvas" xmlns:cx="http://schemas.microsoft.com/office/drawing/2014/chartex" xmlns:cx1="http://schemas.microsoft.com/office/drawing/2015/9/8/chartex" xmlns:cx2="http://schemas.microsoft.com/office/drawing/2015/10/21/chartex" xmlns:cx3="http://schemas.microsoft.com/office/drawing/2016/5/9/chartex" xmlns:cx4="http://schemas.microsoft.com/office/drawing/2016/5/10/chartex" xmlns:cx5="http://schemas.microsoft.com/office/drawing/2016/5/11/chartex" xmlns:cx6="http://schemas.microsoft.com/office/drawing/2016/5/12/chartex" xmlns:cx7="http://schemas.microsoft.com/office/drawing/2016/5/13/chartex" xmlns:cx8="http://schemas.microsoft.com/office/drawing/2016/5/14/chartex" xmlns:mc="http://schemas.openxmlformats.org/markup-compatibility/2006" xmlns:aink="http://schemas.microsoft.com/office/drawing/2016/ink" xmlns:am3d="http://schemas.microsoft.com/office/drawing/2017/model3d" xmlns:o="urn:schemas-microsoft-com:office:office" xmlns:oel="http://schemas.microsoft.com/office/2019/extlst" xmlns:r="http://schemas.openxmlformats.org/officeDocument/2006/relationships" xmlns:m="http://schemas.openxmlformats.org/officeDocument/2006/math" xmlns:v="urn:schemas-microsoft-com:vml" xmlns:wp14="http://schemas.microsoft.com/office/word/2010/wordprocessingDrawing" xmlns:wp="http://schemas.openxmlformats.org/drawingml/2006/wordprocessingDrawing" xmlns:w10="urn:schemas-microsoft-com:office:word" xmlns:w="http://schemas.openxmlformats.org/wordprocessingml/2006/main" xmlns:w14="http://schemas.microsoft.com/office/word/2010/wordml" xmlns:w15="http://schemas.microsoft.com/office/word/2012/wordml" xmlns:w16cex="http://schemas.microsoft.com/office/word/2018/wordml/cex" xmlns:w16cid="http://schemas.microsoft.com/office/word/2016/wordml/cid" xmlns:w16="http://schemas.microsoft.com/office/word/2018/wordml" xmlns:w16du="http://schemas.microsoft.com/office/word/2023/wordml/word16du" xmlns:w16sdtdh="http://schemas.microsoft.com/office/word/2020/wordml/sdtdatahash" xmlns:w16sdtfl="http://schemas.microsoft.com/office/word/2024/wordml/sdtformatlock" xmlns:w16se="http://schemas.microsoft.com/office/word/2015/wordml/symex" xmlns:wpg="http://schemas.microsoft.com/office/word/2010/wordprocessingGroup" xmlns:wpi="http://schemas.microsoft.com/office/word/2010/wordprocessingInk" xmlns:wne="http://schemas.microsoft.com/office/word/2006/wordml" xmlns:wps="http://schemas.microsoft.com/office/word/2010/wordprocessingShape" mc:Ignorable="w14 w15 w16se w16cid w16 w16cex w16sdtdh w16sdtfl w16du wp14">
   <w:abstractNum w:abstractNumId="0" w15:restartNumberingAfterBreak="0">
-    <w:nsid w:val="24242A74"/>
+    <w:nsid w:val="126C7CED"/>
     <w:multiLevelType w:val="hybridMultilevel"/>
-    <w:tmpl w:val="C2E8C1B8"/>
-    <w:lvl w:ilvl="0" w:tplc="22CC3E50">
-      <w:start w:val="1"/>
-      <w:numFmt w:val="bullet"/>
-      <w:lvlText w:val="•"/>
-      <w:lvlJc w:val="left"/>
-      <w:pPr>
-        <w:ind w:left="560" w:hanging="280"/>
-      </w:pPr>
-    </w:lvl>
-    <w:lvl w:ilvl="1" w:tplc="E5826584">
-      <w:numFmt w:val="decimal"/>
-      <w:lvlText w:val=""/>
-      <w:lvlJc w:val="left"/>
-    </w:lvl>
-    <w:lvl w:ilvl="2" w:tplc="FEA0CF32">
-      <w:numFmt w:val="decimal"/>
-      <w:lvlText w:val=""/>
-      <w:lvlJc w:val="left"/>
-    </w:lvl>
-    <w:lvl w:ilvl="3" w:tplc="3B96429A">
-      <w:numFmt w:val="decimal"/>
-      <w:lvlText w:val=""/>
-      <w:lvlJc w:val="left"/>
-    </w:lvl>
-    <w:lvl w:ilvl="4" w:tplc="7682FC14">
-      <w:numFmt w:val="decimal"/>
-      <w:lvlText w:val=""/>
-      <w:lvlJc w:val="left"/>
-    </w:lvl>
-    <w:lvl w:ilvl="5" w:tplc="1E668E98">
-      <w:numFmt w:val="decimal"/>
-      <w:lvlText w:val=""/>
-      <w:lvlJc w:val="left"/>
-    </w:lvl>
-    <w:lvl w:ilvl="6" w:tplc="0898225A">
-      <w:numFmt w:val="decimal"/>
-      <w:lvlText w:val=""/>
-      <w:lvlJc w:val="left"/>
-    </w:lvl>
-    <w:lvl w:ilvl="7" w:tplc="2F425C0A">
-      <w:numFmt w:val="decimal"/>
-      <w:lvlText w:val=""/>
-      <w:lvlJc w:val="left"/>
-    </w:lvl>
-    <w:lvl w:ilvl="8" w:tplc="7384039A">
-      <w:numFmt w:val="decimal"/>
-      <w:lvlText w:val=""/>
-      <w:lvlJc w:val="left"/>
-    </w:lvl>
-  </w:abstractNum>
-  <w:abstractNum w:abstractNumId="1" w15:restartNumberingAfterBreak="0">
-    <w:nsid w:val="3F876868"/>
-    <w:multiLevelType w:val="hybridMultilevel"/>
-    <w:tmpl w:val="4140B2A2"/>
-    <w:lvl w:ilvl="0" w:tplc="62385A7E">
-      <w:start w:val="1"/>
-      <w:numFmt w:val="decimal"/>
-      <w:lvlText w:val="%1."/>
-      <w:lvlJc w:val="left"/>
-      <w:pPr>
-        <w:ind w:left="560" w:hanging="340"/>
-      </w:pPr>
-    </w:lvl>
-    <w:lvl w:ilvl="1" w:tplc="F864D7E8">
-      <w:numFmt w:val="decimal"/>
-      <w:lvlText w:val=""/>
-      <w:lvlJc w:val="left"/>
-    </w:lvl>
-    <w:lvl w:ilvl="2" w:tplc="56E86F40">
-      <w:numFmt w:val="decimal"/>
-      <w:lvlText w:val=""/>
-      <w:lvlJc w:val="left"/>
-    </w:lvl>
-    <w:lvl w:ilvl="3" w:tplc="69B26B52">
-      <w:numFmt w:val="decimal"/>
-      <w:lvlText w:val=""/>
-      <w:lvlJc w:val="left"/>
-    </w:lvl>
-    <w:lvl w:ilvl="4" w:tplc="C6C64FF6">
-      <w:numFmt w:val="decimal"/>
-      <w:lvlText w:val=""/>
-      <w:lvlJc w:val="left"/>
-    </w:lvl>
-    <w:lvl w:ilvl="5" w:tplc="F0AEC540">
-      <w:numFmt w:val="decimal"/>
-      <w:lvlText w:val=""/>
-      <w:lvlJc w:val="left"/>
-    </w:lvl>
-    <w:lvl w:ilvl="6" w:tplc="CFA47A80">
-      <w:numFmt w:val="decimal"/>
-      <w:lvlText w:val=""/>
-      <w:lvlJc w:val="left"/>
-    </w:lvl>
-    <w:lvl w:ilvl="7" w:tplc="F9ACD730">
-      <w:numFmt w:val="decimal"/>
-      <w:lvlText w:val=""/>
-      <w:lvlJc w:val="left"/>
-    </w:lvl>
-    <w:lvl w:ilvl="8" w:tplc="DB54B584">
-      <w:numFmt w:val="decimal"/>
-      <w:lvlText w:val=""/>
-      <w:lvlJc w:val="left"/>
-    </w:lvl>
-  </w:abstractNum>
-  <w:abstractNum w:abstractNumId="2" w15:restartNumberingAfterBreak="0">
-    <w:nsid w:val="7A90337C"/>
-    <w:multiLevelType w:val="hybridMultilevel"/>
-    <w:tmpl w:val="B888D4CA"/>
-    <w:lvl w:ilvl="0" w:tplc="CB5ACFFC">
+    <w:tmpl w:val="CC5C6E1E"/>
+    <w:lvl w:ilvl="0" w:tplc="F8C677E6">
       <w:start w:val="1"/>
       <w:numFmt w:val="bullet"/>
       <w:lvlText w:val="●"/>
@@ -10673,7 +10565,7 @@
         <w:ind w:left="720" w:hanging="360"/>
       </w:pPr>
     </w:lvl>
-    <w:lvl w:ilvl="1" w:tplc="A7A86424">
+    <w:lvl w:ilvl="1" w:tplc="3ECEE118">
       <w:start w:val="1"/>
       <w:numFmt w:val="bullet"/>
       <w:lvlText w:val="○"/>
@@ -10682,7 +10574,7 @@
         <w:ind w:left="1440" w:hanging="360"/>
       </w:pPr>
     </w:lvl>
-    <w:lvl w:ilvl="2" w:tplc="32D4370A">
+    <w:lvl w:ilvl="2" w:tplc="10DC4F1E">
       <w:start w:val="1"/>
       <w:numFmt w:val="bullet"/>
       <w:lvlText w:val="■"/>
@@ -10691,7 +10583,7 @@
         <w:ind w:left="2160" w:hanging="360"/>
       </w:pPr>
     </w:lvl>
-    <w:lvl w:ilvl="3" w:tplc="DC2AE660">
+    <w:lvl w:ilvl="3" w:tplc="A67EA90C">
       <w:start w:val="1"/>
       <w:numFmt w:val="bullet"/>
       <w:lvlText w:val="●"/>
@@ -10700,7 +10592,7 @@
         <w:ind w:left="2880" w:hanging="360"/>
       </w:pPr>
     </w:lvl>
-    <w:lvl w:ilvl="4" w:tplc="A0601FC6">
+    <w:lvl w:ilvl="4" w:tplc="B36CBC9A">
       <w:start w:val="1"/>
       <w:numFmt w:val="bullet"/>
       <w:lvlText w:val="○"/>
@@ -10709,7 +10601,7 @@
         <w:ind w:left="3600" w:hanging="360"/>
       </w:pPr>
     </w:lvl>
-    <w:lvl w:ilvl="5" w:tplc="764EF564">
+    <w:lvl w:ilvl="5" w:tplc="D5B2A7E2">
       <w:start w:val="1"/>
       <w:numFmt w:val="bullet"/>
       <w:lvlText w:val="■"/>
@@ -10718,7 +10610,7 @@
         <w:ind w:left="4320" w:hanging="360"/>
       </w:pPr>
     </w:lvl>
-    <w:lvl w:ilvl="6" w:tplc="8860435A">
+    <w:lvl w:ilvl="6" w:tplc="2312C4F6">
       <w:start w:val="1"/>
       <w:numFmt w:val="bullet"/>
       <w:lvlText w:val="●"/>
@@ -10727,7 +10619,7 @@
         <w:ind w:left="5040" w:hanging="360"/>
       </w:pPr>
     </w:lvl>
-    <w:lvl w:ilvl="7" w:tplc="6980F548">
+    <w:lvl w:ilvl="7" w:tplc="C422FD7C">
       <w:start w:val="1"/>
       <w:numFmt w:val="bullet"/>
       <w:lvlText w:val="●"/>
@@ -10736,7 +10628,7 @@
         <w:ind w:left="5760" w:hanging="360"/>
       </w:pPr>
     </w:lvl>
-    <w:lvl w:ilvl="8" w:tplc="6A9413E8">
+    <w:lvl w:ilvl="8" w:tplc="0B726184">
       <w:start w:val="1"/>
       <w:numFmt w:val="bullet"/>
       <w:lvlText w:val="●"/>
@@ -10746,14 +10638,122 @@
       </w:pPr>
     </w:lvl>
   </w:abstractNum>
-  <w:num w:numId="1" w16cid:durableId="1622690145">
-    <w:abstractNumId w:val="2"/>
+  <w:abstractNum w:abstractNumId="1" w15:restartNumberingAfterBreak="0">
+    <w:nsid w:val="3F902BD5"/>
+    <w:multiLevelType w:val="hybridMultilevel"/>
+    <w:tmpl w:val="7CAC4256"/>
+    <w:lvl w:ilvl="0" w:tplc="4C4EE42C">
+      <w:start w:val="1"/>
+      <w:numFmt w:val="bullet"/>
+      <w:lvlText w:val="•"/>
+      <w:lvlJc w:val="left"/>
+      <w:pPr>
+        <w:ind w:left="560" w:hanging="280"/>
+      </w:pPr>
+    </w:lvl>
+    <w:lvl w:ilvl="1" w:tplc="066232CA">
+      <w:numFmt w:val="decimal"/>
+      <w:lvlText w:val=""/>
+      <w:lvlJc w:val="left"/>
+    </w:lvl>
+    <w:lvl w:ilvl="2" w:tplc="C8D2A970">
+      <w:numFmt w:val="decimal"/>
+      <w:lvlText w:val=""/>
+      <w:lvlJc w:val="left"/>
+    </w:lvl>
+    <w:lvl w:ilvl="3" w:tplc="9FD42262">
+      <w:numFmt w:val="decimal"/>
+      <w:lvlText w:val=""/>
+      <w:lvlJc w:val="left"/>
+    </w:lvl>
+    <w:lvl w:ilvl="4" w:tplc="6C72EBCE">
+      <w:numFmt w:val="decimal"/>
+      <w:lvlText w:val=""/>
+      <w:lvlJc w:val="left"/>
+    </w:lvl>
+    <w:lvl w:ilvl="5" w:tplc="00728324">
+      <w:numFmt w:val="decimal"/>
+      <w:lvlText w:val=""/>
+      <w:lvlJc w:val="left"/>
+    </w:lvl>
+    <w:lvl w:ilvl="6" w:tplc="98AC6BDC">
+      <w:numFmt w:val="decimal"/>
+      <w:lvlText w:val=""/>
+      <w:lvlJc w:val="left"/>
+    </w:lvl>
+    <w:lvl w:ilvl="7" w:tplc="6A76CE12">
+      <w:numFmt w:val="decimal"/>
+      <w:lvlText w:val=""/>
+      <w:lvlJc w:val="left"/>
+    </w:lvl>
+    <w:lvl w:ilvl="8" w:tplc="1FA67D7E">
+      <w:numFmt w:val="decimal"/>
+      <w:lvlText w:val=""/>
+      <w:lvlJc w:val="left"/>
+    </w:lvl>
+  </w:abstractNum>
+  <w:abstractNum w:abstractNumId="2" w15:restartNumberingAfterBreak="0">
+    <w:nsid w:val="657B66F9"/>
+    <w:multiLevelType w:val="hybridMultilevel"/>
+    <w:tmpl w:val="4E50CF22"/>
+    <w:lvl w:ilvl="0" w:tplc="C8FE3A48">
+      <w:start w:val="1"/>
+      <w:numFmt w:val="decimal"/>
+      <w:lvlText w:val="%1."/>
+      <w:lvlJc w:val="left"/>
+      <w:pPr>
+        <w:ind w:left="560" w:hanging="340"/>
+      </w:pPr>
+    </w:lvl>
+    <w:lvl w:ilvl="1" w:tplc="3F9CA5A8">
+      <w:numFmt w:val="decimal"/>
+      <w:lvlText w:val=""/>
+      <w:lvlJc w:val="left"/>
+    </w:lvl>
+    <w:lvl w:ilvl="2" w:tplc="CEB473F2">
+      <w:numFmt w:val="decimal"/>
+      <w:lvlText w:val=""/>
+      <w:lvlJc w:val="left"/>
+    </w:lvl>
+    <w:lvl w:ilvl="3" w:tplc="965E093C">
+      <w:numFmt w:val="decimal"/>
+      <w:lvlText w:val=""/>
+      <w:lvlJc w:val="left"/>
+    </w:lvl>
+    <w:lvl w:ilvl="4" w:tplc="A4CA4172">
+      <w:numFmt w:val="decimal"/>
+      <w:lvlText w:val=""/>
+      <w:lvlJc w:val="left"/>
+    </w:lvl>
+    <w:lvl w:ilvl="5" w:tplc="0CBE4918">
+      <w:numFmt w:val="decimal"/>
+      <w:lvlText w:val=""/>
+      <w:lvlJc w:val="left"/>
+    </w:lvl>
+    <w:lvl w:ilvl="6" w:tplc="AC4ED79C">
+      <w:numFmt w:val="decimal"/>
+      <w:lvlText w:val=""/>
+      <w:lvlJc w:val="left"/>
+    </w:lvl>
+    <w:lvl w:ilvl="7" w:tplc="233C2AC8">
+      <w:numFmt w:val="decimal"/>
+      <w:lvlText w:val=""/>
+      <w:lvlJc w:val="left"/>
+    </w:lvl>
+    <w:lvl w:ilvl="8" w:tplc="9108832E">
+      <w:numFmt w:val="decimal"/>
+      <w:lvlText w:val=""/>
+      <w:lvlJc w:val="left"/>
+    </w:lvl>
+  </w:abstractNum>
+  <w:num w:numId="1" w16cid:durableId="1866942991">
+    <w:abstractNumId w:val="0"/>
     <w:lvlOverride w:ilvl="0">
       <w:startOverride w:val="1"/>
     </w:lvlOverride>
   </w:num>
-  <w:num w:numId="2" w16cid:durableId="1184590450">
-    <w:abstractNumId w:val="0"/>
+  <w:num w:numId="2" w16cid:durableId="1268348003">
+    <w:abstractNumId w:val="1"/>
     <w:lvlOverride w:ilvl="0">
       <w:startOverride w:val="1"/>
     </w:lvlOverride>
@@ -11346,7 +11346,7 @@
     <w:autoRedefine/>
     <w:uiPriority w:val="39"/>
     <w:unhideWhenUsed/>
-    <w:rsid w:val="0013406D"/>
+    <w:rsid w:val="004805BE"/>
     <w:pPr>
       <w:spacing w:after="100"/>
     </w:pPr>

--- a/public/documentos/INT-02-plan-de-involucramiento-de-los-interesados.docx
+++ b/public/documentos/INT-02-plan-de-involucramiento-de-los-interesados.docx
@@ -18,7 +18,7 @@
           <w:left w:w="10" w:type="dxa"/>
           <w:right w:w="10" w:type="dxa"/>
         </w:tblCellMar>
-        <w:tblLook w:val="0000" w:firstRow="0" w:lastRow="0" w:firstColumn="0" w:lastColumn="0" w:noHBand="0" w:noVBand="0"/>
+        <w:tblLook w:val="04A0" w:firstRow="1" w:lastRow="0" w:firstColumn="1" w:lastColumn="0" w:noHBand="0" w:noVBand="1"/>
       </w:tblPr>
       <w:tblGrid>
         <w:gridCol w:w="1757"/>
@@ -52,7 +52,7 @@
                 <w:noProof/>
               </w:rPr>
               <w:drawing>
-                <wp:inline distT="0" distB="0" distL="0" distR="0" wp14:anchorId="423E20C0" wp14:editId="647B4941">
+                <wp:inline distT="0" distB="0" distL="0" distR="0" wp14:anchorId="77B0EFB5" wp14:editId="59E8FCD8">
                   <wp:extent cx="990600" cy="990600"/>
                   <wp:effectExtent l="0" t="0" r="0" b="0"/>
                   <wp:docPr id="1" name="Imagen 1"/>
@@ -171,10 +171,10 @@
                 <w:noProof/>
               </w:rPr>
               <w:drawing>
-                <wp:inline distT="0" distB="0" distL="0" distR="0" wp14:anchorId="68B624D8" wp14:editId="2EB05154">
+                <wp:inline distT="0" distB="0" distL="0" distR="0" wp14:anchorId="5A38E1AE" wp14:editId="5336A9AD">
                   <wp:extent cx="800100" cy="800100"/>
                   <wp:effectExtent l="0" t="0" r="0" b="0"/>
-                  <wp:docPr id="779437061" name="Imagen 779437061"/>
+                  <wp:docPr id="819496051" name="Imagen 819496051"/>
                   <wp:cNvGraphicFramePr>
                     <a:graphicFrameLocks xmlns:a="http://schemas.openxmlformats.org/drawingml/2006/main" noChangeAspect="1"/>
                   </wp:cNvGraphicFramePr>
@@ -308,7 +308,7 @@
           <w:left w:w="10" w:type="dxa"/>
           <w:right w:w="10" w:type="dxa"/>
         </w:tblCellMar>
-        <w:tblLook w:val="0000" w:firstRow="0" w:lastRow="0" w:firstColumn="0" w:lastColumn="0" w:noHBand="0" w:noVBand="0"/>
+        <w:tblLook w:val="04A0" w:firstRow="1" w:lastRow="0" w:firstColumn="1" w:lastColumn="0" w:noHBand="0" w:noVBand="1"/>
       </w:tblPr>
       <w:tblGrid>
         <w:gridCol w:w="2636"/>
@@ -786,7 +786,7 @@
           <w:left w:w="10" w:type="dxa"/>
           <w:right w:w="10" w:type="dxa"/>
         </w:tblCellMar>
-        <w:tblLook w:val="0000" w:firstRow="0" w:lastRow="0" w:firstColumn="0" w:lastColumn="0" w:noHBand="0" w:noVBand="0"/>
+        <w:tblLook w:val="04A0" w:firstRow="1" w:lastRow="0" w:firstColumn="1" w:lastColumn="0" w:noHBand="0" w:noVBand="1"/>
       </w:tblPr>
       <w:tblGrid>
         <w:gridCol w:w="4042"/>
@@ -1399,7 +1399,7 @@
           <w:left w:w="10" w:type="dxa"/>
           <w:right w:w="10" w:type="dxa"/>
         </w:tblCellMar>
-        <w:tblLook w:val="0000" w:firstRow="0" w:lastRow="0" w:firstColumn="0" w:lastColumn="0" w:noHBand="0" w:noVBand="0"/>
+        <w:tblLook w:val="04A0" w:firstRow="1" w:lastRow="0" w:firstColumn="1" w:lastColumn="0" w:noHBand="0" w:noVBand="1"/>
       </w:tblPr>
       <w:tblGrid>
         <w:gridCol w:w="2636"/>
@@ -1817,7 +1817,7 @@
           <w:left w:w="10" w:type="dxa"/>
           <w:right w:w="10" w:type="dxa"/>
         </w:tblCellMar>
-        <w:tblLook w:val="0000" w:firstRow="0" w:lastRow="0" w:firstColumn="0" w:lastColumn="0" w:noHBand="0" w:noVBand="0"/>
+        <w:tblLook w:val="04A0" w:firstRow="1" w:lastRow="0" w:firstColumn="1" w:lastColumn="0" w:noHBand="0" w:noVBand="1"/>
       </w:tblPr>
       <w:tblGrid>
         <w:gridCol w:w="1054"/>
@@ -2158,7 +2158,7 @@
           <w:left w:w="10" w:type="dxa"/>
           <w:right w:w="10" w:type="dxa"/>
         </w:tblCellMar>
-        <w:tblLook w:val="0000" w:firstRow="0" w:lastRow="0" w:firstColumn="0" w:lastColumn="0" w:noHBand="0" w:noVBand="0"/>
+        <w:tblLook w:val="04A0" w:firstRow="1" w:lastRow="0" w:firstColumn="1" w:lastColumn="0" w:noHBand="0" w:noVBand="1"/>
       </w:tblPr>
       <w:tblGrid>
         <w:gridCol w:w="2636"/>
@@ -2498,7 +2498,7 @@
           <w:left w:w="10" w:type="dxa"/>
           <w:right w:w="10" w:type="dxa"/>
         </w:tblCellMar>
-        <w:tblLook w:val="0000" w:firstRow="0" w:lastRow="0" w:firstColumn="0" w:lastColumn="0" w:noHBand="0" w:noVBand="0"/>
+        <w:tblLook w:val="04A0" w:firstRow="1" w:lastRow="0" w:firstColumn="1" w:lastColumn="0" w:noHBand="0" w:noVBand="1"/>
       </w:tblPr>
       <w:tblGrid>
         <w:gridCol w:w="8787"/>
@@ -2585,7 +2585,7 @@
     <w:sdt>
       <w:sdtPr>
         <w:alias w:val="Contenido"/>
-        <w:id w:val="2020739550"/>
+        <w:id w:val="-784502640"/>
       </w:sdtPr>
       <w:sdtEndPr/>
       <w:sdtContent>
@@ -2611,7 +2611,7 @@
           <w:r>
             <w:fldChar w:fldCharType="separate"/>
           </w:r>
-          <w:hyperlink w:anchor="_Toc242545409" w:history="1">
+          <w:hyperlink w:anchor="_Toc242549623" w:history="1">
             <w:r>
               <w:rPr>
                 <w:rStyle w:val="Hipervnculo"/>
@@ -2635,7 +2635,7 @@
               <w:rPr>
                 <w:noProof/>
               </w:rPr>
-              <w:instrText xml:space="preserve"> PAGEREF _Toc242545409 \h </w:instrText>
+              <w:instrText xml:space="preserve"> PAGEREF _Toc242549623 \h </w:instrText>
             </w:r>
             <w:r>
               <w:rPr>
@@ -2675,7 +2675,7 @@
               <w14:ligatures w14:val="standardContextual"/>
             </w:rPr>
           </w:pPr>
-          <w:hyperlink w:anchor="_Toc242545410" w:history="1">
+          <w:hyperlink w:anchor="_Toc242549624" w:history="1">
             <w:r>
               <w:rPr>
                 <w:rStyle w:val="Hipervnculo"/>
@@ -2699,7 +2699,7 @@
               <w:rPr>
                 <w:noProof/>
               </w:rPr>
-              <w:instrText xml:space="preserve"> PAGEREF _Toc242545410 \h </w:instrText>
+              <w:instrText xml:space="preserve"> PAGEREF _Toc242549624 \h </w:instrText>
             </w:r>
             <w:r>
               <w:rPr>
@@ -2739,7 +2739,7 @@
               <w14:ligatures w14:val="standardContextual"/>
             </w:rPr>
           </w:pPr>
-          <w:hyperlink w:anchor="_Toc242545411" w:history="1">
+          <w:hyperlink w:anchor="_Toc242549625" w:history="1">
             <w:r>
               <w:rPr>
                 <w:rStyle w:val="Hipervnculo"/>
@@ -2763,7 +2763,7 @@
               <w:rPr>
                 <w:noProof/>
               </w:rPr>
-              <w:instrText xml:space="preserve"> PAGEREF _Toc242545411 \h </w:instrText>
+              <w:instrText xml:space="preserve"> PAGEREF _Toc242549625 \h </w:instrText>
             </w:r>
             <w:r>
               <w:rPr>
@@ -2803,7 +2803,7 @@
               <w14:ligatures w14:val="standardContextual"/>
             </w:rPr>
           </w:pPr>
-          <w:hyperlink w:anchor="_Toc242545412" w:history="1">
+          <w:hyperlink w:anchor="_Toc242549626" w:history="1">
             <w:r>
               <w:rPr>
                 <w:rStyle w:val="Hipervnculo"/>
@@ -2827,7 +2827,7 @@
               <w:rPr>
                 <w:noProof/>
               </w:rPr>
-              <w:instrText xml:space="preserve"> PAGEREF _Toc242545412 \h </w:instrText>
+              <w:instrText xml:space="preserve"> PAGEREF _Toc242549626 \h </w:instrText>
             </w:r>
             <w:r>
               <w:rPr>
@@ -2867,7 +2867,7 @@
               <w14:ligatures w14:val="standardContextual"/>
             </w:rPr>
           </w:pPr>
-          <w:hyperlink w:anchor="_Toc242545413" w:history="1">
+          <w:hyperlink w:anchor="_Toc242549627" w:history="1">
             <w:r>
               <w:rPr>
                 <w:rStyle w:val="Hipervnculo"/>
@@ -2891,7 +2891,7 @@
               <w:rPr>
                 <w:noProof/>
               </w:rPr>
-              <w:instrText xml:space="preserve"> PAGEREF _Toc242545413 \h </w:instrText>
+              <w:instrText xml:space="preserve"> PAGEREF _Toc242549627 \h </w:instrText>
             </w:r>
             <w:r>
               <w:rPr>
@@ -2941,7 +2941,7 @@
       <w:pPr>
         <w:pStyle w:val="Ttulo1"/>
       </w:pPr>
-      <w:bookmarkStart w:id="0" w:name="_Toc242545409"/>
+      <w:bookmarkStart w:id="0" w:name="_Toc242549623"/>
       <w:r>
         <w:lastRenderedPageBreak/>
         <w:t>1. Objetivo</w:t>
@@ -2961,7 +2961,7 @@
       <w:pPr>
         <w:pStyle w:val="Ttulo1"/>
       </w:pPr>
-      <w:bookmarkStart w:id="1" w:name="_Toc242545410"/>
+      <w:bookmarkStart w:id="1" w:name="_Toc242549624"/>
       <w:r>
         <w:t>2. Matriz de evaluación del involucramiento</w:t>
       </w:r>
@@ -3009,7 +3009,7 @@
           <w:left w:w="10" w:type="dxa"/>
           <w:right w:w="10" w:type="dxa"/>
         </w:tblCellMar>
-        <w:tblLook w:val="0000" w:firstRow="0" w:lastRow="0" w:firstColumn="0" w:lastColumn="0" w:noHBand="0" w:noVBand="0"/>
+        <w:tblLook w:val="04A0" w:firstRow="1" w:lastRow="0" w:firstColumn="1" w:lastColumn="0" w:noHBand="0" w:noVBand="1"/>
       </w:tblPr>
       <w:tblGrid>
         <w:gridCol w:w="3075"/>
@@ -6404,7 +6404,7 @@
       <w:pPr>
         <w:pStyle w:val="Ttulo1"/>
       </w:pPr>
-      <w:bookmarkStart w:id="2" w:name="_Toc242545411"/>
+      <w:bookmarkStart w:id="2" w:name="_Toc242549625"/>
       <w:r>
         <w:lastRenderedPageBreak/>
         <w:t>3. Estrategias y acciones por interesado</w:t>
@@ -6453,7 +6453,7 @@
           <w:left w:w="10" w:type="dxa"/>
           <w:right w:w="10" w:type="dxa"/>
         </w:tblCellMar>
-        <w:tblLook w:val="0000" w:firstRow="0" w:lastRow="0" w:firstColumn="0" w:lastColumn="0" w:noHBand="0" w:noVBand="0"/>
+        <w:tblLook w:val="04A0" w:firstRow="1" w:lastRow="0" w:firstColumn="1" w:lastColumn="0" w:noHBand="0" w:noVBand="1"/>
       </w:tblPr>
       <w:tblGrid>
         <w:gridCol w:w="1933"/>
@@ -9031,7 +9031,7 @@
       <w:pPr>
         <w:pStyle w:val="Ttulo1"/>
       </w:pPr>
-      <w:bookmarkStart w:id="3" w:name="_Toc242545412"/>
+      <w:bookmarkStart w:id="3" w:name="_Toc242549626"/>
       <w:r>
         <w:t>4. Expectativas que hay que gestionar</w:t>
       </w:r>
@@ -9079,7 +9079,7 @@
           <w:left w:w="10" w:type="dxa"/>
           <w:right w:w="10" w:type="dxa"/>
         </w:tblCellMar>
-        <w:tblLook w:val="0000" w:firstRow="0" w:lastRow="0" w:firstColumn="0" w:lastColumn="0" w:noHBand="0" w:noVBand="0"/>
+        <w:tblLook w:val="04A0" w:firstRow="1" w:lastRow="0" w:firstColumn="1" w:lastColumn="0" w:noHBand="0" w:noVBand="1"/>
       </w:tblPr>
       <w:tblGrid>
         <w:gridCol w:w="2284"/>
@@ -10100,7 +10100,7 @@
       <w:pPr>
         <w:pStyle w:val="Ttulo1"/>
       </w:pPr>
-      <w:bookmarkStart w:id="4" w:name="_Toc242545413"/>
+      <w:bookmarkStart w:id="4" w:name="_Toc242549627"/>
       <w:r>
         <w:t>5. Reglas para mantener el plan</w:t>
       </w:r>
@@ -10553,10 +10553,118 @@
 <file path=word/numbering.xml><?xml version="1.0" encoding="utf-8"?>
 <w:numbering xmlns:wpc="http://schemas.microsoft.com/office/word/2010/wordprocessingCanvas" xmlns:cx="http://schemas.microsoft.com/office/drawing/2014/chartex" xmlns:cx1="http://schemas.microsoft.com/office/drawing/2015/9/8/chartex" xmlns:cx2="http://schemas.microsoft.com/office/drawing/2015/10/21/chartex" xmlns:cx3="http://schemas.microsoft.com/office/drawing/2016/5/9/chartex" xmlns:cx4="http://schemas.microsoft.com/office/drawing/2016/5/10/chartex" xmlns:cx5="http://schemas.microsoft.com/office/drawing/2016/5/11/chartex" xmlns:cx6="http://schemas.microsoft.com/office/drawing/2016/5/12/chartex" xmlns:cx7="http://schemas.microsoft.com/office/drawing/2016/5/13/chartex" xmlns:cx8="http://schemas.microsoft.com/office/drawing/2016/5/14/chartex" xmlns:mc="http://schemas.openxmlformats.org/markup-compatibility/2006" xmlns:aink="http://schemas.microsoft.com/office/drawing/2016/ink" xmlns:am3d="http://schemas.microsoft.com/office/drawing/2017/model3d" xmlns:o="urn:schemas-microsoft-com:office:office" xmlns:oel="http://schemas.microsoft.com/office/2019/extlst" xmlns:r="http://schemas.openxmlformats.org/officeDocument/2006/relationships" xmlns:m="http://schemas.openxmlformats.org/officeDocument/2006/math" xmlns:v="urn:schemas-microsoft-com:vml" xmlns:wp14="http://schemas.microsoft.com/office/word/2010/wordprocessingDrawing" xmlns:wp="http://schemas.openxmlformats.org/drawingml/2006/wordprocessingDrawing" xmlns:w10="urn:schemas-microsoft-com:office:word" xmlns:w="http://schemas.openxmlformats.org/wordprocessingml/2006/main" xmlns:w14="http://schemas.microsoft.com/office/word/2010/wordml" xmlns:w15="http://schemas.microsoft.com/office/word/2012/wordml" xmlns:w16cex="http://schemas.microsoft.com/office/word/2018/wordml/cex" xmlns:w16cid="http://schemas.microsoft.com/office/word/2016/wordml/cid" xmlns:w16="http://schemas.microsoft.com/office/word/2018/wordml" xmlns:w16du="http://schemas.microsoft.com/office/word/2023/wordml/word16du" xmlns:w16sdtdh="http://schemas.microsoft.com/office/word/2020/wordml/sdtdatahash" xmlns:w16sdtfl="http://schemas.microsoft.com/office/word/2024/wordml/sdtformatlock" xmlns:w16se="http://schemas.microsoft.com/office/word/2015/wordml/symex" xmlns:wpg="http://schemas.microsoft.com/office/word/2010/wordprocessingGroup" xmlns:wpi="http://schemas.microsoft.com/office/word/2010/wordprocessingInk" xmlns:wne="http://schemas.microsoft.com/office/word/2006/wordml" xmlns:wps="http://schemas.microsoft.com/office/word/2010/wordprocessingShape" mc:Ignorable="w14 w15 w16se w16cid w16 w16cex w16sdtdh w16sdtfl w16du wp14">
   <w:abstractNum w:abstractNumId="0" w15:restartNumberingAfterBreak="0">
-    <w:nsid w:val="126C7CED"/>
+    <w:nsid w:val="00240376"/>
     <w:multiLevelType w:val="hybridMultilevel"/>
-    <w:tmpl w:val="CC5C6E1E"/>
-    <w:lvl w:ilvl="0" w:tplc="F8C677E6">
+    <w:tmpl w:val="D6E8FAB8"/>
+    <w:lvl w:ilvl="0" w:tplc="247276E0">
+      <w:start w:val="1"/>
+      <w:numFmt w:val="bullet"/>
+      <w:lvlText w:val="•"/>
+      <w:lvlJc w:val="left"/>
+      <w:pPr>
+        <w:ind w:left="560" w:hanging="280"/>
+      </w:pPr>
+    </w:lvl>
+    <w:lvl w:ilvl="1" w:tplc="F790D536">
+      <w:numFmt w:val="decimal"/>
+      <w:lvlText w:val=""/>
+      <w:lvlJc w:val="left"/>
+    </w:lvl>
+    <w:lvl w:ilvl="2" w:tplc="1AE2B548">
+      <w:numFmt w:val="decimal"/>
+      <w:lvlText w:val=""/>
+      <w:lvlJc w:val="left"/>
+    </w:lvl>
+    <w:lvl w:ilvl="3" w:tplc="2C8E8B0C">
+      <w:numFmt w:val="decimal"/>
+      <w:lvlText w:val=""/>
+      <w:lvlJc w:val="left"/>
+    </w:lvl>
+    <w:lvl w:ilvl="4" w:tplc="ED0EE736">
+      <w:numFmt w:val="decimal"/>
+      <w:lvlText w:val=""/>
+      <w:lvlJc w:val="left"/>
+    </w:lvl>
+    <w:lvl w:ilvl="5" w:tplc="8CF06064">
+      <w:numFmt w:val="decimal"/>
+      <w:lvlText w:val=""/>
+      <w:lvlJc w:val="left"/>
+    </w:lvl>
+    <w:lvl w:ilvl="6" w:tplc="5954665C">
+      <w:numFmt w:val="decimal"/>
+      <w:lvlText w:val=""/>
+      <w:lvlJc w:val="left"/>
+    </w:lvl>
+    <w:lvl w:ilvl="7" w:tplc="7004D50A">
+      <w:numFmt w:val="decimal"/>
+      <w:lvlText w:val=""/>
+      <w:lvlJc w:val="left"/>
+    </w:lvl>
+    <w:lvl w:ilvl="8" w:tplc="8558F332">
+      <w:numFmt w:val="decimal"/>
+      <w:lvlText w:val=""/>
+      <w:lvlJc w:val="left"/>
+    </w:lvl>
+  </w:abstractNum>
+  <w:abstractNum w:abstractNumId="1" w15:restartNumberingAfterBreak="0">
+    <w:nsid w:val="4C052CC5"/>
+    <w:multiLevelType w:val="hybridMultilevel"/>
+    <w:tmpl w:val="8DACA520"/>
+    <w:lvl w:ilvl="0" w:tplc="3968A64C">
+      <w:start w:val="1"/>
+      <w:numFmt w:val="decimal"/>
+      <w:lvlText w:val="%1."/>
+      <w:lvlJc w:val="left"/>
+      <w:pPr>
+        <w:ind w:left="560" w:hanging="340"/>
+      </w:pPr>
+    </w:lvl>
+    <w:lvl w:ilvl="1" w:tplc="265AB396">
+      <w:numFmt w:val="decimal"/>
+      <w:lvlText w:val=""/>
+      <w:lvlJc w:val="left"/>
+    </w:lvl>
+    <w:lvl w:ilvl="2" w:tplc="1C7642B2">
+      <w:numFmt w:val="decimal"/>
+      <w:lvlText w:val=""/>
+      <w:lvlJc w:val="left"/>
+    </w:lvl>
+    <w:lvl w:ilvl="3" w:tplc="19A67AA8">
+      <w:numFmt w:val="decimal"/>
+      <w:lvlText w:val=""/>
+      <w:lvlJc w:val="left"/>
+    </w:lvl>
+    <w:lvl w:ilvl="4" w:tplc="DD4A1966">
+      <w:numFmt w:val="decimal"/>
+      <w:lvlText w:val=""/>
+      <w:lvlJc w:val="left"/>
+    </w:lvl>
+    <w:lvl w:ilvl="5" w:tplc="A0DCC98A">
+      <w:numFmt w:val="decimal"/>
+      <w:lvlText w:val=""/>
+      <w:lvlJc w:val="left"/>
+    </w:lvl>
+    <w:lvl w:ilvl="6" w:tplc="3ED62068">
+      <w:numFmt w:val="decimal"/>
+      <w:lvlText w:val=""/>
+      <w:lvlJc w:val="left"/>
+    </w:lvl>
+    <w:lvl w:ilvl="7" w:tplc="9424D34C">
+      <w:numFmt w:val="decimal"/>
+      <w:lvlText w:val=""/>
+      <w:lvlJc w:val="left"/>
+    </w:lvl>
+    <w:lvl w:ilvl="8" w:tplc="9C863FF8">
+      <w:numFmt w:val="decimal"/>
+      <w:lvlText w:val=""/>
+      <w:lvlJc w:val="left"/>
+    </w:lvl>
+  </w:abstractNum>
+  <w:abstractNum w:abstractNumId="2" w15:restartNumberingAfterBreak="0">
+    <w:nsid w:val="60C77E78"/>
+    <w:multiLevelType w:val="hybridMultilevel"/>
+    <w:tmpl w:val="3560066C"/>
+    <w:lvl w:ilvl="0" w:tplc="C3A4E106">
       <w:start w:val="1"/>
       <w:numFmt w:val="bullet"/>
       <w:lvlText w:val="●"/>
@@ -10565,7 +10673,7 @@
         <w:ind w:left="720" w:hanging="360"/>
       </w:pPr>
     </w:lvl>
-    <w:lvl w:ilvl="1" w:tplc="3ECEE118">
+    <w:lvl w:ilvl="1" w:tplc="4962C1A8">
       <w:start w:val="1"/>
       <w:numFmt w:val="bullet"/>
       <w:lvlText w:val="○"/>
@@ -10574,7 +10682,7 @@
         <w:ind w:left="1440" w:hanging="360"/>
       </w:pPr>
     </w:lvl>
-    <w:lvl w:ilvl="2" w:tplc="10DC4F1E">
+    <w:lvl w:ilvl="2" w:tplc="C15C5B40">
       <w:start w:val="1"/>
       <w:numFmt w:val="bullet"/>
       <w:lvlText w:val="■"/>
@@ -10583,7 +10691,7 @@
         <w:ind w:left="2160" w:hanging="360"/>
       </w:pPr>
     </w:lvl>
-    <w:lvl w:ilvl="3" w:tplc="A67EA90C">
+    <w:lvl w:ilvl="3" w:tplc="02166244">
       <w:start w:val="1"/>
       <w:numFmt w:val="bullet"/>
       <w:lvlText w:val="●"/>
@@ -10592,7 +10700,7 @@
         <w:ind w:left="2880" w:hanging="360"/>
       </w:pPr>
     </w:lvl>
-    <w:lvl w:ilvl="4" w:tplc="B36CBC9A">
+    <w:lvl w:ilvl="4" w:tplc="2CAAF1E6">
       <w:start w:val="1"/>
       <w:numFmt w:val="bullet"/>
       <w:lvlText w:val="○"/>
@@ -10601,7 +10709,7 @@
         <w:ind w:left="3600" w:hanging="360"/>
       </w:pPr>
     </w:lvl>
-    <w:lvl w:ilvl="5" w:tplc="D5B2A7E2">
+    <w:lvl w:ilvl="5" w:tplc="AB62586E">
       <w:start w:val="1"/>
       <w:numFmt w:val="bullet"/>
       <w:lvlText w:val="■"/>
@@ -10610,7 +10718,7 @@
         <w:ind w:left="4320" w:hanging="360"/>
       </w:pPr>
     </w:lvl>
-    <w:lvl w:ilvl="6" w:tplc="2312C4F6">
+    <w:lvl w:ilvl="6" w:tplc="0C4E4ECA">
       <w:start w:val="1"/>
       <w:numFmt w:val="bullet"/>
       <w:lvlText w:val="●"/>
@@ -10619,7 +10727,7 @@
         <w:ind w:left="5040" w:hanging="360"/>
       </w:pPr>
     </w:lvl>
-    <w:lvl w:ilvl="7" w:tplc="C422FD7C">
+    <w:lvl w:ilvl="7" w:tplc="104ED532">
       <w:start w:val="1"/>
       <w:numFmt w:val="bullet"/>
       <w:lvlText w:val="●"/>
@@ -10628,7 +10736,7 @@
         <w:ind w:left="5760" w:hanging="360"/>
       </w:pPr>
     </w:lvl>
-    <w:lvl w:ilvl="8" w:tplc="0B726184">
+    <w:lvl w:ilvl="8" w:tplc="A0B24E28">
       <w:start w:val="1"/>
       <w:numFmt w:val="bullet"/>
       <w:lvlText w:val="●"/>
@@ -10638,122 +10746,14 @@
       </w:pPr>
     </w:lvl>
   </w:abstractNum>
-  <w:abstractNum w:abstractNumId="1" w15:restartNumberingAfterBreak="0">
-    <w:nsid w:val="3F902BD5"/>
-    <w:multiLevelType w:val="hybridMultilevel"/>
-    <w:tmpl w:val="7CAC4256"/>
-    <w:lvl w:ilvl="0" w:tplc="4C4EE42C">
-      <w:start w:val="1"/>
-      <w:numFmt w:val="bullet"/>
-      <w:lvlText w:val="•"/>
-      <w:lvlJc w:val="left"/>
-      <w:pPr>
-        <w:ind w:left="560" w:hanging="280"/>
-      </w:pPr>
-    </w:lvl>
-    <w:lvl w:ilvl="1" w:tplc="066232CA">
-      <w:numFmt w:val="decimal"/>
-      <w:lvlText w:val=""/>
-      <w:lvlJc w:val="left"/>
-    </w:lvl>
-    <w:lvl w:ilvl="2" w:tplc="C8D2A970">
-      <w:numFmt w:val="decimal"/>
-      <w:lvlText w:val=""/>
-      <w:lvlJc w:val="left"/>
-    </w:lvl>
-    <w:lvl w:ilvl="3" w:tplc="9FD42262">
-      <w:numFmt w:val="decimal"/>
-      <w:lvlText w:val=""/>
-      <w:lvlJc w:val="left"/>
-    </w:lvl>
-    <w:lvl w:ilvl="4" w:tplc="6C72EBCE">
-      <w:numFmt w:val="decimal"/>
-      <w:lvlText w:val=""/>
-      <w:lvlJc w:val="left"/>
-    </w:lvl>
-    <w:lvl w:ilvl="5" w:tplc="00728324">
-      <w:numFmt w:val="decimal"/>
-      <w:lvlText w:val=""/>
-      <w:lvlJc w:val="left"/>
-    </w:lvl>
-    <w:lvl w:ilvl="6" w:tplc="98AC6BDC">
-      <w:numFmt w:val="decimal"/>
-      <w:lvlText w:val=""/>
-      <w:lvlJc w:val="left"/>
-    </w:lvl>
-    <w:lvl w:ilvl="7" w:tplc="6A76CE12">
-      <w:numFmt w:val="decimal"/>
-      <w:lvlText w:val=""/>
-      <w:lvlJc w:val="left"/>
-    </w:lvl>
-    <w:lvl w:ilvl="8" w:tplc="1FA67D7E">
-      <w:numFmt w:val="decimal"/>
-      <w:lvlText w:val=""/>
-      <w:lvlJc w:val="left"/>
-    </w:lvl>
-  </w:abstractNum>
-  <w:abstractNum w:abstractNumId="2" w15:restartNumberingAfterBreak="0">
-    <w:nsid w:val="657B66F9"/>
-    <w:multiLevelType w:val="hybridMultilevel"/>
-    <w:tmpl w:val="4E50CF22"/>
-    <w:lvl w:ilvl="0" w:tplc="C8FE3A48">
-      <w:start w:val="1"/>
-      <w:numFmt w:val="decimal"/>
-      <w:lvlText w:val="%1."/>
-      <w:lvlJc w:val="left"/>
-      <w:pPr>
-        <w:ind w:left="560" w:hanging="340"/>
-      </w:pPr>
-    </w:lvl>
-    <w:lvl w:ilvl="1" w:tplc="3F9CA5A8">
-      <w:numFmt w:val="decimal"/>
-      <w:lvlText w:val=""/>
-      <w:lvlJc w:val="left"/>
-    </w:lvl>
-    <w:lvl w:ilvl="2" w:tplc="CEB473F2">
-      <w:numFmt w:val="decimal"/>
-      <w:lvlText w:val=""/>
-      <w:lvlJc w:val="left"/>
-    </w:lvl>
-    <w:lvl w:ilvl="3" w:tplc="965E093C">
-      <w:numFmt w:val="decimal"/>
-      <w:lvlText w:val=""/>
-      <w:lvlJc w:val="left"/>
-    </w:lvl>
-    <w:lvl w:ilvl="4" w:tplc="A4CA4172">
-      <w:numFmt w:val="decimal"/>
-      <w:lvlText w:val=""/>
-      <w:lvlJc w:val="left"/>
-    </w:lvl>
-    <w:lvl w:ilvl="5" w:tplc="0CBE4918">
-      <w:numFmt w:val="decimal"/>
-      <w:lvlText w:val=""/>
-      <w:lvlJc w:val="left"/>
-    </w:lvl>
-    <w:lvl w:ilvl="6" w:tplc="AC4ED79C">
-      <w:numFmt w:val="decimal"/>
-      <w:lvlText w:val=""/>
-      <w:lvlJc w:val="left"/>
-    </w:lvl>
-    <w:lvl w:ilvl="7" w:tplc="233C2AC8">
-      <w:numFmt w:val="decimal"/>
-      <w:lvlText w:val=""/>
-      <w:lvlJc w:val="left"/>
-    </w:lvl>
-    <w:lvl w:ilvl="8" w:tplc="9108832E">
-      <w:numFmt w:val="decimal"/>
-      <w:lvlText w:val=""/>
-      <w:lvlJc w:val="left"/>
-    </w:lvl>
-  </w:abstractNum>
-  <w:num w:numId="1" w16cid:durableId="1866942991">
-    <w:abstractNumId w:val="0"/>
+  <w:num w:numId="1" w16cid:durableId="1440297759">
+    <w:abstractNumId w:val="2"/>
     <w:lvlOverride w:ilvl="0">
       <w:startOverride w:val="1"/>
     </w:lvlOverride>
   </w:num>
-  <w:num w:numId="2" w16cid:durableId="1268348003">
-    <w:abstractNumId w:val="1"/>
+  <w:num w:numId="2" w16cid:durableId="1373383857">
+    <w:abstractNumId w:val="0"/>
     <w:lvlOverride w:ilvl="0">
       <w:startOverride w:val="1"/>
     </w:lvlOverride>
@@ -11346,7 +11346,7 @@
     <w:autoRedefine/>
     <w:uiPriority w:val="39"/>
     <w:unhideWhenUsed/>
-    <w:rsid w:val="004805BE"/>
+    <w:rsid w:val="00B00ACB"/>
     <w:pPr>
       <w:spacing w:after="100"/>
     </w:pPr>

--- a/public/documentos/INT-02-plan-de-involucramiento-de-los-interesados.docx
+++ b/public/documentos/INT-02-plan-de-involucramiento-de-los-interesados.docx
@@ -52,7 +52,7 @@
                 <w:noProof/>
               </w:rPr>
               <w:drawing>
-                <wp:inline distT="0" distB="0" distL="0" distR="0" wp14:anchorId="77B0EFB5" wp14:editId="59E8FCD8">
+                <wp:inline distT="0" distB="0" distL="0" distR="0" wp14:anchorId="204BCE60" wp14:editId="1738F0ED">
                   <wp:extent cx="990600" cy="990600"/>
                   <wp:effectExtent l="0" t="0" r="0" b="0"/>
                   <wp:docPr id="1" name="Imagen 1"/>
@@ -171,10 +171,10 @@
                 <w:noProof/>
               </w:rPr>
               <w:drawing>
-                <wp:inline distT="0" distB="0" distL="0" distR="0" wp14:anchorId="5A38E1AE" wp14:editId="5336A9AD">
+                <wp:inline distT="0" distB="0" distL="0" distR="0" wp14:anchorId="7E7F627A" wp14:editId="77F1CCDE">
                   <wp:extent cx="800100" cy="800100"/>
                   <wp:effectExtent l="0" t="0" r="0" b="0"/>
-                  <wp:docPr id="819496051" name="Imagen 819496051"/>
+                  <wp:docPr id="1335895159" name="Imagen 1335895159"/>
                   <wp:cNvGraphicFramePr>
                     <a:graphicFrameLocks xmlns:a="http://schemas.openxmlformats.org/drawingml/2006/main" noChangeAspect="1"/>
                   </wp:cNvGraphicFramePr>
@@ -1117,7 +1117,7 @@
                 <w:sz w:val="17"/>
                 <w:szCs w:val="17"/>
               </w:rPr>
-              <w:t>Responsable del modelo de Machine Learning</w:t>
+              <w:t>Responsable del modelo de Machine Learning y Product Owner</w:t>
             </w:r>
           </w:p>
         </w:tc>
@@ -2585,7 +2585,7 @@
     <w:sdt>
       <w:sdtPr>
         <w:alias w:val="Contenido"/>
-        <w:id w:val="-784502640"/>
+        <w:id w:val="-1127626987"/>
       </w:sdtPr>
       <w:sdtEndPr/>
       <w:sdtContent>
@@ -2611,7 +2611,7 @@
           <w:r>
             <w:fldChar w:fldCharType="separate"/>
           </w:r>
-          <w:hyperlink w:anchor="_Toc242549623" w:history="1">
+          <w:hyperlink w:anchor="_Toc243091683" w:history="1">
             <w:r>
               <w:rPr>
                 <w:rStyle w:val="Hipervnculo"/>
@@ -2635,7 +2635,7 @@
               <w:rPr>
                 <w:noProof/>
               </w:rPr>
-              <w:instrText xml:space="preserve"> PAGEREF _Toc242549623 \h </w:instrText>
+              <w:instrText xml:space="preserve"> PAGEREF _Toc243091683 \h </w:instrText>
             </w:r>
             <w:r>
               <w:rPr>
@@ -2675,7 +2675,7 @@
               <w14:ligatures w14:val="standardContextual"/>
             </w:rPr>
           </w:pPr>
-          <w:hyperlink w:anchor="_Toc242549624" w:history="1">
+          <w:hyperlink w:anchor="_Toc243091684" w:history="1">
             <w:r>
               <w:rPr>
                 <w:rStyle w:val="Hipervnculo"/>
@@ -2699,7 +2699,7 @@
               <w:rPr>
                 <w:noProof/>
               </w:rPr>
-              <w:instrText xml:space="preserve"> PAGEREF _Toc242549624 \h </w:instrText>
+              <w:instrText xml:space="preserve"> PAGEREF _Toc243091684 \h </w:instrText>
             </w:r>
             <w:r>
               <w:rPr>
@@ -2739,7 +2739,7 @@
               <w14:ligatures w14:val="standardContextual"/>
             </w:rPr>
           </w:pPr>
-          <w:hyperlink w:anchor="_Toc242549625" w:history="1">
+          <w:hyperlink w:anchor="_Toc243091685" w:history="1">
             <w:r>
               <w:rPr>
                 <w:rStyle w:val="Hipervnculo"/>
@@ -2763,7 +2763,7 @@
               <w:rPr>
                 <w:noProof/>
               </w:rPr>
-              <w:instrText xml:space="preserve"> PAGEREF _Toc242549625 \h </w:instrText>
+              <w:instrText xml:space="preserve"> PAGEREF _Toc243091685 \h </w:instrText>
             </w:r>
             <w:r>
               <w:rPr>
@@ -2803,7 +2803,7 @@
               <w14:ligatures w14:val="standardContextual"/>
             </w:rPr>
           </w:pPr>
-          <w:hyperlink w:anchor="_Toc242549626" w:history="1">
+          <w:hyperlink w:anchor="_Toc243091686" w:history="1">
             <w:r>
               <w:rPr>
                 <w:rStyle w:val="Hipervnculo"/>
@@ -2827,7 +2827,7 @@
               <w:rPr>
                 <w:noProof/>
               </w:rPr>
-              <w:instrText xml:space="preserve"> PAGEREF _Toc242549626 \h </w:instrText>
+              <w:instrText xml:space="preserve"> PAGEREF _Toc243091686 \h </w:instrText>
             </w:r>
             <w:r>
               <w:rPr>
@@ -2867,7 +2867,7 @@
               <w14:ligatures w14:val="standardContextual"/>
             </w:rPr>
           </w:pPr>
-          <w:hyperlink w:anchor="_Toc242549627" w:history="1">
+          <w:hyperlink w:anchor="_Toc243091687" w:history="1">
             <w:r>
               <w:rPr>
                 <w:rStyle w:val="Hipervnculo"/>
@@ -2891,7 +2891,7 @@
               <w:rPr>
                 <w:noProof/>
               </w:rPr>
-              <w:instrText xml:space="preserve"> PAGEREF _Toc242549627 \h </w:instrText>
+              <w:instrText xml:space="preserve"> PAGEREF _Toc243091687 \h </w:instrText>
             </w:r>
             <w:r>
               <w:rPr>
@@ -2941,7 +2941,7 @@
       <w:pPr>
         <w:pStyle w:val="Ttulo1"/>
       </w:pPr>
-      <w:bookmarkStart w:id="0" w:name="_Toc242549623"/>
+      <w:bookmarkStart w:id="0" w:name="_Toc243091683"/>
       <w:r>
         <w:lastRenderedPageBreak/>
         <w:t>1. Objetivo</w:t>
@@ -2961,7 +2961,7 @@
       <w:pPr>
         <w:pStyle w:val="Ttulo1"/>
       </w:pPr>
-      <w:bookmarkStart w:id="1" w:name="_Toc242549624"/>
+      <w:bookmarkStart w:id="1" w:name="_Toc243091684"/>
       <w:r>
         <w:t>2. Matriz de evaluación del involucramiento</w:t>
       </w:r>
@@ -6404,7 +6404,7 @@
       <w:pPr>
         <w:pStyle w:val="Ttulo1"/>
       </w:pPr>
-      <w:bookmarkStart w:id="2" w:name="_Toc242549625"/>
+      <w:bookmarkStart w:id="2" w:name="_Toc243091685"/>
       <w:r>
         <w:lastRenderedPageBreak/>
         <w:t>3. Estrategias y acciones por interesado</w:t>
@@ -9031,7 +9031,7 @@
       <w:pPr>
         <w:pStyle w:val="Ttulo1"/>
       </w:pPr>
-      <w:bookmarkStart w:id="3" w:name="_Toc242549626"/>
+      <w:bookmarkStart w:id="3" w:name="_Toc243091686"/>
       <w:r>
         <w:t>4. Expectativas que hay que gestionar</w:t>
       </w:r>
@@ -9377,7 +9377,7 @@
                 <w:sz w:val="18"/>
                 <w:szCs w:val="18"/>
               </w:rPr>
-              <w:t>Explicarlo en la reunión de inicio y anotarlo como candidato a una segunda versión.</w:t>
+              <w:t>Descartado en la reunión de inicio (12/10/2026).</w:t>
             </w:r>
           </w:p>
         </w:tc>
@@ -9520,7 +9520,7 @@
                 <w:sz w:val="18"/>
                 <w:szCs w:val="18"/>
               </w:rPr>
-              <w:t>Decidir con la Dirección: solicitud de cambio o descarte formal.</w:t>
+              <w:t>Descartado en la reunión de inicio (12/10/2026); incidente IN-10 cerrado.</w:t>
             </w:r>
           </w:p>
         </w:tc>
@@ -9563,7 +9563,6 @@
                 <w:sz w:val="18"/>
                 <w:szCs w:val="18"/>
               </w:rPr>
-              <w:lastRenderedPageBreak/>
               <w:t>Juegos interactivos para los estudiantes en la plataforma.</w:t>
             </w:r>
           </w:p>
@@ -9660,7 +9659,7 @@
                 <w:sz w:val="18"/>
                 <w:szCs w:val="18"/>
               </w:rPr>
-              <w:t>Aclararlo en la reunión de inicio.</w:t>
+              <w:t>Descartado en la reunión de inicio (12/10/2026).</w:t>
             </w:r>
           </w:p>
         </w:tc>
@@ -9704,6 +9703,7 @@
                 <w:sz w:val="18"/>
                 <w:szCs w:val="18"/>
               </w:rPr>
+              <w:lastRenderedPageBreak/>
               <w:t>Que el sistema no aumente la carga de trabajo.</w:t>
             </w:r>
           </w:p>
@@ -10100,7 +10100,7 @@
       <w:pPr>
         <w:pStyle w:val="Ttulo1"/>
       </w:pPr>
-      <w:bookmarkStart w:id="4" w:name="_Toc242549627"/>
+      <w:bookmarkStart w:id="4" w:name="_Toc243091687"/>
       <w:r>
         <w:t>5. Reglas para mantener el plan</w:t>
       </w:r>
@@ -10553,118 +10553,10 @@
 <file path=word/numbering.xml><?xml version="1.0" encoding="utf-8"?>
 <w:numbering xmlns:wpc="http://schemas.microsoft.com/office/word/2010/wordprocessingCanvas" xmlns:cx="http://schemas.microsoft.com/office/drawing/2014/chartex" xmlns:cx1="http://schemas.microsoft.com/office/drawing/2015/9/8/chartex" xmlns:cx2="http://schemas.microsoft.com/office/drawing/2015/10/21/chartex" xmlns:cx3="http://schemas.microsoft.com/office/drawing/2016/5/9/chartex" xmlns:cx4="http://schemas.microsoft.com/office/drawing/2016/5/10/chartex" xmlns:cx5="http://schemas.microsoft.com/office/drawing/2016/5/11/chartex" xmlns:cx6="http://schemas.microsoft.com/office/drawing/2016/5/12/chartex" xmlns:cx7="http://schemas.microsoft.com/office/drawing/2016/5/13/chartex" xmlns:cx8="http://schemas.microsoft.com/office/drawing/2016/5/14/chartex" xmlns:mc="http://schemas.openxmlformats.org/markup-compatibility/2006" xmlns:aink="http://schemas.microsoft.com/office/drawing/2016/ink" xmlns:am3d="http://schemas.microsoft.com/office/drawing/2017/model3d" xmlns:o="urn:schemas-microsoft-com:office:office" xmlns:oel="http://schemas.microsoft.com/office/2019/extlst" xmlns:r="http://schemas.openxmlformats.org/officeDocument/2006/relationships" xmlns:m="http://schemas.openxmlformats.org/officeDocument/2006/math" xmlns:v="urn:schemas-microsoft-com:vml" xmlns:wp14="http://schemas.microsoft.com/office/word/2010/wordprocessingDrawing" xmlns:wp="http://schemas.openxmlformats.org/drawingml/2006/wordprocessingDrawing" xmlns:w10="urn:schemas-microsoft-com:office:word" xmlns:w="http://schemas.openxmlformats.org/wordprocessingml/2006/main" xmlns:w14="http://schemas.microsoft.com/office/word/2010/wordml" xmlns:w15="http://schemas.microsoft.com/office/word/2012/wordml" xmlns:w16cex="http://schemas.microsoft.com/office/word/2018/wordml/cex" xmlns:w16cid="http://schemas.microsoft.com/office/word/2016/wordml/cid" xmlns:w16="http://schemas.microsoft.com/office/word/2018/wordml" xmlns:w16du="http://schemas.microsoft.com/office/word/2023/wordml/word16du" xmlns:w16sdtdh="http://schemas.microsoft.com/office/word/2020/wordml/sdtdatahash" xmlns:w16sdtfl="http://schemas.microsoft.com/office/word/2024/wordml/sdtformatlock" xmlns:w16se="http://schemas.microsoft.com/office/word/2015/wordml/symex" xmlns:wpg="http://schemas.microsoft.com/office/word/2010/wordprocessingGroup" xmlns:wpi="http://schemas.microsoft.com/office/word/2010/wordprocessingInk" xmlns:wne="http://schemas.microsoft.com/office/word/2006/wordml" xmlns:wps="http://schemas.microsoft.com/office/word/2010/wordprocessingShape" mc:Ignorable="w14 w15 w16se w16cid w16 w16cex w16sdtdh w16sdtfl w16du wp14">
   <w:abstractNum w:abstractNumId="0" w15:restartNumberingAfterBreak="0">
-    <w:nsid w:val="00240376"/>
+    <w:nsid w:val="078414E3"/>
     <w:multiLevelType w:val="hybridMultilevel"/>
-    <w:tmpl w:val="D6E8FAB8"/>
-    <w:lvl w:ilvl="0" w:tplc="247276E0">
-      <w:start w:val="1"/>
-      <w:numFmt w:val="bullet"/>
-      <w:lvlText w:val="•"/>
-      <w:lvlJc w:val="left"/>
-      <w:pPr>
-        <w:ind w:left="560" w:hanging="280"/>
-      </w:pPr>
-    </w:lvl>
-    <w:lvl w:ilvl="1" w:tplc="F790D536">
-      <w:numFmt w:val="decimal"/>
-      <w:lvlText w:val=""/>
-      <w:lvlJc w:val="left"/>
-    </w:lvl>
-    <w:lvl w:ilvl="2" w:tplc="1AE2B548">
-      <w:numFmt w:val="decimal"/>
-      <w:lvlText w:val=""/>
-      <w:lvlJc w:val="left"/>
-    </w:lvl>
-    <w:lvl w:ilvl="3" w:tplc="2C8E8B0C">
-      <w:numFmt w:val="decimal"/>
-      <w:lvlText w:val=""/>
-      <w:lvlJc w:val="left"/>
-    </w:lvl>
-    <w:lvl w:ilvl="4" w:tplc="ED0EE736">
-      <w:numFmt w:val="decimal"/>
-      <w:lvlText w:val=""/>
-      <w:lvlJc w:val="left"/>
-    </w:lvl>
-    <w:lvl w:ilvl="5" w:tplc="8CF06064">
-      <w:numFmt w:val="decimal"/>
-      <w:lvlText w:val=""/>
-      <w:lvlJc w:val="left"/>
-    </w:lvl>
-    <w:lvl w:ilvl="6" w:tplc="5954665C">
-      <w:numFmt w:val="decimal"/>
-      <w:lvlText w:val=""/>
-      <w:lvlJc w:val="left"/>
-    </w:lvl>
-    <w:lvl w:ilvl="7" w:tplc="7004D50A">
-      <w:numFmt w:val="decimal"/>
-      <w:lvlText w:val=""/>
-      <w:lvlJc w:val="left"/>
-    </w:lvl>
-    <w:lvl w:ilvl="8" w:tplc="8558F332">
-      <w:numFmt w:val="decimal"/>
-      <w:lvlText w:val=""/>
-      <w:lvlJc w:val="left"/>
-    </w:lvl>
-  </w:abstractNum>
-  <w:abstractNum w:abstractNumId="1" w15:restartNumberingAfterBreak="0">
-    <w:nsid w:val="4C052CC5"/>
-    <w:multiLevelType w:val="hybridMultilevel"/>
-    <w:tmpl w:val="8DACA520"/>
-    <w:lvl w:ilvl="0" w:tplc="3968A64C">
-      <w:start w:val="1"/>
-      <w:numFmt w:val="decimal"/>
-      <w:lvlText w:val="%1."/>
-      <w:lvlJc w:val="left"/>
-      <w:pPr>
-        <w:ind w:left="560" w:hanging="340"/>
-      </w:pPr>
-    </w:lvl>
-    <w:lvl w:ilvl="1" w:tplc="265AB396">
-      <w:numFmt w:val="decimal"/>
-      <w:lvlText w:val=""/>
-      <w:lvlJc w:val="left"/>
-    </w:lvl>
-    <w:lvl w:ilvl="2" w:tplc="1C7642B2">
-      <w:numFmt w:val="decimal"/>
-      <w:lvlText w:val=""/>
-      <w:lvlJc w:val="left"/>
-    </w:lvl>
-    <w:lvl w:ilvl="3" w:tplc="19A67AA8">
-      <w:numFmt w:val="decimal"/>
-      <w:lvlText w:val=""/>
-      <w:lvlJc w:val="left"/>
-    </w:lvl>
-    <w:lvl w:ilvl="4" w:tplc="DD4A1966">
-      <w:numFmt w:val="decimal"/>
-      <w:lvlText w:val=""/>
-      <w:lvlJc w:val="left"/>
-    </w:lvl>
-    <w:lvl w:ilvl="5" w:tplc="A0DCC98A">
-      <w:numFmt w:val="decimal"/>
-      <w:lvlText w:val=""/>
-      <w:lvlJc w:val="left"/>
-    </w:lvl>
-    <w:lvl w:ilvl="6" w:tplc="3ED62068">
-      <w:numFmt w:val="decimal"/>
-      <w:lvlText w:val=""/>
-      <w:lvlJc w:val="left"/>
-    </w:lvl>
-    <w:lvl w:ilvl="7" w:tplc="9424D34C">
-      <w:numFmt w:val="decimal"/>
-      <w:lvlText w:val=""/>
-      <w:lvlJc w:val="left"/>
-    </w:lvl>
-    <w:lvl w:ilvl="8" w:tplc="9C863FF8">
-      <w:numFmt w:val="decimal"/>
-      <w:lvlText w:val=""/>
-      <w:lvlJc w:val="left"/>
-    </w:lvl>
-  </w:abstractNum>
-  <w:abstractNum w:abstractNumId="2" w15:restartNumberingAfterBreak="0">
-    <w:nsid w:val="60C77E78"/>
-    <w:multiLevelType w:val="hybridMultilevel"/>
-    <w:tmpl w:val="3560066C"/>
-    <w:lvl w:ilvl="0" w:tplc="C3A4E106">
+    <w:tmpl w:val="0D167CA6"/>
+    <w:lvl w:ilvl="0" w:tplc="535C64A6">
       <w:start w:val="1"/>
       <w:numFmt w:val="bullet"/>
       <w:lvlText w:val="●"/>
@@ -10673,7 +10565,7 @@
         <w:ind w:left="720" w:hanging="360"/>
       </w:pPr>
     </w:lvl>
-    <w:lvl w:ilvl="1" w:tplc="4962C1A8">
+    <w:lvl w:ilvl="1" w:tplc="D42AD19C">
       <w:start w:val="1"/>
       <w:numFmt w:val="bullet"/>
       <w:lvlText w:val="○"/>
@@ -10682,7 +10574,7 @@
         <w:ind w:left="1440" w:hanging="360"/>
       </w:pPr>
     </w:lvl>
-    <w:lvl w:ilvl="2" w:tplc="C15C5B40">
+    <w:lvl w:ilvl="2" w:tplc="D812DD78">
       <w:start w:val="1"/>
       <w:numFmt w:val="bullet"/>
       <w:lvlText w:val="■"/>
@@ -10691,7 +10583,7 @@
         <w:ind w:left="2160" w:hanging="360"/>
       </w:pPr>
     </w:lvl>
-    <w:lvl w:ilvl="3" w:tplc="02166244">
+    <w:lvl w:ilvl="3" w:tplc="CC6A9062">
       <w:start w:val="1"/>
       <w:numFmt w:val="bullet"/>
       <w:lvlText w:val="●"/>
@@ -10700,7 +10592,7 @@
         <w:ind w:left="2880" w:hanging="360"/>
       </w:pPr>
     </w:lvl>
-    <w:lvl w:ilvl="4" w:tplc="2CAAF1E6">
+    <w:lvl w:ilvl="4" w:tplc="8CF8A644">
       <w:start w:val="1"/>
       <w:numFmt w:val="bullet"/>
       <w:lvlText w:val="○"/>
@@ -10709,7 +10601,7 @@
         <w:ind w:left="3600" w:hanging="360"/>
       </w:pPr>
     </w:lvl>
-    <w:lvl w:ilvl="5" w:tplc="AB62586E">
+    <w:lvl w:ilvl="5" w:tplc="26A62E50">
       <w:start w:val="1"/>
       <w:numFmt w:val="bullet"/>
       <w:lvlText w:val="■"/>
@@ -10718,7 +10610,7 @@
         <w:ind w:left="4320" w:hanging="360"/>
       </w:pPr>
     </w:lvl>
-    <w:lvl w:ilvl="6" w:tplc="0C4E4ECA">
+    <w:lvl w:ilvl="6" w:tplc="3F34F80E">
       <w:start w:val="1"/>
       <w:numFmt w:val="bullet"/>
       <w:lvlText w:val="●"/>
@@ -10727,7 +10619,7 @@
         <w:ind w:left="5040" w:hanging="360"/>
       </w:pPr>
     </w:lvl>
-    <w:lvl w:ilvl="7" w:tplc="104ED532">
+    <w:lvl w:ilvl="7" w:tplc="F8F2F036">
       <w:start w:val="1"/>
       <w:numFmt w:val="bullet"/>
       <w:lvlText w:val="●"/>
@@ -10736,7 +10628,7 @@
         <w:ind w:left="5760" w:hanging="360"/>
       </w:pPr>
     </w:lvl>
-    <w:lvl w:ilvl="8" w:tplc="A0B24E28">
+    <w:lvl w:ilvl="8" w:tplc="EECE10B4">
       <w:start w:val="1"/>
       <w:numFmt w:val="bullet"/>
       <w:lvlText w:val="●"/>
@@ -10746,14 +10638,122 @@
       </w:pPr>
     </w:lvl>
   </w:abstractNum>
-  <w:num w:numId="1" w16cid:durableId="1440297759">
-    <w:abstractNumId w:val="2"/>
+  <w:abstractNum w:abstractNumId="1" w15:restartNumberingAfterBreak="0">
+    <w:nsid w:val="3C996E65"/>
+    <w:multiLevelType w:val="hybridMultilevel"/>
+    <w:tmpl w:val="B78ADBBA"/>
+    <w:lvl w:ilvl="0" w:tplc="EABAA1DE">
+      <w:start w:val="1"/>
+      <w:numFmt w:val="bullet"/>
+      <w:lvlText w:val="•"/>
+      <w:lvlJc w:val="left"/>
+      <w:pPr>
+        <w:ind w:left="560" w:hanging="280"/>
+      </w:pPr>
+    </w:lvl>
+    <w:lvl w:ilvl="1" w:tplc="74C4ECAC">
+      <w:numFmt w:val="decimal"/>
+      <w:lvlText w:val=""/>
+      <w:lvlJc w:val="left"/>
+    </w:lvl>
+    <w:lvl w:ilvl="2" w:tplc="31D05C0C">
+      <w:numFmt w:val="decimal"/>
+      <w:lvlText w:val=""/>
+      <w:lvlJc w:val="left"/>
+    </w:lvl>
+    <w:lvl w:ilvl="3" w:tplc="9A680FC6">
+      <w:numFmt w:val="decimal"/>
+      <w:lvlText w:val=""/>
+      <w:lvlJc w:val="left"/>
+    </w:lvl>
+    <w:lvl w:ilvl="4" w:tplc="7568735C">
+      <w:numFmt w:val="decimal"/>
+      <w:lvlText w:val=""/>
+      <w:lvlJc w:val="left"/>
+    </w:lvl>
+    <w:lvl w:ilvl="5" w:tplc="2DE8A0E2">
+      <w:numFmt w:val="decimal"/>
+      <w:lvlText w:val=""/>
+      <w:lvlJc w:val="left"/>
+    </w:lvl>
+    <w:lvl w:ilvl="6" w:tplc="65F25A9A">
+      <w:numFmt w:val="decimal"/>
+      <w:lvlText w:val=""/>
+      <w:lvlJc w:val="left"/>
+    </w:lvl>
+    <w:lvl w:ilvl="7" w:tplc="35FA3C56">
+      <w:numFmt w:val="decimal"/>
+      <w:lvlText w:val=""/>
+      <w:lvlJc w:val="left"/>
+    </w:lvl>
+    <w:lvl w:ilvl="8" w:tplc="2FA65974">
+      <w:numFmt w:val="decimal"/>
+      <w:lvlText w:val=""/>
+      <w:lvlJc w:val="left"/>
+    </w:lvl>
+  </w:abstractNum>
+  <w:abstractNum w:abstractNumId="2" w15:restartNumberingAfterBreak="0">
+    <w:nsid w:val="62035F0B"/>
+    <w:multiLevelType w:val="hybridMultilevel"/>
+    <w:tmpl w:val="FFB45D30"/>
+    <w:lvl w:ilvl="0" w:tplc="7402F394">
+      <w:start w:val="1"/>
+      <w:numFmt w:val="decimal"/>
+      <w:lvlText w:val="%1."/>
+      <w:lvlJc w:val="left"/>
+      <w:pPr>
+        <w:ind w:left="560" w:hanging="340"/>
+      </w:pPr>
+    </w:lvl>
+    <w:lvl w:ilvl="1" w:tplc="0636C8D0">
+      <w:numFmt w:val="decimal"/>
+      <w:lvlText w:val=""/>
+      <w:lvlJc w:val="left"/>
+    </w:lvl>
+    <w:lvl w:ilvl="2" w:tplc="6CC05F22">
+      <w:numFmt w:val="decimal"/>
+      <w:lvlText w:val=""/>
+      <w:lvlJc w:val="left"/>
+    </w:lvl>
+    <w:lvl w:ilvl="3" w:tplc="162603AE">
+      <w:numFmt w:val="decimal"/>
+      <w:lvlText w:val=""/>
+      <w:lvlJc w:val="left"/>
+    </w:lvl>
+    <w:lvl w:ilvl="4" w:tplc="618E161C">
+      <w:numFmt w:val="decimal"/>
+      <w:lvlText w:val=""/>
+      <w:lvlJc w:val="left"/>
+    </w:lvl>
+    <w:lvl w:ilvl="5" w:tplc="9610728E">
+      <w:numFmt w:val="decimal"/>
+      <w:lvlText w:val=""/>
+      <w:lvlJc w:val="left"/>
+    </w:lvl>
+    <w:lvl w:ilvl="6" w:tplc="1438025E">
+      <w:numFmt w:val="decimal"/>
+      <w:lvlText w:val=""/>
+      <w:lvlJc w:val="left"/>
+    </w:lvl>
+    <w:lvl w:ilvl="7" w:tplc="19ECE5BA">
+      <w:numFmt w:val="decimal"/>
+      <w:lvlText w:val=""/>
+      <w:lvlJc w:val="left"/>
+    </w:lvl>
+    <w:lvl w:ilvl="8" w:tplc="BE7C2216">
+      <w:numFmt w:val="decimal"/>
+      <w:lvlText w:val=""/>
+      <w:lvlJc w:val="left"/>
+    </w:lvl>
+  </w:abstractNum>
+  <w:num w:numId="1" w16cid:durableId="1351420167">
+    <w:abstractNumId w:val="0"/>
     <w:lvlOverride w:ilvl="0">
       <w:startOverride w:val="1"/>
     </w:lvlOverride>
   </w:num>
-  <w:num w:numId="2" w16cid:durableId="1373383857">
-    <w:abstractNumId w:val="0"/>
+  <w:num w:numId="2" w16cid:durableId="1827280220">
+    <w:abstractNumId w:val="1"/>
     <w:lvlOverride w:ilvl="0">
       <w:startOverride w:val="1"/>
     </w:lvlOverride>
@@ -11346,7 +11346,7 @@
     <w:autoRedefine/>
     <w:uiPriority w:val="39"/>
     <w:unhideWhenUsed/>
-    <w:rsid w:val="00B00ACB"/>
+    <w:rsid w:val="00894DEF"/>
     <w:pPr>
       <w:spacing w:after="100"/>
     </w:pPr>

--- a/public/documentos/INT-02-plan-de-involucramiento-de-los-interesados.docx
+++ b/public/documentos/INT-02-plan-de-involucramiento-de-los-interesados.docx
@@ -18,7 +18,7 @@
           <w:left w:w="10" w:type="dxa"/>
           <w:right w:w="10" w:type="dxa"/>
         </w:tblCellMar>
-        <w:tblLook w:val="04A0" w:firstRow="1" w:lastRow="0" w:firstColumn="1" w:lastColumn="0" w:noHBand="0" w:noVBand="1"/>
+        <w:tblLook w:val="0000" w:firstRow="0" w:lastRow="0" w:firstColumn="0" w:lastColumn="0" w:noHBand="0" w:noVBand="0"/>
       </w:tblPr>
       <w:tblGrid>
         <w:gridCol w:w="1757"/>
@@ -52,7 +52,7 @@
                 <w:noProof/>
               </w:rPr>
               <w:drawing>
-                <wp:inline distT="0" distB="0" distL="0" distR="0" wp14:anchorId="204BCE60" wp14:editId="1738F0ED">
+                <wp:inline distT="0" distB="0" distL="0" distR="0" wp14:anchorId="79FE9E23" wp14:editId="38059D5A">
                   <wp:extent cx="990600" cy="990600"/>
                   <wp:effectExtent l="0" t="0" r="0" b="0"/>
                   <wp:docPr id="1" name="Imagen 1"/>
@@ -171,10 +171,10 @@
                 <w:noProof/>
               </w:rPr>
               <w:drawing>
-                <wp:inline distT="0" distB="0" distL="0" distR="0" wp14:anchorId="7E7F627A" wp14:editId="77F1CCDE">
+                <wp:inline distT="0" distB="0" distL="0" distR="0" wp14:anchorId="4A724A41" wp14:editId="1D97812C">
                   <wp:extent cx="800100" cy="800100"/>
                   <wp:effectExtent l="0" t="0" r="0" b="0"/>
-                  <wp:docPr id="1335895159" name="Imagen 1335895159"/>
+                  <wp:docPr id="1473457780" name="Imagen 1473457780"/>
                   <wp:cNvGraphicFramePr>
                     <a:graphicFrameLocks xmlns:a="http://schemas.openxmlformats.org/drawingml/2006/main" noChangeAspect="1"/>
                   </wp:cNvGraphicFramePr>
@@ -308,7 +308,7 @@
           <w:left w:w="10" w:type="dxa"/>
           <w:right w:w="10" w:type="dxa"/>
         </w:tblCellMar>
-        <w:tblLook w:val="04A0" w:firstRow="1" w:lastRow="0" w:firstColumn="1" w:lastColumn="0" w:noHBand="0" w:noVBand="1"/>
+        <w:tblLook w:val="0000" w:firstRow="0" w:lastRow="0" w:firstColumn="0" w:lastColumn="0" w:noHBand="0" w:noVBand="0"/>
       </w:tblPr>
       <w:tblGrid>
         <w:gridCol w:w="2636"/>
@@ -759,7 +759,7 @@
                 <w:sz w:val="19"/>
                 <w:szCs w:val="19"/>
               </w:rPr>
-              <w:t>INT-02  ·  Versión 1.0  ·  10/10/2026</w:t>
+              <w:t>INT-02  ·  Versión 1.1  ·  17/10/2026</w:t>
             </w:r>
           </w:p>
         </w:tc>
@@ -786,7 +786,7 @@
           <w:left w:w="10" w:type="dxa"/>
           <w:right w:w="10" w:type="dxa"/>
         </w:tblCellMar>
-        <w:tblLook w:val="04A0" w:firstRow="1" w:lastRow="0" w:firstColumn="1" w:lastColumn="0" w:noHBand="0" w:noVBand="1"/>
+        <w:tblLook w:val="0000" w:firstRow="0" w:lastRow="0" w:firstColumn="0" w:lastColumn="0" w:noHBand="0" w:noVBand="0"/>
       </w:tblPr>
       <w:tblGrid>
         <w:gridCol w:w="4042"/>
@@ -1399,7 +1399,7 @@
           <w:left w:w="10" w:type="dxa"/>
           <w:right w:w="10" w:type="dxa"/>
         </w:tblCellMar>
-        <w:tblLook w:val="04A0" w:firstRow="1" w:lastRow="0" w:firstColumn="1" w:lastColumn="0" w:noHBand="0" w:noVBand="1"/>
+        <w:tblLook w:val="0000" w:firstRow="0" w:lastRow="0" w:firstColumn="0" w:lastColumn="0" w:noHBand="0" w:noVBand="0"/>
       </w:tblPr>
       <w:tblGrid>
         <w:gridCol w:w="2636"/>
@@ -1817,7 +1817,7 @@
           <w:left w:w="10" w:type="dxa"/>
           <w:right w:w="10" w:type="dxa"/>
         </w:tblCellMar>
-        <w:tblLook w:val="04A0" w:firstRow="1" w:lastRow="0" w:firstColumn="1" w:lastColumn="0" w:noHBand="0" w:noVBand="1"/>
+        <w:tblLook w:val="0000" w:firstRow="0" w:lastRow="0" w:firstColumn="0" w:lastColumn="0" w:noHBand="0" w:noVBand="0"/>
       </w:tblPr>
       <w:tblGrid>
         <w:gridCol w:w="1054"/>
@@ -2096,6 +2096,149 @@
               <w:bottom w:val="single" w:sz="4" w:space="0" w:color="B8C2CC"/>
               <w:right w:val="single" w:sz="4" w:space="0" w:color="B8C2CC"/>
             </w:tcBorders>
+            <w:tcMar>
+              <w:top w:w="55" w:type="dxa"/>
+              <w:left w:w="85" w:type="dxa"/>
+              <w:bottom w:w="55" w:type="dxa"/>
+              <w:right w:w="85" w:type="dxa"/>
+            </w:tcMar>
+            <w:vAlign w:val="center"/>
+          </w:tcPr>
+          <w:p>
+            <w:pPr>
+              <w:spacing w:line="250" w:lineRule="auto"/>
+            </w:pPr>
+            <w:r>
+              <w:rPr>
+                <w:rFonts w:ascii="Arial" w:eastAsia="Arial" w:hAnsi="Arial" w:cs="Arial"/>
+                <w:color w:val="1A1A1A"/>
+                <w:sz w:val="18"/>
+                <w:szCs w:val="18"/>
+              </w:rPr>
+              <w:t>Jhostin J. Galarza Camarena</w:t>
+            </w:r>
+          </w:p>
+        </w:tc>
+      </w:tr>
+      <w:tr>
+        <w:tblPrEx>
+          <w:tblCellMar>
+            <w:top w:w="0" w:type="dxa"/>
+            <w:bottom w:w="0" w:type="dxa"/>
+          </w:tblCellMar>
+        </w:tblPrEx>
+        <w:trPr>
+          <w:cantSplit/>
+        </w:trPr>
+        <w:tc>
+          <w:tcPr>
+            <w:tcW w:w="1054" w:type="dxa"/>
+            <w:tcBorders>
+              <w:top w:val="single" w:sz="4" w:space="0" w:color="B8C2CC"/>
+              <w:left w:val="single" w:sz="4" w:space="0" w:color="B8C2CC"/>
+              <w:bottom w:val="single" w:sz="4" w:space="0" w:color="B8C2CC"/>
+              <w:right w:val="single" w:sz="4" w:space="0" w:color="B8C2CC"/>
+            </w:tcBorders>
+            <w:shd w:val="clear" w:color="auto" w:fill="F5F7FA"/>
+            <w:tcMar>
+              <w:top w:w="55" w:type="dxa"/>
+              <w:left w:w="85" w:type="dxa"/>
+              <w:bottom w:w="55" w:type="dxa"/>
+              <w:right w:w="85" w:type="dxa"/>
+            </w:tcMar>
+            <w:vAlign w:val="center"/>
+          </w:tcPr>
+          <w:p>
+            <w:pPr>
+              <w:spacing w:line="250" w:lineRule="auto"/>
+            </w:pPr>
+            <w:r>
+              <w:rPr>
+                <w:rFonts w:ascii="Arial" w:eastAsia="Arial" w:hAnsi="Arial" w:cs="Arial"/>
+                <w:color w:val="1A1A1A"/>
+                <w:sz w:val="18"/>
+                <w:szCs w:val="18"/>
+              </w:rPr>
+              <w:t>1.1</w:t>
+            </w:r>
+          </w:p>
+        </w:tc>
+        <w:tc>
+          <w:tcPr>
+            <w:tcW w:w="1405" w:type="dxa"/>
+            <w:tcBorders>
+              <w:top w:val="single" w:sz="4" w:space="0" w:color="B8C2CC"/>
+              <w:left w:val="single" w:sz="4" w:space="0" w:color="B8C2CC"/>
+              <w:bottom w:val="single" w:sz="4" w:space="0" w:color="B8C2CC"/>
+              <w:right w:val="single" w:sz="4" w:space="0" w:color="B8C2CC"/>
+            </w:tcBorders>
+            <w:shd w:val="clear" w:color="auto" w:fill="F5F7FA"/>
+            <w:tcMar>
+              <w:top w:w="55" w:type="dxa"/>
+              <w:left w:w="85" w:type="dxa"/>
+              <w:bottom w:w="55" w:type="dxa"/>
+              <w:right w:w="85" w:type="dxa"/>
+            </w:tcMar>
+            <w:vAlign w:val="center"/>
+          </w:tcPr>
+          <w:p>
+            <w:pPr>
+              <w:spacing w:line="250" w:lineRule="auto"/>
+            </w:pPr>
+            <w:r>
+              <w:rPr>
+                <w:rFonts w:ascii="Arial" w:eastAsia="Arial" w:hAnsi="Arial" w:cs="Arial"/>
+                <w:color w:val="1A1A1A"/>
+                <w:sz w:val="18"/>
+                <w:szCs w:val="18"/>
+              </w:rPr>
+              <w:t>17/10/2026</w:t>
+            </w:r>
+          </w:p>
+        </w:tc>
+        <w:tc>
+          <w:tcPr>
+            <w:tcW w:w="4129" w:type="dxa"/>
+            <w:tcBorders>
+              <w:top w:val="single" w:sz="4" w:space="0" w:color="B8C2CC"/>
+              <w:left w:val="single" w:sz="4" w:space="0" w:color="B8C2CC"/>
+              <w:bottom w:val="single" w:sz="4" w:space="0" w:color="B8C2CC"/>
+              <w:right w:val="single" w:sz="4" w:space="0" w:color="B8C2CC"/>
+            </w:tcBorders>
+            <w:shd w:val="clear" w:color="auto" w:fill="F5F7FA"/>
+            <w:tcMar>
+              <w:top w:w="55" w:type="dxa"/>
+              <w:left w:w="85" w:type="dxa"/>
+              <w:bottom w:w="55" w:type="dxa"/>
+              <w:right w:w="85" w:type="dxa"/>
+            </w:tcMar>
+            <w:vAlign w:val="center"/>
+          </w:tcPr>
+          <w:p>
+            <w:pPr>
+              <w:spacing w:line="250" w:lineRule="auto"/>
+            </w:pPr>
+            <w:r>
+              <w:rPr>
+                <w:rFonts w:ascii="Arial" w:eastAsia="Arial" w:hAnsi="Arial" w:cs="Arial"/>
+                <w:color w:val="1A1A1A"/>
+                <w:sz w:val="18"/>
+                <w:szCs w:val="18"/>
+              </w:rPr>
+              <w:t>Las expectativas de asistencia con QR, juegos y guías de Cubicol se descartaron en la reunión de inicio.</w:t>
+            </w:r>
+          </w:p>
+        </w:tc>
+        <w:tc>
+          <w:tcPr>
+            <w:tcW w:w="2199" w:type="dxa"/>
+            <w:tcBorders>
+              <w:top w:val="single" w:sz="4" w:space="0" w:color="B8C2CC"/>
+              <w:left w:val="single" w:sz="4" w:space="0" w:color="B8C2CC"/>
+              <w:bottom w:val="single" w:sz="4" w:space="0" w:color="B8C2CC"/>
+              <w:right w:val="single" w:sz="4" w:space="0" w:color="B8C2CC"/>
+            </w:tcBorders>
+            <w:shd w:val="clear" w:color="auto" w:fill="F5F7FA"/>
             <w:tcMar>
               <w:top w:w="55" w:type="dxa"/>
               <w:left w:w="85" w:type="dxa"/>
@@ -2158,7 +2301,7 @@
           <w:left w:w="10" w:type="dxa"/>
           <w:right w:w="10" w:type="dxa"/>
         </w:tblCellMar>
-        <w:tblLook w:val="04A0" w:firstRow="1" w:lastRow="0" w:firstColumn="1" w:lastColumn="0" w:noHBand="0" w:noVBand="1"/>
+        <w:tblLook w:val="0000" w:firstRow="0" w:lastRow="0" w:firstColumn="0" w:lastColumn="0" w:noHBand="0" w:noVBand="0"/>
       </w:tblPr>
       <w:tblGrid>
         <w:gridCol w:w="2636"/>
@@ -2498,7 +2641,7 @@
           <w:left w:w="10" w:type="dxa"/>
           <w:right w:w="10" w:type="dxa"/>
         </w:tblCellMar>
-        <w:tblLook w:val="04A0" w:firstRow="1" w:lastRow="0" w:firstColumn="1" w:lastColumn="0" w:noHBand="0" w:noVBand="1"/>
+        <w:tblLook w:val="0000" w:firstRow="0" w:lastRow="0" w:firstColumn="0" w:lastColumn="0" w:noHBand="0" w:noVBand="0"/>
       </w:tblPr>
       <w:tblGrid>
         <w:gridCol w:w="8787"/>
@@ -2585,7 +2728,7 @@
     <w:sdt>
       <w:sdtPr>
         <w:alias w:val="Contenido"/>
-        <w:id w:val="-1127626987"/>
+        <w:id w:val="-2087676263"/>
       </w:sdtPr>
       <w:sdtEndPr/>
       <w:sdtContent>
@@ -2611,7 +2754,7 @@
           <w:r>
             <w:fldChar w:fldCharType="separate"/>
           </w:r>
-          <w:hyperlink w:anchor="_Toc243091683" w:history="1">
+          <w:hyperlink w:anchor="_Toc243093496" w:history="1">
             <w:r>
               <w:rPr>
                 <w:rStyle w:val="Hipervnculo"/>
@@ -2635,7 +2778,7 @@
               <w:rPr>
                 <w:noProof/>
               </w:rPr>
-              <w:instrText xml:space="preserve"> PAGEREF _Toc243091683 \h </w:instrText>
+              <w:instrText xml:space="preserve"> PAGEREF _Toc243093496 \h </w:instrText>
             </w:r>
             <w:r>
               <w:rPr>
@@ -2675,7 +2818,7 @@
               <w14:ligatures w14:val="standardContextual"/>
             </w:rPr>
           </w:pPr>
-          <w:hyperlink w:anchor="_Toc243091684" w:history="1">
+          <w:hyperlink w:anchor="_Toc243093497" w:history="1">
             <w:r>
               <w:rPr>
                 <w:rStyle w:val="Hipervnculo"/>
@@ -2699,7 +2842,7 @@
               <w:rPr>
                 <w:noProof/>
               </w:rPr>
-              <w:instrText xml:space="preserve"> PAGEREF _Toc243091684 \h </w:instrText>
+              <w:instrText xml:space="preserve"> PAGEREF _Toc243093497 \h </w:instrText>
             </w:r>
             <w:r>
               <w:rPr>
@@ -2739,7 +2882,7 @@
               <w14:ligatures w14:val="standardContextual"/>
             </w:rPr>
           </w:pPr>
-          <w:hyperlink w:anchor="_Toc243091685" w:history="1">
+          <w:hyperlink w:anchor="_Toc243093498" w:history="1">
             <w:r>
               <w:rPr>
                 <w:rStyle w:val="Hipervnculo"/>
@@ -2763,7 +2906,7 @@
               <w:rPr>
                 <w:noProof/>
               </w:rPr>
-              <w:instrText xml:space="preserve"> PAGEREF _Toc243091685 \h </w:instrText>
+              <w:instrText xml:space="preserve"> PAGEREF _Toc243093498 \h </w:instrText>
             </w:r>
             <w:r>
               <w:rPr>
@@ -2803,7 +2946,7 @@
               <w14:ligatures w14:val="standardContextual"/>
             </w:rPr>
           </w:pPr>
-          <w:hyperlink w:anchor="_Toc243091686" w:history="1">
+          <w:hyperlink w:anchor="_Toc243093499" w:history="1">
             <w:r>
               <w:rPr>
                 <w:rStyle w:val="Hipervnculo"/>
@@ -2827,7 +2970,7 @@
               <w:rPr>
                 <w:noProof/>
               </w:rPr>
-              <w:instrText xml:space="preserve"> PAGEREF _Toc243091686 \h </w:instrText>
+              <w:instrText xml:space="preserve"> PAGEREF _Toc243093499 \h </w:instrText>
             </w:r>
             <w:r>
               <w:rPr>
@@ -2867,7 +3010,7 @@
               <w14:ligatures w14:val="standardContextual"/>
             </w:rPr>
           </w:pPr>
-          <w:hyperlink w:anchor="_Toc243091687" w:history="1">
+          <w:hyperlink w:anchor="_Toc243093500" w:history="1">
             <w:r>
               <w:rPr>
                 <w:rStyle w:val="Hipervnculo"/>
@@ -2891,7 +3034,7 @@
               <w:rPr>
                 <w:noProof/>
               </w:rPr>
-              <w:instrText xml:space="preserve"> PAGEREF _Toc243091687 \h </w:instrText>
+              <w:instrText xml:space="preserve"> PAGEREF _Toc243093500 \h </w:instrText>
             </w:r>
             <w:r>
               <w:rPr>
@@ -2941,7 +3084,7 @@
       <w:pPr>
         <w:pStyle w:val="Ttulo1"/>
       </w:pPr>
-      <w:bookmarkStart w:id="0" w:name="_Toc243091683"/>
+      <w:bookmarkStart w:id="0" w:name="_Toc243093496"/>
       <w:r>
         <w:lastRenderedPageBreak/>
         <w:t>1. Objetivo</w:t>
@@ -2961,7 +3104,7 @@
       <w:pPr>
         <w:pStyle w:val="Ttulo1"/>
       </w:pPr>
-      <w:bookmarkStart w:id="1" w:name="_Toc243091684"/>
+      <w:bookmarkStart w:id="1" w:name="_Toc243093497"/>
       <w:r>
         <w:t>2. Matriz de evaluación del involucramiento</w:t>
       </w:r>
@@ -3009,7 +3152,7 @@
           <w:left w:w="10" w:type="dxa"/>
           <w:right w:w="10" w:type="dxa"/>
         </w:tblCellMar>
-        <w:tblLook w:val="04A0" w:firstRow="1" w:lastRow="0" w:firstColumn="1" w:lastColumn="0" w:noHBand="0" w:noVBand="1"/>
+        <w:tblLook w:val="0000" w:firstRow="0" w:lastRow="0" w:firstColumn="0" w:lastColumn="0" w:noHBand="0" w:noVBand="0"/>
       </w:tblPr>
       <w:tblGrid>
         <w:gridCol w:w="3075"/>
@@ -6404,7 +6547,7 @@
       <w:pPr>
         <w:pStyle w:val="Ttulo1"/>
       </w:pPr>
-      <w:bookmarkStart w:id="2" w:name="_Toc243091685"/>
+      <w:bookmarkStart w:id="2" w:name="_Toc243093498"/>
       <w:r>
         <w:lastRenderedPageBreak/>
         <w:t>3. Estrategias y acciones por interesado</w:t>
@@ -6453,7 +6596,7 @@
           <w:left w:w="10" w:type="dxa"/>
           <w:right w:w="10" w:type="dxa"/>
         </w:tblCellMar>
-        <w:tblLook w:val="04A0" w:firstRow="1" w:lastRow="0" w:firstColumn="1" w:lastColumn="0" w:noHBand="0" w:noVBand="1"/>
+        <w:tblLook w:val="0000" w:firstRow="0" w:lastRow="0" w:firstColumn="0" w:lastColumn="0" w:noHBand="0" w:noVBand="0"/>
       </w:tblPr>
       <w:tblGrid>
         <w:gridCol w:w="1933"/>
@@ -9031,7 +9174,7 @@
       <w:pPr>
         <w:pStyle w:val="Ttulo1"/>
       </w:pPr>
-      <w:bookmarkStart w:id="3" w:name="_Toc243091686"/>
+      <w:bookmarkStart w:id="3" w:name="_Toc243093499"/>
       <w:r>
         <w:t>4. Expectativas que hay que gestionar</w:t>
       </w:r>
@@ -9079,7 +9222,7 @@
           <w:left w:w="10" w:type="dxa"/>
           <w:right w:w="10" w:type="dxa"/>
         </w:tblCellMar>
-        <w:tblLook w:val="04A0" w:firstRow="1" w:lastRow="0" w:firstColumn="1" w:lastColumn="0" w:noHBand="0" w:noVBand="1"/>
+        <w:tblLook w:val="0000" w:firstRow="0" w:lastRow="0" w:firstColumn="0" w:lastColumn="0" w:noHBand="0" w:noVBand="0"/>
       </w:tblPr>
       <w:tblGrid>
         <w:gridCol w:w="2284"/>
@@ -10100,7 +10243,7 @@
       <w:pPr>
         <w:pStyle w:val="Ttulo1"/>
       </w:pPr>
-      <w:bookmarkStart w:id="4" w:name="_Toc243091687"/>
+      <w:bookmarkStart w:id="4" w:name="_Toc243093500"/>
       <w:r>
         <w:t>5. Reglas para mantener el plan</w:t>
       </w:r>
@@ -10510,7 +10653,7 @@
         <w:szCs w:val="16"/>
       </w:rPr>
       <w:tab/>
-      <w:t>INT-02  ·  v1.0</w:t>
+      <w:t>INT-02  ·  v1.1</w:t>
     </w:r>
   </w:p>
 </w:hdr>
@@ -10544,7 +10687,7 @@
         <w:szCs w:val="16"/>
       </w:rPr>
       <w:tab/>
-      <w:t>INT-02  ·  v1.0</w:t>
+      <w:t>INT-02  ·  v1.1</w:t>
     </w:r>
   </w:p>
 </w:hdr>
@@ -10553,10 +10696,64 @@
 <file path=word/numbering.xml><?xml version="1.0" encoding="utf-8"?>
 <w:numbering xmlns:wpc="http://schemas.microsoft.com/office/word/2010/wordprocessingCanvas" xmlns:cx="http://schemas.microsoft.com/office/drawing/2014/chartex" xmlns:cx1="http://schemas.microsoft.com/office/drawing/2015/9/8/chartex" xmlns:cx2="http://schemas.microsoft.com/office/drawing/2015/10/21/chartex" xmlns:cx3="http://schemas.microsoft.com/office/drawing/2016/5/9/chartex" xmlns:cx4="http://schemas.microsoft.com/office/drawing/2016/5/10/chartex" xmlns:cx5="http://schemas.microsoft.com/office/drawing/2016/5/11/chartex" xmlns:cx6="http://schemas.microsoft.com/office/drawing/2016/5/12/chartex" xmlns:cx7="http://schemas.microsoft.com/office/drawing/2016/5/13/chartex" xmlns:cx8="http://schemas.microsoft.com/office/drawing/2016/5/14/chartex" xmlns:mc="http://schemas.openxmlformats.org/markup-compatibility/2006" xmlns:aink="http://schemas.microsoft.com/office/drawing/2016/ink" xmlns:am3d="http://schemas.microsoft.com/office/drawing/2017/model3d" xmlns:o="urn:schemas-microsoft-com:office:office" xmlns:oel="http://schemas.microsoft.com/office/2019/extlst" xmlns:r="http://schemas.openxmlformats.org/officeDocument/2006/relationships" xmlns:m="http://schemas.openxmlformats.org/officeDocument/2006/math" xmlns:v="urn:schemas-microsoft-com:vml" xmlns:wp14="http://schemas.microsoft.com/office/word/2010/wordprocessingDrawing" xmlns:wp="http://schemas.openxmlformats.org/drawingml/2006/wordprocessingDrawing" xmlns:w10="urn:schemas-microsoft-com:office:word" xmlns:w="http://schemas.openxmlformats.org/wordprocessingml/2006/main" xmlns:w14="http://schemas.microsoft.com/office/word/2010/wordml" xmlns:w15="http://schemas.microsoft.com/office/word/2012/wordml" xmlns:w16cex="http://schemas.microsoft.com/office/word/2018/wordml/cex" xmlns:w16cid="http://schemas.microsoft.com/office/word/2016/wordml/cid" xmlns:w16="http://schemas.microsoft.com/office/word/2018/wordml" xmlns:w16du="http://schemas.microsoft.com/office/word/2023/wordml/word16du" xmlns:w16sdtdh="http://schemas.microsoft.com/office/word/2020/wordml/sdtdatahash" xmlns:w16sdtfl="http://schemas.microsoft.com/office/word/2024/wordml/sdtformatlock" xmlns:w16se="http://schemas.microsoft.com/office/word/2015/wordml/symex" xmlns:wpg="http://schemas.microsoft.com/office/word/2010/wordprocessingGroup" xmlns:wpi="http://schemas.microsoft.com/office/word/2010/wordprocessingInk" xmlns:wne="http://schemas.microsoft.com/office/word/2006/wordml" xmlns:wps="http://schemas.microsoft.com/office/word/2010/wordprocessingShape" mc:Ignorable="w14 w15 w16se w16cid w16 w16cex w16sdtdh w16sdtfl w16du wp14">
   <w:abstractNum w:abstractNumId="0" w15:restartNumberingAfterBreak="0">
-    <w:nsid w:val="078414E3"/>
+    <w:nsid w:val="40623367"/>
     <w:multiLevelType w:val="hybridMultilevel"/>
-    <w:tmpl w:val="0D167CA6"/>
-    <w:lvl w:ilvl="0" w:tplc="535C64A6">
+    <w:tmpl w:val="6A968298"/>
+    <w:lvl w:ilvl="0" w:tplc="A754D982">
+      <w:start w:val="1"/>
+      <w:numFmt w:val="decimal"/>
+      <w:lvlText w:val="%1."/>
+      <w:lvlJc w:val="left"/>
+      <w:pPr>
+        <w:ind w:left="560" w:hanging="340"/>
+      </w:pPr>
+    </w:lvl>
+    <w:lvl w:ilvl="1" w:tplc="EB444BBC">
+      <w:numFmt w:val="decimal"/>
+      <w:lvlText w:val=""/>
+      <w:lvlJc w:val="left"/>
+    </w:lvl>
+    <w:lvl w:ilvl="2" w:tplc="ED662B1E">
+      <w:numFmt w:val="decimal"/>
+      <w:lvlText w:val=""/>
+      <w:lvlJc w:val="left"/>
+    </w:lvl>
+    <w:lvl w:ilvl="3" w:tplc="A66CFB1E">
+      <w:numFmt w:val="decimal"/>
+      <w:lvlText w:val=""/>
+      <w:lvlJc w:val="left"/>
+    </w:lvl>
+    <w:lvl w:ilvl="4" w:tplc="6A0E0CD0">
+      <w:numFmt w:val="decimal"/>
+      <w:lvlText w:val=""/>
+      <w:lvlJc w:val="left"/>
+    </w:lvl>
+    <w:lvl w:ilvl="5" w:tplc="F0EA09EA">
+      <w:numFmt w:val="decimal"/>
+      <w:lvlText w:val=""/>
+      <w:lvlJc w:val="left"/>
+    </w:lvl>
+    <w:lvl w:ilvl="6" w:tplc="BE7068BE">
+      <w:numFmt w:val="decimal"/>
+      <w:lvlText w:val=""/>
+      <w:lvlJc w:val="left"/>
+    </w:lvl>
+    <w:lvl w:ilvl="7" w:tplc="C406CCDA">
+      <w:numFmt w:val="decimal"/>
+      <w:lvlText w:val=""/>
+      <w:lvlJc w:val="left"/>
+    </w:lvl>
+    <w:lvl w:ilvl="8" w:tplc="50D0A0C0">
+      <w:numFmt w:val="decimal"/>
+      <w:lvlText w:val=""/>
+      <w:lvlJc w:val="left"/>
+    </w:lvl>
+  </w:abstractNum>
+  <w:abstractNum w:abstractNumId="1" w15:restartNumberingAfterBreak="0">
+    <w:nsid w:val="434A2607"/>
+    <w:multiLevelType w:val="hybridMultilevel"/>
+    <w:tmpl w:val="4DC03C62"/>
+    <w:lvl w:ilvl="0" w:tplc="0F6E61C4">
       <w:start w:val="1"/>
       <w:numFmt w:val="bullet"/>
       <w:lvlText w:val="●"/>
@@ -10565,7 +10762,7 @@
         <w:ind w:left="720" w:hanging="360"/>
       </w:pPr>
     </w:lvl>
-    <w:lvl w:ilvl="1" w:tplc="D42AD19C">
+    <w:lvl w:ilvl="1" w:tplc="00D43AFE">
       <w:start w:val="1"/>
       <w:numFmt w:val="bullet"/>
       <w:lvlText w:val="○"/>
@@ -10574,7 +10771,7 @@
         <w:ind w:left="1440" w:hanging="360"/>
       </w:pPr>
     </w:lvl>
-    <w:lvl w:ilvl="2" w:tplc="D812DD78">
+    <w:lvl w:ilvl="2" w:tplc="91D2881A">
       <w:start w:val="1"/>
       <w:numFmt w:val="bullet"/>
       <w:lvlText w:val="■"/>
@@ -10583,7 +10780,7 @@
         <w:ind w:left="2160" w:hanging="360"/>
       </w:pPr>
     </w:lvl>
-    <w:lvl w:ilvl="3" w:tplc="CC6A9062">
+    <w:lvl w:ilvl="3" w:tplc="D2D246B6">
       <w:start w:val="1"/>
       <w:numFmt w:val="bullet"/>
       <w:lvlText w:val="●"/>
@@ -10592,7 +10789,7 @@
         <w:ind w:left="2880" w:hanging="360"/>
       </w:pPr>
     </w:lvl>
-    <w:lvl w:ilvl="4" w:tplc="8CF8A644">
+    <w:lvl w:ilvl="4" w:tplc="3AE25B88">
       <w:start w:val="1"/>
       <w:numFmt w:val="bullet"/>
       <w:lvlText w:val="○"/>
@@ -10601,7 +10798,7 @@
         <w:ind w:left="3600" w:hanging="360"/>
       </w:pPr>
     </w:lvl>
-    <w:lvl w:ilvl="5" w:tplc="26A62E50">
+    <w:lvl w:ilvl="5" w:tplc="FDB005E0">
       <w:start w:val="1"/>
       <w:numFmt w:val="bullet"/>
       <w:lvlText w:val="■"/>
@@ -10610,7 +10807,7 @@
         <w:ind w:left="4320" w:hanging="360"/>
       </w:pPr>
     </w:lvl>
-    <w:lvl w:ilvl="6" w:tplc="3F34F80E">
+    <w:lvl w:ilvl="6" w:tplc="C46CF330">
       <w:start w:val="1"/>
       <w:numFmt w:val="bullet"/>
       <w:lvlText w:val="●"/>
@@ -10619,7 +10816,7 @@
         <w:ind w:left="5040" w:hanging="360"/>
       </w:pPr>
     </w:lvl>
-    <w:lvl w:ilvl="7" w:tplc="F8F2F036">
+    <w:lvl w:ilvl="7" w:tplc="3DD691FC">
       <w:start w:val="1"/>
       <w:numFmt w:val="bullet"/>
       <w:lvlText w:val="●"/>
@@ -10628,7 +10825,7 @@
         <w:ind w:left="5760" w:hanging="360"/>
       </w:pPr>
     </w:lvl>
-    <w:lvl w:ilvl="8" w:tplc="EECE10B4">
+    <w:lvl w:ilvl="8" w:tplc="F6222B3C">
       <w:start w:val="1"/>
       <w:numFmt w:val="bullet"/>
       <w:lvlText w:val="●"/>
@@ -10638,11 +10835,11 @@
       </w:pPr>
     </w:lvl>
   </w:abstractNum>
-  <w:abstractNum w:abstractNumId="1" w15:restartNumberingAfterBreak="0">
-    <w:nsid w:val="3C996E65"/>
+  <w:abstractNum w:abstractNumId="2" w15:restartNumberingAfterBreak="0">
+    <w:nsid w:val="523A510A"/>
     <w:multiLevelType w:val="hybridMultilevel"/>
-    <w:tmpl w:val="B78ADBBA"/>
-    <w:lvl w:ilvl="0" w:tplc="EABAA1DE">
+    <w:tmpl w:val="6F3E21C6"/>
+    <w:lvl w:ilvl="0" w:tplc="1D9418F4">
       <w:start w:val="1"/>
       <w:numFmt w:val="bullet"/>
       <w:lvlText w:val="•"/>
@@ -10651,109 +10848,55 @@
         <w:ind w:left="560" w:hanging="280"/>
       </w:pPr>
     </w:lvl>
-    <w:lvl w:ilvl="1" w:tplc="74C4ECAC">
+    <w:lvl w:ilvl="1" w:tplc="9F8A0D88">
       <w:numFmt w:val="decimal"/>
       <w:lvlText w:val=""/>
       <w:lvlJc w:val="left"/>
     </w:lvl>
-    <w:lvl w:ilvl="2" w:tplc="31D05C0C">
+    <w:lvl w:ilvl="2" w:tplc="73AAA7E6">
       <w:numFmt w:val="decimal"/>
       <w:lvlText w:val=""/>
       <w:lvlJc w:val="left"/>
     </w:lvl>
-    <w:lvl w:ilvl="3" w:tplc="9A680FC6">
+    <w:lvl w:ilvl="3" w:tplc="B150E392">
       <w:numFmt w:val="decimal"/>
       <w:lvlText w:val=""/>
       <w:lvlJc w:val="left"/>
     </w:lvl>
-    <w:lvl w:ilvl="4" w:tplc="7568735C">
+    <w:lvl w:ilvl="4" w:tplc="E6E0CC8E">
       <w:numFmt w:val="decimal"/>
       <w:lvlText w:val=""/>
       <w:lvlJc w:val="left"/>
     </w:lvl>
-    <w:lvl w:ilvl="5" w:tplc="2DE8A0E2">
+    <w:lvl w:ilvl="5" w:tplc="F61C590E">
       <w:numFmt w:val="decimal"/>
       <w:lvlText w:val=""/>
       <w:lvlJc w:val="left"/>
     </w:lvl>
-    <w:lvl w:ilvl="6" w:tplc="65F25A9A">
+    <w:lvl w:ilvl="6" w:tplc="06DED086">
       <w:numFmt w:val="decimal"/>
       <w:lvlText w:val=""/>
       <w:lvlJc w:val="left"/>
     </w:lvl>
-    <w:lvl w:ilvl="7" w:tplc="35FA3C56">
+    <w:lvl w:ilvl="7" w:tplc="5AFC1046">
       <w:numFmt w:val="decimal"/>
       <w:lvlText w:val=""/>
       <w:lvlJc w:val="left"/>
     </w:lvl>
-    <w:lvl w:ilvl="8" w:tplc="2FA65974">
+    <w:lvl w:ilvl="8" w:tplc="AB1E3604">
       <w:numFmt w:val="decimal"/>
       <w:lvlText w:val=""/>
       <w:lvlJc w:val="left"/>
     </w:lvl>
   </w:abstractNum>
-  <w:abstractNum w:abstractNumId="2" w15:restartNumberingAfterBreak="0">
-    <w:nsid w:val="62035F0B"/>
-    <w:multiLevelType w:val="hybridMultilevel"/>
-    <w:tmpl w:val="FFB45D30"/>
-    <w:lvl w:ilvl="0" w:tplc="7402F394">
-      <w:start w:val="1"/>
-      <w:numFmt w:val="decimal"/>
-      <w:lvlText w:val="%1."/>
-      <w:lvlJc w:val="left"/>
-      <w:pPr>
-        <w:ind w:left="560" w:hanging="340"/>
-      </w:pPr>
-    </w:lvl>
-    <w:lvl w:ilvl="1" w:tplc="0636C8D0">
-      <w:numFmt w:val="decimal"/>
-      <w:lvlText w:val=""/>
-      <w:lvlJc w:val="left"/>
-    </w:lvl>
-    <w:lvl w:ilvl="2" w:tplc="6CC05F22">
-      <w:numFmt w:val="decimal"/>
-      <w:lvlText w:val=""/>
-      <w:lvlJc w:val="left"/>
-    </w:lvl>
-    <w:lvl w:ilvl="3" w:tplc="162603AE">
-      <w:numFmt w:val="decimal"/>
-      <w:lvlText w:val=""/>
-      <w:lvlJc w:val="left"/>
-    </w:lvl>
-    <w:lvl w:ilvl="4" w:tplc="618E161C">
-      <w:numFmt w:val="decimal"/>
-      <w:lvlText w:val=""/>
-      <w:lvlJc w:val="left"/>
-    </w:lvl>
-    <w:lvl w:ilvl="5" w:tplc="9610728E">
-      <w:numFmt w:val="decimal"/>
-      <w:lvlText w:val=""/>
-      <w:lvlJc w:val="left"/>
-    </w:lvl>
-    <w:lvl w:ilvl="6" w:tplc="1438025E">
-      <w:numFmt w:val="decimal"/>
-      <w:lvlText w:val=""/>
-      <w:lvlJc w:val="left"/>
-    </w:lvl>
-    <w:lvl w:ilvl="7" w:tplc="19ECE5BA">
-      <w:numFmt w:val="decimal"/>
-      <w:lvlText w:val=""/>
-      <w:lvlJc w:val="left"/>
-    </w:lvl>
-    <w:lvl w:ilvl="8" w:tplc="BE7C2216">
-      <w:numFmt w:val="decimal"/>
-      <w:lvlText w:val=""/>
-      <w:lvlJc w:val="left"/>
-    </w:lvl>
-  </w:abstractNum>
-  <w:num w:numId="1" w16cid:durableId="1351420167">
-    <w:abstractNumId w:val="0"/>
+  <w:num w:numId="1" w16cid:durableId="121848704">
+    <w:abstractNumId w:val="1"/>
     <w:lvlOverride w:ilvl="0">
       <w:startOverride w:val="1"/>
     </w:lvlOverride>
   </w:num>
-  <w:num w:numId="2" w16cid:durableId="1827280220">
-    <w:abstractNumId w:val="1"/>
+  <w:num w:numId="2" w16cid:durableId="796414024">
+    <w:abstractNumId w:val="2"/>
     <w:lvlOverride w:ilvl="0">
       <w:startOverride w:val="1"/>
     </w:lvlOverride>
@@ -11346,7 +11489,7 @@
     <w:autoRedefine/>
     <w:uiPriority w:val="39"/>
     <w:unhideWhenUsed/>
-    <w:rsid w:val="00894DEF"/>
+    <w:rsid w:val="00DB5ED9"/>
     <w:pPr>
       <w:spacing w:after="100"/>
     </w:pPr>
